--- a/資料庫設計文件.docx
+++ b/資料庫設計文件.docx
@@ -153,7 +153,7 @@
       </w:pPr>
       <w:r>
         <w:rPr>
-          <w:rFonts w:eastAsia="Arial" w:cs="Arial" w:ascii="Arial" w:hAnsi="Arial"/>
+          <w:rFonts w:eastAsia="Arial" w:cs="Arial"/>
           <w:b/>
           <w:bCs/>
           <w:color w:val="1E293B"/>
@@ -303,8 +303,8 @@
         </w:tblCellMar>
       </w:tblPr>
       <w:tblGrid>
-        <w:gridCol w:w="2999"/>
-        <w:gridCol w:w="7080"/>
+        <w:gridCol w:w="2998"/>
+        <w:gridCol w:w="7081"/>
       </w:tblGrid>
       <w:tr>
         <w:trPr>
@@ -312,7 +312,7 @@
         </w:trPr>
         <w:tc>
           <w:tcPr>
-            <w:tcW w:w="2999" w:type="dxa"/>
+            <w:tcW w:w="2998" w:type="dxa"/>
             <w:tcBorders>
               <w:top w:val="single" w:sz="2" w:space="0" w:color="B0BEC5"/>
               <w:left w:val="single" w:sz="2" w:space="0" w:color="B0BEC5"/>
@@ -342,7 +342,7 @@
         </w:tc>
         <w:tc>
           <w:tcPr>
-            <w:tcW w:w="7080" w:type="dxa"/>
+            <w:tcW w:w="7081" w:type="dxa"/>
             <w:tcBorders>
               <w:top w:val="single" w:sz="2" w:space="0" w:color="B0BEC5"/>
               <w:left w:val="single" w:sz="2" w:space="0" w:color="B0BEC5"/>
@@ -375,7 +375,7 @@
         <w:trPr/>
         <w:tc>
           <w:tcPr>
-            <w:tcW w:w="2999" w:type="dxa"/>
+            <w:tcW w:w="2998" w:type="dxa"/>
             <w:tcBorders>
               <w:top w:val="single" w:sz="2" w:space="0" w:color="D1D5DB"/>
               <w:left w:val="single" w:sz="2" w:space="0" w:color="D1D5DB"/>
@@ -406,7 +406,7 @@
         </w:tc>
         <w:tc>
           <w:tcPr>
-            <w:tcW w:w="7080" w:type="dxa"/>
+            <w:tcW w:w="7081" w:type="dxa"/>
             <w:tcBorders>
               <w:top w:val="single" w:sz="2" w:space="0" w:color="D1D5DB"/>
               <w:left w:val="single" w:sz="2" w:space="0" w:color="D1D5DB"/>
@@ -440,7 +440,7 @@
         <w:trPr/>
         <w:tc>
           <w:tcPr>
-            <w:tcW w:w="2999" w:type="dxa"/>
+            <w:tcW w:w="2998" w:type="dxa"/>
             <w:tcBorders>
               <w:top w:val="single" w:sz="2" w:space="0" w:color="D1D5DB"/>
               <w:left w:val="single" w:sz="2" w:space="0" w:color="D1D5DB"/>
@@ -471,7 +471,7 @@
         </w:tc>
         <w:tc>
           <w:tcPr>
-            <w:tcW w:w="7080" w:type="dxa"/>
+            <w:tcW w:w="7081" w:type="dxa"/>
             <w:tcBorders>
               <w:top w:val="single" w:sz="2" w:space="0" w:color="D1D5DB"/>
               <w:left w:val="single" w:sz="2" w:space="0" w:color="D1D5DB"/>
@@ -505,7 +505,7 @@
         <w:trPr/>
         <w:tc>
           <w:tcPr>
-            <w:tcW w:w="2999" w:type="dxa"/>
+            <w:tcW w:w="2998" w:type="dxa"/>
             <w:tcBorders>
               <w:top w:val="single" w:sz="2" w:space="0" w:color="D1D5DB"/>
               <w:left w:val="single" w:sz="2" w:space="0" w:color="D1D5DB"/>
@@ -536,7 +536,7 @@
         </w:tc>
         <w:tc>
           <w:tcPr>
-            <w:tcW w:w="7080" w:type="dxa"/>
+            <w:tcW w:w="7081" w:type="dxa"/>
             <w:tcBorders>
               <w:top w:val="single" w:sz="2" w:space="0" w:color="D1D5DB"/>
               <w:left w:val="single" w:sz="2" w:space="0" w:color="D1D5DB"/>
@@ -570,7 +570,7 @@
         <w:trPr/>
         <w:tc>
           <w:tcPr>
-            <w:tcW w:w="2999" w:type="dxa"/>
+            <w:tcW w:w="2998" w:type="dxa"/>
             <w:tcBorders>
               <w:top w:val="single" w:sz="2" w:space="0" w:color="D1D5DB"/>
               <w:left w:val="single" w:sz="2" w:space="0" w:color="D1D5DB"/>
@@ -601,7 +601,7 @@
         </w:tc>
         <w:tc>
           <w:tcPr>
-            <w:tcW w:w="7080" w:type="dxa"/>
+            <w:tcW w:w="7081" w:type="dxa"/>
             <w:tcBorders>
               <w:top w:val="single" w:sz="2" w:space="0" w:color="D1D5DB"/>
               <w:left w:val="single" w:sz="2" w:space="0" w:color="D1D5DB"/>
@@ -635,7 +635,7 @@
         <w:trPr/>
         <w:tc>
           <w:tcPr>
-            <w:tcW w:w="2999" w:type="dxa"/>
+            <w:tcW w:w="2998" w:type="dxa"/>
             <w:tcBorders>
               <w:top w:val="single" w:sz="2" w:space="0" w:color="D1D5DB"/>
               <w:left w:val="single" w:sz="2" w:space="0" w:color="D1D5DB"/>
@@ -666,7 +666,7 @@
         </w:tc>
         <w:tc>
           <w:tcPr>
-            <w:tcW w:w="7080" w:type="dxa"/>
+            <w:tcW w:w="7081" w:type="dxa"/>
             <w:tcBorders>
               <w:top w:val="single" w:sz="2" w:space="0" w:color="D1D5DB"/>
               <w:left w:val="single" w:sz="2" w:space="0" w:color="D1D5DB"/>
@@ -737,7 +737,7 @@
       </w:pPr>
       <w:r>
         <w:rPr>
-          <w:rFonts w:eastAsia="Arial" w:cs="Arial" w:ascii="Arial" w:hAnsi="Arial"/>
+          <w:rFonts w:eastAsia="Arial" w:cs="Arial"/>
           <w:b/>
           <w:bCs/>
           <w:color w:val="1E293B"/>
@@ -755,7 +755,7 @@
           <w:sz w:val="32"/>
           <w:szCs w:val="32"/>
         </w:rPr>
-        <w:t>圖（文字描述）</w:t>
+        <w:t>圖</w:t>
       </w:r>
     </w:p>
     <w:p>
@@ -763,7 +763,12 @@
         <w:pStyle w:val="Normal"/>
         <w:spacing w:before="40" w:after="40"/>
         <w:ind w:left="720"/>
-        <w:rPr/>
+        <w:rPr>
+          <w:rFonts w:ascii="Courier New" w:hAnsi="Courier New" w:eastAsia="Courier New" w:cs="Courier New"/>
+          <w:color w:val="2D6A4F"/>
+          <w:sz w:val="18"/>
+          <w:szCs w:val="18"/>
+        </w:rPr>
       </w:pPr>
       <w:r>
         <w:rPr>
@@ -798,7 +803,12 @@
         <w:pStyle w:val="Normal"/>
         <w:spacing w:before="40" w:after="40"/>
         <w:ind w:left="720"/>
-        <w:rPr/>
+        <w:rPr>
+          <w:rFonts w:ascii="Courier New" w:hAnsi="Courier New" w:eastAsia="Courier New" w:cs="Courier New"/>
+          <w:color w:val="2D6A4F"/>
+          <w:sz w:val="18"/>
+          <w:szCs w:val="18"/>
+        </w:rPr>
       </w:pPr>
       <w:r>
         <w:rPr>
@@ -830,25 +840,12 @@
     </w:p>
     <w:p>
       <w:pPr>
-        <w:pStyle w:val="Normal"/>
-        <w:spacing w:before="80" w:after="0"/>
-        <w:rPr/>
-      </w:pPr>
-      <w:r>
-        <w:rPr/>
-      </w:r>
-    </w:p>
-    <w:p>
-      <w:pPr>
         <w:pStyle w:val="ListParagraph"/>
         <w:numPr>
           <w:ilvl w:val="0"/>
-          <w:numId w:val="3"/>
+          <w:numId w:val="32"/>
         </w:numPr>
         <w:spacing w:before="40" w:after="40"/>
-        <w:rPr/>
-      </w:pPr>
-      <w:r>
         <w:rPr>
           <w:rFonts w:eastAsia="Arial" w:cs="Arial"/>
           <w:b w:val="false"/>
@@ -857,7 +854,50 @@
           <w:sz w:val="22"/>
           <w:szCs w:val="22"/>
         </w:rPr>
+      </w:pPr>
+      <w:r>
+        <w:rPr>
+          <w:rFonts w:cs="Arial"/>
+          <w:b w:val="false"/>
+          <w:bCs w:val="false"/>
+          <w:color w:val="1E293B"/>
+          <w:sz w:val="22"/>
+          <w:szCs w:val="22"/>
+        </w:rPr>
+        <w:t>主要表格為訂單與商品</w:t>
+      </w:r>
+    </w:p>
+    <w:p>
+      <w:pPr>
+        <w:pStyle w:val="ListParagraph"/>
+        <w:numPr>
+          <w:ilvl w:val="0"/>
+          <w:numId w:val="33"/>
+        </w:numPr>
+        <w:spacing w:before="40" w:after="40"/>
+        <w:rPr/>
+      </w:pPr>
+      <w:r>
+        <w:rPr>
+          <w:rFonts w:eastAsia="Arial" w:cs="Arial"/>
+          <w:b w:val="false"/>
+          <w:bCs w:val="false"/>
+          <w:color w:val="1E293B"/>
+          <w:sz w:val="22"/>
+          <w:szCs w:val="22"/>
+        </w:rPr>
         <w:t xml:space="preserve">products </w:t>
+      </w:r>
+      <w:r>
+        <w:rPr>
+          <w:rFonts w:cs="Arial"/>
+          <w:b w:val="false"/>
+          <w:bCs w:val="false"/>
+          <w:color w:val="1E293B"/>
+          <w:sz w:val="22"/>
+          <w:szCs w:val="22"/>
+        </w:rPr>
+        <w:t>作為</w:t>
       </w:r>
       <w:r>
         <w:rPr>
@@ -868,7 +908,62 @@
           <w:sz w:val="22"/>
           <w:szCs w:val="22"/>
         </w:rPr>
-        <w:t xml:space="preserve">是商品主表，訂單的 </w:t>
+        <w:t>商品主表，記錄了單一商品</w:t>
+      </w:r>
+      <w:r>
+        <w:rPr>
+          <w:rFonts w:cs="Arial"/>
+          <w:b w:val="false"/>
+          <w:bCs w:val="false"/>
+          <w:color w:val="1E293B"/>
+          <w:sz w:val="22"/>
+          <w:szCs w:val="22"/>
+        </w:rPr>
+        <w:t>/</w:t>
+      </w:r>
+      <w:r>
+        <w:rPr>
+          <w:rFonts w:ascii="Arial" w:hAnsi="Arial" w:cs="Arial"/>
+          <w:b w:val="false"/>
+          <w:bCs w:val="false"/>
+          <w:color w:val="1E293B"/>
+          <w:sz w:val="22"/>
+          <w:szCs w:val="22"/>
+        </w:rPr>
+        <w:t>品項以及其餘屬性</w:t>
+      </w:r>
+    </w:p>
+    <w:p>
+      <w:pPr>
+        <w:pStyle w:val="ListParagraph"/>
+        <w:numPr>
+          <w:ilvl w:val="0"/>
+          <w:numId w:val="34"/>
+        </w:numPr>
+        <w:spacing w:before="40" w:after="40"/>
+        <w:rPr/>
+      </w:pPr>
+      <w:r>
+        <w:rPr>
+          <w:rFonts w:cs="Arial"/>
+          <w:b w:val="false"/>
+          <w:bCs w:val="false"/>
+          <w:color w:val="1E293B"/>
+          <w:sz w:val="22"/>
+          <w:szCs w:val="22"/>
+        </w:rPr>
+        <w:t>orders</w:t>
+      </w:r>
+      <w:r>
+        <w:rPr>
+          <w:rFonts w:ascii="Arial" w:hAnsi="Arial" w:cs="Arial"/>
+          <w:b w:val="false"/>
+          <w:bCs w:val="false"/>
+          <w:color w:val="1E293B"/>
+          <w:sz w:val="22"/>
+          <w:szCs w:val="22"/>
+        </w:rPr>
+        <w:t xml:space="preserve">中的 </w:t>
       </w:r>
       <w:r>
         <w:rPr>
@@ -912,7 +1007,7 @@
           <w:sz w:val="22"/>
           <w:szCs w:val="22"/>
         </w:rPr>
-        <w:t>記錄了商品快照</w:t>
+        <w:t>記錄了商品在訂單成立時當下的快照</w:t>
       </w:r>
     </w:p>
     <w:p>
@@ -920,7 +1015,48 @@
         <w:pStyle w:val="ListParagraph"/>
         <w:numPr>
           <w:ilvl w:val="0"/>
-          <w:numId w:val="1"/>
+          <w:numId w:val="35"/>
+        </w:numPr>
+        <w:spacing w:before="40" w:after="40"/>
+        <w:rPr/>
+      </w:pPr>
+      <w:r>
+        <w:rPr>
+          <w:rFonts w:eastAsia="Arial"/>
+        </w:rPr>
+        <w:t xml:space="preserve">orders </w:t>
+      </w:r>
+      <w:r>
+        <w:rPr/>
+        <w:t xml:space="preserve">保存訂單主體，購買明細以 </w:t>
+      </w:r>
+      <w:r>
+        <w:rPr>
+          <w:rFonts w:eastAsia="Arial"/>
+        </w:rPr>
+        <w:t xml:space="preserve">JSONB </w:t>
+      </w:r>
+      <w:r>
+        <w:rPr/>
+        <w:t xml:space="preserve">格式儲存在 </w:t>
+      </w:r>
+      <w:r>
+        <w:rPr>
+          <w:rFonts w:eastAsia="Arial"/>
+        </w:rPr>
+        <w:t xml:space="preserve">items </w:t>
+      </w:r>
+      <w:r>
+        <w:rPr/>
+        <w:t>欄位中</w:t>
+      </w:r>
+    </w:p>
+    <w:p>
+      <w:pPr>
+        <w:pStyle w:val="ListParagraph"/>
+        <w:numPr>
+          <w:ilvl w:val="0"/>
+          <w:numId w:val="36"/>
         </w:numPr>
         <w:spacing w:before="40" w:after="40"/>
         <w:rPr/>
@@ -972,26 +1108,75 @@
     </w:p>
     <w:p>
       <w:pPr>
+        <w:pStyle w:val="Normal"/>
+        <w:spacing w:before="40" w:after="40"/>
+        <w:ind w:left="720"/>
+        <w:rPr>
+          <w:rFonts w:ascii="Courier New" w:hAnsi="Courier New" w:eastAsia="Courier New" w:cs="Courier New"/>
+          <w:color w:val="2D6A4F"/>
+          <w:sz w:val="18"/>
+          <w:szCs w:val="18"/>
+        </w:rPr>
+      </w:pPr>
+      <w:r>
+        <w:rPr>
+          <w:rFonts w:eastAsia="Courier New" w:cs="Courier New" w:ascii="Courier New" w:hAnsi="Courier New"/>
+          <w:color w:val="2D6A4F"/>
+          <w:sz w:val="18"/>
+          <w:szCs w:val="18"/>
+        </w:rPr>
+        <w:drawing>
+          <wp:anchor behindDoc="0" distT="0" distB="0" distL="0" distR="0" simplePos="0" locked="0" layoutInCell="0" allowOverlap="1" relativeHeight="2">
+            <wp:simplePos x="0" y="0"/>
+            <wp:positionH relativeFrom="column">
+              <wp:align>center</wp:align>
+            </wp:positionH>
+            <wp:positionV relativeFrom="paragraph">
+              <wp:posOffset>635</wp:posOffset>
+            </wp:positionV>
+            <wp:extent cx="4122420" cy="4922520"/>
+            <wp:effectExtent l="0" t="0" r="0" b="0"/>
+            <wp:wrapSquare wrapText="largest"/>
+            <wp:docPr id="1" name="Image1" descr=""/>
+            <wp:cNvGraphicFramePr>
+              <a:graphicFrameLocks xmlns:a="http://schemas.openxmlformats.org/drawingml/2006/main" noChangeAspect="1"/>
+            </wp:cNvGraphicFramePr>
+            <a:graphic xmlns:a="http://schemas.openxmlformats.org/drawingml/2006/main">
+              <a:graphicData uri="http://schemas.openxmlformats.org/drawingml/2006/picture">
+                <pic:pic xmlns:pic="http://schemas.openxmlformats.org/drawingml/2006/picture">
+                  <pic:nvPicPr>
+                    <pic:cNvPr id="1" name="Image1" descr=""/>
+                    <pic:cNvPicPr>
+                      <a:picLocks noChangeAspect="1" noChangeArrowheads="1"/>
+                    </pic:cNvPicPr>
+                  </pic:nvPicPr>
+                  <pic:blipFill>
+                    <a:blip r:embed="rId3"/>
+                    <a:stretch>
+                      <a:fillRect/>
+                    </a:stretch>
+                  </pic:blipFill>
+                  <pic:spPr bwMode="auto">
+                    <a:xfrm>
+                      <a:off x="0" y="0"/>
+                      <a:ext cx="4122420" cy="4922520"/>
+                    </a:xfrm>
+                    <a:prstGeom prst="rect">
+                      <a:avLst/>
+                    </a:prstGeom>
+                    <a:noFill/>
+                  </pic:spPr>
+                </pic:pic>
+              </a:graphicData>
+            </a:graphic>
+          </wp:anchor>
+        </w:drawing>
+      </w:r>
+    </w:p>
+    <w:p>
+      <w:pPr>
         <w:pStyle w:val="ListParagraph"/>
-        <w:numPr>
-          <w:ilvl w:val="0"/>
-          <w:numId w:val="1"/>
-        </w:numPr>
         <w:spacing w:before="40" w:after="40"/>
-        <w:rPr/>
-      </w:pPr>
-      <w:r>
-        <w:rPr>
-          <w:rFonts w:eastAsia="Arial" w:cs="Arial"/>
-          <w:b w:val="false"/>
-          <w:bCs w:val="false"/>
-          <w:color w:val="1E293B"/>
-          <w:sz w:val="22"/>
-          <w:szCs w:val="22"/>
-        </w:rPr>
-        <w:t xml:space="preserve">orders </w:t>
-      </w:r>
-      <w:r>
         <w:rPr>
           <w:rFonts w:ascii="Arial" w:hAnsi="Arial" w:cs="Arial"/>
           <w:b w:val="false"/>
@@ -1000,51 +1185,16 @@
           <w:sz w:val="22"/>
           <w:szCs w:val="22"/>
         </w:rPr>
-        <w:t xml:space="preserve">保存訂單主體，購買明細以 </w:t>
-      </w:r>
-      <w:r>
-        <w:rPr>
-          <w:rFonts w:eastAsia="Arial" w:cs="Arial"/>
+      </w:pPr>
+      <w:r>
+        <w:rPr>
+          <w:rFonts w:cs="Arial"/>
           <w:b w:val="false"/>
           <w:bCs w:val="false"/>
           <w:color w:val="1E293B"/>
           <w:sz w:val="22"/>
           <w:szCs w:val="22"/>
         </w:rPr>
-        <w:t xml:space="preserve">JSONB </w:t>
-      </w:r>
-      <w:r>
-        <w:rPr>
-          <w:rFonts w:ascii="Arial" w:hAnsi="Arial" w:cs="Arial"/>
-          <w:b w:val="false"/>
-          <w:bCs w:val="false"/>
-          <w:color w:val="1E293B"/>
-          <w:sz w:val="22"/>
-          <w:szCs w:val="22"/>
-        </w:rPr>
-        <w:t xml:space="preserve">儲存在 </w:t>
-      </w:r>
-      <w:r>
-        <w:rPr>
-          <w:rFonts w:eastAsia="Arial" w:cs="Arial"/>
-          <w:b w:val="false"/>
-          <w:bCs w:val="false"/>
-          <w:color w:val="1E293B"/>
-          <w:sz w:val="22"/>
-          <w:szCs w:val="22"/>
-        </w:rPr>
-        <w:t xml:space="preserve">items </w:t>
-      </w:r>
-      <w:r>
-        <w:rPr>
-          <w:rFonts w:ascii="Arial" w:hAnsi="Arial" w:cs="Arial"/>
-          <w:b w:val="false"/>
-          <w:bCs w:val="false"/>
-          <w:color w:val="1E293B"/>
-          <w:sz w:val="22"/>
-          <w:szCs w:val="22"/>
-        </w:rPr>
-        <w:t>欄位中</w:t>
       </w:r>
     </w:p>
     <w:p>
@@ -1072,13 +1222,1611 @@
     </w:p>
     <w:p>
       <w:pPr>
+        <w:pStyle w:val="Normal"/>
+        <w:pBdr>
+          <w:bottom w:val="single" w:sz="4" w:space="0" w:color="E2E8F0"/>
+        </w:pBdr>
+        <w:spacing w:before="120" w:after="120"/>
+        <w:rPr/>
+      </w:pPr>
+      <w:r>
+        <w:rPr/>
+      </w:r>
+    </w:p>
+    <w:p>
+      <w:pPr>
+        <w:pStyle w:val="Normal"/>
+        <w:pBdr>
+          <w:bottom w:val="single" w:sz="4" w:space="0" w:color="E2E8F0"/>
+        </w:pBdr>
+        <w:spacing w:before="120" w:after="120"/>
+        <w:rPr/>
+      </w:pPr>
+      <w:r>
+        <w:rPr/>
+      </w:r>
+    </w:p>
+    <w:p>
+      <w:pPr>
+        <w:pStyle w:val="Normal"/>
+        <w:pBdr>
+          <w:bottom w:val="single" w:sz="4" w:space="0" w:color="E2E8F0"/>
+        </w:pBdr>
+        <w:spacing w:before="120" w:after="120"/>
+        <w:rPr/>
+      </w:pPr>
+      <w:r>
+        <w:rPr/>
+      </w:r>
+    </w:p>
+    <w:p>
+      <w:pPr>
+        <w:pStyle w:val="Normal"/>
+        <w:pBdr>
+          <w:bottom w:val="single" w:sz="4" w:space="0" w:color="E2E8F0"/>
+        </w:pBdr>
+        <w:spacing w:before="120" w:after="120"/>
+        <w:rPr/>
+      </w:pPr>
+      <w:r>
+        <w:rPr/>
+      </w:r>
+    </w:p>
+    <w:p>
+      <w:pPr>
+        <w:pStyle w:val="Normal"/>
+        <w:pBdr>
+          <w:bottom w:val="single" w:sz="4" w:space="0" w:color="E2E8F0"/>
+        </w:pBdr>
+        <w:spacing w:before="120" w:after="120"/>
+        <w:rPr/>
+      </w:pPr>
+      <w:r>
+        <w:rPr/>
+      </w:r>
+    </w:p>
+    <w:p>
+      <w:pPr>
+        <w:pStyle w:val="Normal"/>
+        <w:pBdr>
+          <w:bottom w:val="single" w:sz="4" w:space="0" w:color="E2E8F0"/>
+        </w:pBdr>
+        <w:spacing w:before="120" w:after="120"/>
+        <w:rPr/>
+      </w:pPr>
+      <w:r>
+        <w:rPr/>
+      </w:r>
+    </w:p>
+    <w:p>
+      <w:pPr>
+        <w:pStyle w:val="Normal"/>
+        <w:pBdr>
+          <w:bottom w:val="single" w:sz="4" w:space="0" w:color="E2E8F0"/>
+        </w:pBdr>
+        <w:spacing w:before="120" w:after="120"/>
+        <w:rPr/>
+      </w:pPr>
+      <w:r>
+        <w:rPr/>
+      </w:r>
+    </w:p>
+    <w:p>
+      <w:pPr>
+        <w:pStyle w:val="Normal"/>
+        <w:pBdr>
+          <w:bottom w:val="single" w:sz="4" w:space="0" w:color="E2E8F0"/>
+        </w:pBdr>
+        <w:spacing w:before="120" w:after="120"/>
+        <w:rPr/>
+      </w:pPr>
+      <w:r>
+        <w:rPr/>
+      </w:r>
+    </w:p>
+    <w:p>
+      <w:pPr>
+        <w:pStyle w:val="Normal"/>
+        <w:pBdr>
+          <w:bottom w:val="single" w:sz="4" w:space="0" w:color="E2E8F0"/>
+        </w:pBdr>
+        <w:spacing w:before="120" w:after="120"/>
+        <w:rPr/>
+      </w:pPr>
+      <w:r>
+        <w:rPr/>
+      </w:r>
+    </w:p>
+    <w:p>
+      <w:pPr>
+        <w:pStyle w:val="Normal"/>
+        <w:pBdr>
+          <w:bottom w:val="single" w:sz="4" w:space="0" w:color="E2E8F0"/>
+        </w:pBdr>
+        <w:spacing w:before="120" w:after="120"/>
+        <w:rPr/>
+      </w:pPr>
+      <w:r>
+        <w:rPr/>
+      </w:r>
+    </w:p>
+    <w:p>
+      <w:pPr>
+        <w:pStyle w:val="Normal"/>
+        <w:pBdr>
+          <w:bottom w:val="single" w:sz="4" w:space="0" w:color="E2E8F0"/>
+        </w:pBdr>
+        <w:spacing w:before="120" w:after="120"/>
+        <w:rPr/>
+      </w:pPr>
+      <w:r>
+        <w:rPr/>
+      </w:r>
+    </w:p>
+    <w:p>
+      <w:pPr>
+        <w:pStyle w:val="Normal"/>
+        <w:pBdr>
+          <w:bottom w:val="single" w:sz="4" w:space="0" w:color="E2E8F0"/>
+        </w:pBdr>
+        <w:spacing w:before="120" w:after="120"/>
+        <w:rPr/>
+      </w:pPr>
+      <w:r>
+        <w:rPr/>
+      </w:r>
+    </w:p>
+    <w:p>
+      <w:pPr>
+        <w:pStyle w:val="Normal"/>
+        <w:pBdr>
+          <w:bottom w:val="single" w:sz="4" w:space="0" w:color="E2E8F0"/>
+        </w:pBdr>
+        <w:spacing w:before="120" w:after="120"/>
+        <w:rPr/>
+      </w:pPr>
+      <w:r>
+        <w:rPr/>
+      </w:r>
+    </w:p>
+    <w:p>
+      <w:pPr>
+        <w:pStyle w:val="Normal"/>
+        <w:pBdr>
+          <w:bottom w:val="single" w:sz="4" w:space="0" w:color="E2E8F0"/>
+        </w:pBdr>
+        <w:spacing w:before="120" w:after="120"/>
+        <w:rPr/>
+      </w:pPr>
+      <w:r>
+        <w:rPr/>
+      </w:r>
+    </w:p>
+    <w:p>
+      <w:pPr>
+        <w:pStyle w:val="Normal"/>
+        <w:pBdr>
+          <w:bottom w:val="single" w:sz="4" w:space="0" w:color="E2E8F0"/>
+        </w:pBdr>
+        <w:spacing w:before="120" w:after="120"/>
+        <w:rPr/>
+      </w:pPr>
+      <w:r>
+        <w:rPr/>
+      </w:r>
+    </w:p>
+    <w:p>
+      <w:pPr>
+        <w:pStyle w:val="Normal"/>
+        <w:pBdr>
+          <w:bottom w:val="single" w:sz="4" w:space="0" w:color="E2E8F0"/>
+        </w:pBdr>
+        <w:spacing w:before="120" w:after="120"/>
+        <w:rPr/>
+      </w:pPr>
+      <w:r>
+        <w:rPr/>
+      </w:r>
+    </w:p>
+    <w:p>
+      <w:pPr>
+        <w:pStyle w:val="Normal"/>
+        <w:pBdr>
+          <w:bottom w:val="single" w:sz="4" w:space="0" w:color="E2E8F0"/>
+        </w:pBdr>
+        <w:spacing w:before="120" w:after="120"/>
+        <w:rPr/>
+      </w:pPr>
+      <w:r>
+        <w:rPr/>
+      </w:r>
+    </w:p>
+    <w:p>
+      <w:pPr>
+        <w:pStyle w:val="Normal"/>
+        <w:pBdr>
+          <w:bottom w:val="single" w:sz="4" w:space="0" w:color="E2E8F0"/>
+        </w:pBdr>
+        <w:spacing w:before="120" w:after="120"/>
+        <w:rPr/>
+      </w:pPr>
+      <w:r>
+        <w:rPr/>
+        <w:tab/>
+        <w:tab/>
+        <w:tab/>
+      </w:r>
+    </w:p>
+    <w:p>
+      <w:pPr>
+        <w:pStyle w:val="Normal"/>
+        <w:pBdr>
+          <w:bottom w:val="single" w:sz="4" w:space="0" w:color="E2E8F0"/>
+        </w:pBdr>
+        <w:spacing w:before="120" w:after="120"/>
+        <w:jc w:val="center"/>
+        <w:rPr/>
+      </w:pPr>
+      <w:r>
+        <w:rPr/>
+        <w:t>圖一：</w:t>
+      </w:r>
+      <w:r>
+        <w:rPr/>
+        <w:t>PRODUCTS</w:t>
+      </w:r>
+      <w:r>
+        <w:rPr/>
+        <w:t>的資料表</w:t>
+      </w:r>
+      <w:r>
+        <w:rPr/>
+        <w:t>(</w:t>
+      </w:r>
+      <w:r>
+        <w:rPr/>
+        <w:t>與</w:t>
+      </w:r>
+      <w:r>
+        <w:rPr/>
+        <w:t>ORDERS</w:t>
+      </w:r>
+      <w:r>
+        <w:rPr/>
+        <w:t>以</w:t>
+      </w:r>
+      <w:r>
+        <w:rPr/>
+        <w:t>Items</w:t>
+      </w:r>
+      <w:r>
+        <w:rPr/>
+        <w:t>的形式連接</w:t>
+      </w:r>
+      <w:r>
+        <w:rPr/>
+        <w:t>)</w:t>
+      </w:r>
+    </w:p>
+    <w:p>
+      <w:pPr>
+        <w:pStyle w:val="Normal"/>
+        <w:pBdr>
+          <w:bottom w:val="single" w:sz="4" w:space="0" w:color="E2E8F0"/>
+        </w:pBdr>
+        <w:spacing w:before="120" w:after="120"/>
+        <w:rPr/>
+      </w:pPr>
+      <w:r>
+        <w:rPr/>
+      </w:r>
+    </w:p>
+    <w:p>
+      <w:pPr>
+        <w:pStyle w:val="Normal"/>
+        <w:pBdr>
+          <w:bottom w:val="single" w:sz="4" w:space="0" w:color="E2E8F0"/>
+        </w:pBdr>
+        <w:spacing w:before="120" w:after="120"/>
+        <w:rPr/>
+      </w:pPr>
+      <w:r>
+        <w:rPr/>
+      </w:r>
+    </w:p>
+    <w:p>
+      <w:pPr>
+        <w:pStyle w:val="Normal"/>
+        <w:pBdr>
+          <w:bottom w:val="single" w:sz="4" w:space="0" w:color="E2E8F0"/>
+        </w:pBdr>
+        <w:spacing w:before="120" w:after="120"/>
+        <w:rPr/>
+      </w:pPr>
+      <w:r>
+        <w:rPr/>
+      </w:r>
+    </w:p>
+    <w:p>
+      <w:pPr>
+        <w:pStyle w:val="Normal"/>
+        <w:pBdr>
+          <w:bottom w:val="single" w:sz="4" w:space="0" w:color="E2E8F0"/>
+        </w:pBdr>
+        <w:spacing w:before="120" w:after="120"/>
+        <w:rPr/>
+      </w:pPr>
+      <w:r>
+        <w:rPr/>
+      </w:r>
+    </w:p>
+    <w:p>
+      <w:pPr>
+        <w:pStyle w:val="Normal"/>
+        <w:pBdr>
+          <w:bottom w:val="single" w:sz="4" w:space="0" w:color="E2E8F0"/>
+        </w:pBdr>
+        <w:spacing w:before="120" w:after="120"/>
+        <w:rPr/>
+      </w:pPr>
+      <w:r>
+        <w:rPr/>
+      </w:r>
+    </w:p>
+    <w:p>
+      <w:pPr>
+        <w:pStyle w:val="Normal"/>
+        <w:pBdr>
+          <w:bottom w:val="single" w:sz="4" w:space="0" w:color="E2E8F0"/>
+        </w:pBdr>
+        <w:spacing w:before="120" w:after="120"/>
+        <w:rPr/>
+      </w:pPr>
+      <w:r>
+        <w:rPr/>
+      </w:r>
+    </w:p>
+    <w:p>
+      <w:pPr>
+        <w:pStyle w:val="Normal"/>
+        <w:pBdr>
+          <w:bottom w:val="single" w:sz="4" w:space="0" w:color="E2E8F0"/>
+        </w:pBdr>
+        <w:spacing w:before="120" w:after="120"/>
+        <w:rPr/>
+      </w:pPr>
+      <w:r>
+        <w:rPr/>
+      </w:r>
+    </w:p>
+    <w:p>
+      <w:pPr>
+        <w:pStyle w:val="Normal"/>
+        <w:pBdr>
+          <w:bottom w:val="single" w:sz="4" w:space="0" w:color="E2E8F0"/>
+        </w:pBdr>
+        <w:spacing w:before="120" w:after="120"/>
+        <w:rPr/>
+      </w:pPr>
+      <w:r>
+        <w:rPr/>
+      </w:r>
+    </w:p>
+    <w:p>
+      <w:pPr>
+        <w:pStyle w:val="Normal"/>
+        <w:pBdr>
+          <w:bottom w:val="single" w:sz="4" w:space="0" w:color="E2E8F0"/>
+        </w:pBdr>
+        <w:spacing w:before="120" w:after="120"/>
+        <w:rPr/>
+      </w:pPr>
+      <w:r>
+        <w:rPr/>
+      </w:r>
+    </w:p>
+    <w:p>
+      <w:pPr>
+        <w:pStyle w:val="Normal"/>
+        <w:pBdr>
+          <w:bottom w:val="single" w:sz="4" w:space="0" w:color="E2E8F0"/>
+        </w:pBdr>
+        <w:spacing w:before="120" w:after="120"/>
+        <w:rPr/>
+      </w:pPr>
+      <w:r>
+        <w:rPr/>
+      </w:r>
+    </w:p>
+    <w:p>
+      <w:pPr>
+        <w:pStyle w:val="Normal"/>
+        <w:pBdr>
+          <w:bottom w:val="single" w:sz="4" w:space="0" w:color="E2E8F0"/>
+        </w:pBdr>
+        <w:spacing w:before="120" w:after="120"/>
+        <w:rPr/>
+      </w:pPr>
+      <w:r>
+        <w:rPr/>
+      </w:r>
+    </w:p>
+    <w:p>
+      <w:pPr>
+        <w:pStyle w:val="Normal"/>
+        <w:pBdr>
+          <w:bottom w:val="single" w:sz="4" w:space="0" w:color="E2E8F0"/>
+        </w:pBdr>
+        <w:spacing w:before="120" w:after="120"/>
+        <w:rPr/>
+      </w:pPr>
+      <w:r>
+        <w:rPr/>
+      </w:r>
+    </w:p>
+    <w:p>
+      <w:pPr>
+        <w:pStyle w:val="Normal"/>
+        <w:pBdr>
+          <w:bottom w:val="single" w:sz="4" w:space="0" w:color="E2E8F0"/>
+        </w:pBdr>
+        <w:spacing w:before="120" w:after="120"/>
+        <w:rPr/>
+      </w:pPr>
+      <w:r>
+        <w:rPr/>
+      </w:r>
+    </w:p>
+    <w:p>
+      <w:pPr>
+        <w:pStyle w:val="Normal"/>
+        <w:pBdr>
+          <w:bottom w:val="single" w:sz="4" w:space="0" w:color="E2E8F0"/>
+        </w:pBdr>
+        <w:spacing w:before="120" w:after="120"/>
+        <w:rPr/>
+      </w:pPr>
+      <w:r>
+        <w:rPr/>
+        <w:drawing>
+          <wp:anchor behindDoc="0" distT="0" distB="0" distL="0" distR="0" simplePos="0" locked="0" layoutInCell="0" allowOverlap="1" relativeHeight="4">
+            <wp:simplePos x="0" y="0"/>
+            <wp:positionH relativeFrom="column">
+              <wp:posOffset>895350</wp:posOffset>
+            </wp:positionH>
+            <wp:positionV relativeFrom="paragraph">
+              <wp:posOffset>125095</wp:posOffset>
+            </wp:positionV>
+            <wp:extent cx="4777740" cy="3558540"/>
+            <wp:effectExtent l="0" t="0" r="0" b="0"/>
+            <wp:wrapSquare wrapText="largest"/>
+            <wp:docPr id="2" name="Image2" descr=""/>
+            <wp:cNvGraphicFramePr>
+              <a:graphicFrameLocks xmlns:a="http://schemas.openxmlformats.org/drawingml/2006/main" noChangeAspect="1"/>
+            </wp:cNvGraphicFramePr>
+            <a:graphic xmlns:a="http://schemas.openxmlformats.org/drawingml/2006/main">
+              <a:graphicData uri="http://schemas.openxmlformats.org/drawingml/2006/picture">
+                <pic:pic xmlns:pic="http://schemas.openxmlformats.org/drawingml/2006/picture">
+                  <pic:nvPicPr>
+                    <pic:cNvPr id="2" name="Image2" descr=""/>
+                    <pic:cNvPicPr>
+                      <a:picLocks noChangeAspect="1" noChangeArrowheads="1"/>
+                    </pic:cNvPicPr>
+                  </pic:nvPicPr>
+                  <pic:blipFill>
+                    <a:blip r:embed="rId4"/>
+                    <a:stretch>
+                      <a:fillRect/>
+                    </a:stretch>
+                  </pic:blipFill>
+                  <pic:spPr bwMode="auto">
+                    <a:xfrm>
+                      <a:off x="0" y="0"/>
+                      <a:ext cx="4777740" cy="3558540"/>
+                    </a:xfrm>
+                    <a:prstGeom prst="rect">
+                      <a:avLst/>
+                    </a:prstGeom>
+                    <a:noFill/>
+                  </pic:spPr>
+                </pic:pic>
+              </a:graphicData>
+            </a:graphic>
+          </wp:anchor>
+        </w:drawing>
+      </w:r>
+    </w:p>
+    <w:p>
+      <w:pPr>
+        <w:pStyle w:val="Normal"/>
+        <w:pBdr>
+          <w:bottom w:val="single" w:sz="4" w:space="0" w:color="E2E8F0"/>
+        </w:pBdr>
+        <w:spacing w:before="120" w:after="120"/>
+        <w:rPr/>
+      </w:pPr>
+      <w:r>
+        <w:rPr/>
+      </w:r>
+    </w:p>
+    <w:p>
+      <w:pPr>
+        <w:pStyle w:val="Normal"/>
+        <w:pBdr>
+          <w:bottom w:val="single" w:sz="4" w:space="0" w:color="E2E8F0"/>
+        </w:pBdr>
+        <w:spacing w:before="120" w:after="120"/>
+        <w:rPr/>
+      </w:pPr>
+      <w:r>
+        <w:rPr/>
+      </w:r>
+    </w:p>
+    <w:p>
+      <w:pPr>
+        <w:pStyle w:val="Normal"/>
+        <w:pBdr>
+          <w:bottom w:val="single" w:sz="4" w:space="0" w:color="E2E8F0"/>
+        </w:pBdr>
+        <w:spacing w:before="120" w:after="120"/>
+        <w:rPr/>
+      </w:pPr>
+      <w:r>
+        <w:rPr/>
+      </w:r>
+    </w:p>
+    <w:p>
+      <w:pPr>
+        <w:pStyle w:val="Normal"/>
+        <w:pBdr>
+          <w:bottom w:val="single" w:sz="4" w:space="0" w:color="E2E8F0"/>
+        </w:pBdr>
+        <w:spacing w:before="120" w:after="120"/>
+        <w:rPr/>
+      </w:pPr>
+      <w:r>
+        <w:rPr/>
+      </w:r>
+    </w:p>
+    <w:p>
+      <w:pPr>
+        <w:pStyle w:val="Normal"/>
+        <w:pBdr>
+          <w:bottom w:val="single" w:sz="4" w:space="0" w:color="E2E8F0"/>
+        </w:pBdr>
+        <w:spacing w:before="120" w:after="120"/>
+        <w:rPr/>
+      </w:pPr>
+      <w:r>
+        <w:rPr/>
+      </w:r>
+    </w:p>
+    <w:p>
+      <w:pPr>
+        <w:pStyle w:val="Normal"/>
+        <w:pBdr>
+          <w:bottom w:val="single" w:sz="4" w:space="0" w:color="E2E8F0"/>
+        </w:pBdr>
+        <w:spacing w:before="120" w:after="120"/>
+        <w:rPr/>
+      </w:pPr>
+      <w:r>
+        <w:rPr/>
+      </w:r>
+    </w:p>
+    <w:p>
+      <w:pPr>
+        <w:pStyle w:val="Normal"/>
+        <w:pBdr>
+          <w:bottom w:val="single" w:sz="4" w:space="0" w:color="E2E8F0"/>
+        </w:pBdr>
+        <w:spacing w:before="120" w:after="120"/>
+        <w:rPr/>
+      </w:pPr>
+      <w:r>
+        <w:rPr/>
+      </w:r>
+    </w:p>
+    <w:p>
+      <w:pPr>
+        <w:pStyle w:val="Normal"/>
+        <w:pBdr>
+          <w:bottom w:val="single" w:sz="4" w:space="0" w:color="E2E8F0"/>
+        </w:pBdr>
+        <w:spacing w:before="120" w:after="120"/>
+        <w:rPr/>
+      </w:pPr>
+      <w:r>
+        <w:rPr/>
+      </w:r>
+    </w:p>
+    <w:p>
+      <w:pPr>
+        <w:pStyle w:val="Normal"/>
+        <w:pBdr>
+          <w:bottom w:val="single" w:sz="4" w:space="0" w:color="E2E8F0"/>
+        </w:pBdr>
+        <w:spacing w:before="120" w:after="120"/>
+        <w:rPr/>
+      </w:pPr>
+      <w:r>
+        <w:rPr/>
+      </w:r>
+    </w:p>
+    <w:p>
+      <w:pPr>
+        <w:pStyle w:val="Normal"/>
+        <w:pBdr>
+          <w:bottom w:val="single" w:sz="4" w:space="0" w:color="E2E8F0"/>
+        </w:pBdr>
+        <w:spacing w:before="120" w:after="120"/>
+        <w:rPr/>
+      </w:pPr>
+      <w:r>
+        <w:rPr/>
+      </w:r>
+    </w:p>
+    <w:p>
+      <w:pPr>
+        <w:pStyle w:val="Normal"/>
+        <w:pBdr>
+          <w:bottom w:val="single" w:sz="4" w:space="0" w:color="E2E8F0"/>
+        </w:pBdr>
+        <w:spacing w:before="120" w:after="120"/>
+        <w:rPr/>
+      </w:pPr>
+      <w:r>
+        <w:rPr/>
+      </w:r>
+    </w:p>
+    <w:p>
+      <w:pPr>
+        <w:pStyle w:val="Normal"/>
+        <w:pBdr>
+          <w:bottom w:val="single" w:sz="4" w:space="0" w:color="E2E8F0"/>
+        </w:pBdr>
+        <w:spacing w:before="120" w:after="120"/>
+        <w:rPr/>
+      </w:pPr>
+      <w:r>
+        <w:rPr/>
+      </w:r>
+    </w:p>
+    <w:p>
+      <w:pPr>
+        <w:pStyle w:val="Normal"/>
+        <w:pBdr>
+          <w:bottom w:val="single" w:sz="4" w:space="0" w:color="E2E8F0"/>
+        </w:pBdr>
+        <w:spacing w:before="120" w:after="120"/>
+        <w:rPr/>
+      </w:pPr>
+      <w:r>
+        <w:rPr/>
+      </w:r>
+    </w:p>
+    <w:p>
+      <w:pPr>
+        <w:pStyle w:val="Normal"/>
+        <w:pBdr>
+          <w:bottom w:val="single" w:sz="4" w:space="0" w:color="E2E8F0"/>
+        </w:pBdr>
+        <w:spacing w:before="120" w:after="120"/>
+        <w:rPr/>
+      </w:pPr>
+      <w:r>
+        <w:rPr/>
+      </w:r>
+    </w:p>
+    <w:p>
+      <w:pPr>
+        <w:pStyle w:val="Normal"/>
+        <w:pBdr>
+          <w:bottom w:val="single" w:sz="4" w:space="0" w:color="E2E8F0"/>
+        </w:pBdr>
+        <w:spacing w:before="120" w:after="120"/>
+        <w:rPr/>
+      </w:pPr>
+      <w:r>
+        <w:rPr/>
+      </w:r>
+    </w:p>
+    <w:p>
+      <w:pPr>
+        <w:pStyle w:val="Normal"/>
+        <w:pBdr>
+          <w:bottom w:val="single" w:sz="4" w:space="0" w:color="E2E8F0"/>
+        </w:pBdr>
+        <w:spacing w:before="120" w:after="120"/>
+        <w:jc w:val="center"/>
+        <w:rPr/>
+      </w:pPr>
+      <w:r>
+        <w:rPr/>
+        <w:t>圖二：</w:t>
+      </w:r>
+      <w:r>
+        <w:rPr/>
+        <w:t>ORDERS</w:t>
+      </w:r>
+    </w:p>
+    <w:p>
+      <w:pPr>
+        <w:pStyle w:val="Normal"/>
+        <w:pBdr>
+          <w:bottom w:val="single" w:sz="4" w:space="0" w:color="E2E8F0"/>
+        </w:pBdr>
+        <w:spacing w:before="120" w:after="120"/>
+        <w:rPr/>
+      </w:pPr>
+      <w:r>
+        <w:rPr/>
+        <w:drawing>
+          <wp:anchor behindDoc="0" distT="0" distB="0" distL="0" distR="0" simplePos="0" locked="0" layoutInCell="0" allowOverlap="1" relativeHeight="5">
+            <wp:simplePos x="0" y="0"/>
+            <wp:positionH relativeFrom="column">
+              <wp:align>center</wp:align>
+            </wp:positionH>
+            <wp:positionV relativeFrom="paragraph">
+              <wp:posOffset>635</wp:posOffset>
+            </wp:positionV>
+            <wp:extent cx="4274820" cy="3368040"/>
+            <wp:effectExtent l="0" t="0" r="0" b="0"/>
+            <wp:wrapSquare wrapText="largest"/>
+            <wp:docPr id="3" name="Image4" descr=""/>
+            <wp:cNvGraphicFramePr>
+              <a:graphicFrameLocks xmlns:a="http://schemas.openxmlformats.org/drawingml/2006/main" noChangeAspect="1"/>
+            </wp:cNvGraphicFramePr>
+            <a:graphic xmlns:a="http://schemas.openxmlformats.org/drawingml/2006/main">
+              <a:graphicData uri="http://schemas.openxmlformats.org/drawingml/2006/picture">
+                <pic:pic xmlns:pic="http://schemas.openxmlformats.org/drawingml/2006/picture">
+                  <pic:nvPicPr>
+                    <pic:cNvPr id="3" name="Image4" descr=""/>
+                    <pic:cNvPicPr>
+                      <a:picLocks noChangeAspect="1" noChangeArrowheads="1"/>
+                    </pic:cNvPicPr>
+                  </pic:nvPicPr>
+                  <pic:blipFill>
+                    <a:blip r:embed="rId5"/>
+                    <a:stretch>
+                      <a:fillRect/>
+                    </a:stretch>
+                  </pic:blipFill>
+                  <pic:spPr bwMode="auto">
+                    <a:xfrm>
+                      <a:off x="0" y="0"/>
+                      <a:ext cx="4274820" cy="3368040"/>
+                    </a:xfrm>
+                    <a:prstGeom prst="rect">
+                      <a:avLst/>
+                    </a:prstGeom>
+                    <a:noFill/>
+                  </pic:spPr>
+                </pic:pic>
+              </a:graphicData>
+            </a:graphic>
+          </wp:anchor>
+        </w:drawing>
+      </w:r>
+    </w:p>
+    <w:p>
+      <w:pPr>
+        <w:pStyle w:val="Normal"/>
+        <w:pBdr>
+          <w:bottom w:val="single" w:sz="4" w:space="0" w:color="E2E8F0"/>
+        </w:pBdr>
+        <w:spacing w:before="120" w:after="120"/>
+        <w:rPr/>
+      </w:pPr>
+      <w:r>
+        <w:rPr/>
+      </w:r>
+    </w:p>
+    <w:p>
+      <w:pPr>
+        <w:pStyle w:val="Normal"/>
+        <w:pBdr>
+          <w:bottom w:val="single" w:sz="4" w:space="0" w:color="E2E8F0"/>
+        </w:pBdr>
+        <w:spacing w:before="120" w:after="120"/>
+        <w:rPr/>
+      </w:pPr>
+      <w:r>
+        <w:rPr/>
+      </w:r>
+    </w:p>
+    <w:p>
+      <w:pPr>
+        <w:pStyle w:val="Normal"/>
+        <w:pBdr>
+          <w:bottom w:val="single" w:sz="4" w:space="0" w:color="E2E8F0"/>
+        </w:pBdr>
+        <w:spacing w:before="120" w:after="120"/>
+        <w:rPr/>
+      </w:pPr>
+      <w:r>
+        <w:rPr/>
+      </w:r>
+    </w:p>
+    <w:p>
+      <w:pPr>
+        <w:pStyle w:val="Normal"/>
+        <w:pBdr>
+          <w:bottom w:val="single" w:sz="4" w:space="0" w:color="E2E8F0"/>
+        </w:pBdr>
+        <w:spacing w:before="120" w:after="120"/>
+        <w:rPr/>
+      </w:pPr>
+      <w:r>
+        <w:rPr/>
+      </w:r>
+    </w:p>
+    <w:p>
+      <w:pPr>
+        <w:pStyle w:val="Normal"/>
+        <w:pBdr>
+          <w:bottom w:val="single" w:sz="4" w:space="0" w:color="E2E8F0"/>
+        </w:pBdr>
+        <w:spacing w:before="120" w:after="120"/>
+        <w:rPr/>
+      </w:pPr>
+      <w:r>
+        <w:rPr/>
+      </w:r>
+    </w:p>
+    <w:p>
+      <w:pPr>
+        <w:pStyle w:val="Normal"/>
+        <w:pBdr>
+          <w:bottom w:val="single" w:sz="4" w:space="0" w:color="E2E8F0"/>
+        </w:pBdr>
+        <w:spacing w:before="120" w:after="120"/>
+        <w:rPr/>
+      </w:pPr>
+      <w:r>
+        <w:rPr/>
+      </w:r>
+    </w:p>
+    <w:p>
+      <w:pPr>
+        <w:pStyle w:val="Normal"/>
+        <w:pBdr>
+          <w:bottom w:val="single" w:sz="4" w:space="0" w:color="E2E8F0"/>
+        </w:pBdr>
+        <w:spacing w:before="120" w:after="120"/>
+        <w:rPr/>
+      </w:pPr>
+      <w:r>
+        <w:rPr/>
+      </w:r>
+    </w:p>
+    <w:p>
+      <w:pPr>
+        <w:pStyle w:val="Normal"/>
+        <w:pBdr>
+          <w:bottom w:val="single" w:sz="4" w:space="0" w:color="E2E8F0"/>
+        </w:pBdr>
+        <w:spacing w:before="120" w:after="120"/>
+        <w:rPr/>
+      </w:pPr>
+      <w:r>
+        <w:rPr/>
+      </w:r>
+    </w:p>
+    <w:p>
+      <w:pPr>
+        <w:pStyle w:val="Normal"/>
+        <w:pBdr>
+          <w:bottom w:val="single" w:sz="4" w:space="0" w:color="E2E8F0"/>
+        </w:pBdr>
+        <w:spacing w:before="120" w:after="120"/>
+        <w:rPr/>
+      </w:pPr>
+      <w:r>
+        <w:rPr/>
+      </w:r>
+    </w:p>
+    <w:p>
+      <w:pPr>
+        <w:pStyle w:val="Normal"/>
+        <w:pBdr>
+          <w:bottom w:val="single" w:sz="4" w:space="0" w:color="E2E8F0"/>
+        </w:pBdr>
+        <w:spacing w:before="120" w:after="120"/>
+        <w:rPr/>
+      </w:pPr>
+      <w:r>
+        <w:rPr/>
+      </w:r>
+    </w:p>
+    <w:p>
+      <w:pPr>
+        <w:pStyle w:val="Normal"/>
+        <w:pBdr>
+          <w:bottom w:val="single" w:sz="4" w:space="0" w:color="E2E8F0"/>
+        </w:pBdr>
+        <w:spacing w:before="120" w:after="120"/>
+        <w:rPr/>
+      </w:pPr>
+      <w:r>
+        <w:rPr/>
+      </w:r>
+    </w:p>
+    <w:p>
+      <w:pPr>
+        <w:pStyle w:val="Normal"/>
+        <w:pBdr>
+          <w:bottom w:val="single" w:sz="4" w:space="0" w:color="E2E8F0"/>
+        </w:pBdr>
+        <w:spacing w:before="120" w:after="120"/>
+        <w:rPr/>
+      </w:pPr>
+      <w:r>
+        <w:rPr/>
+      </w:r>
+    </w:p>
+    <w:p>
+      <w:pPr>
+        <w:pStyle w:val="Normal"/>
+        <w:pBdr>
+          <w:bottom w:val="single" w:sz="4" w:space="0" w:color="E2E8F0"/>
+        </w:pBdr>
+        <w:spacing w:before="120" w:after="120"/>
+        <w:rPr/>
+      </w:pPr>
+      <w:r>
+        <w:rPr/>
+      </w:r>
+    </w:p>
+    <w:p>
+      <w:pPr>
+        <w:pStyle w:val="Normal"/>
+        <w:pBdr>
+          <w:bottom w:val="single" w:sz="4" w:space="0" w:color="E2E8F0"/>
+        </w:pBdr>
+        <w:spacing w:before="120" w:after="120"/>
+        <w:rPr/>
+      </w:pPr>
+      <w:r>
+        <w:rPr/>
+      </w:r>
+    </w:p>
+    <w:p>
+      <w:pPr>
+        <w:pStyle w:val="Normal"/>
+        <w:pBdr>
+          <w:bottom w:val="single" w:sz="4" w:space="0" w:color="E2E8F0"/>
+        </w:pBdr>
+        <w:spacing w:before="120" w:after="120"/>
+        <w:jc w:val="center"/>
+        <w:rPr/>
+      </w:pPr>
+      <w:r>
+        <w:rPr/>
+        <w:t>圖三：</w:t>
+      </w:r>
+      <w:r>
+        <w:rPr/>
+        <w:t>Customers</w:t>
+      </w:r>
+      <w:r>
+        <w:rPr/>
+        <w:t>的獨立資料表</w:t>
+      </w:r>
+    </w:p>
+    <w:p>
+      <w:pPr>
+        <w:pStyle w:val="Normal"/>
+        <w:pBdr>
+          <w:bottom w:val="single" w:sz="4" w:space="0" w:color="E2E8F0"/>
+        </w:pBdr>
+        <w:spacing w:before="120" w:after="120"/>
+        <w:rPr/>
+      </w:pPr>
+      <w:r>
+        <w:rPr/>
+      </w:r>
+    </w:p>
+    <w:p>
+      <w:pPr>
+        <w:pStyle w:val="Normal"/>
+        <w:pBdr>
+          <w:bottom w:val="single" w:sz="4" w:space="0" w:color="E2E8F0"/>
+        </w:pBdr>
+        <w:spacing w:before="120" w:after="120"/>
+        <w:rPr/>
+      </w:pPr>
+      <w:r>
+        <w:rPr/>
+      </w:r>
+    </w:p>
+    <w:p>
+      <w:pPr>
+        <w:pStyle w:val="Normal"/>
+        <w:pBdr>
+          <w:bottom w:val="single" w:sz="4" w:space="0" w:color="E2E8F0"/>
+        </w:pBdr>
+        <w:spacing w:before="120" w:after="120"/>
+        <w:rPr/>
+      </w:pPr>
+      <w:r>
+        <w:rPr/>
+      </w:r>
+    </w:p>
+    <w:p>
+      <w:pPr>
+        <w:pStyle w:val="Normal"/>
+        <w:pBdr>
+          <w:bottom w:val="single" w:sz="4" w:space="0" w:color="E2E8F0"/>
+        </w:pBdr>
+        <w:spacing w:before="120" w:after="120"/>
+        <w:jc w:val="center"/>
+        <w:rPr/>
+      </w:pPr>
+      <w:r>
+        <w:rPr/>
+        <w:tab/>
+        <w:tab/>
+        <w:tab/>
+      </w:r>
+    </w:p>
+    <w:p>
+      <w:pPr>
+        <w:pStyle w:val="Normal"/>
+        <w:pBdr>
+          <w:bottom w:val="single" w:sz="4" w:space="0" w:color="E2E8F0"/>
+        </w:pBdr>
+        <w:spacing w:before="120" w:after="120"/>
+        <w:rPr/>
+      </w:pPr>
+      <w:r>
+        <w:rPr/>
+        <w:drawing>
+          <wp:anchor behindDoc="0" distT="0" distB="0" distL="0" distR="0" simplePos="0" locked="0" layoutInCell="0" allowOverlap="1" relativeHeight="3">
+            <wp:simplePos x="0" y="0"/>
+            <wp:positionH relativeFrom="column">
+              <wp:posOffset>1268730</wp:posOffset>
+            </wp:positionH>
+            <wp:positionV relativeFrom="paragraph">
+              <wp:posOffset>98425</wp:posOffset>
+            </wp:positionV>
+            <wp:extent cx="3794760" cy="2598420"/>
+            <wp:effectExtent l="0" t="0" r="0" b="0"/>
+            <wp:wrapSquare wrapText="largest"/>
+            <wp:docPr id="4" name="Image3" descr=""/>
+            <wp:cNvGraphicFramePr>
+              <a:graphicFrameLocks xmlns:a="http://schemas.openxmlformats.org/drawingml/2006/main" noChangeAspect="1"/>
+            </wp:cNvGraphicFramePr>
+            <a:graphic xmlns:a="http://schemas.openxmlformats.org/drawingml/2006/main">
+              <a:graphicData uri="http://schemas.openxmlformats.org/drawingml/2006/picture">
+                <pic:pic xmlns:pic="http://schemas.openxmlformats.org/drawingml/2006/picture">
+                  <pic:nvPicPr>
+                    <pic:cNvPr id="4" name="Image3" descr=""/>
+                    <pic:cNvPicPr>
+                      <a:picLocks noChangeAspect="1" noChangeArrowheads="1"/>
+                    </pic:cNvPicPr>
+                  </pic:nvPicPr>
+                  <pic:blipFill>
+                    <a:blip r:embed="rId6"/>
+                    <a:stretch>
+                      <a:fillRect/>
+                    </a:stretch>
+                  </pic:blipFill>
+                  <pic:spPr bwMode="auto">
+                    <a:xfrm>
+                      <a:off x="0" y="0"/>
+                      <a:ext cx="3794760" cy="2598420"/>
+                    </a:xfrm>
+                    <a:prstGeom prst="rect">
+                      <a:avLst/>
+                    </a:prstGeom>
+                    <a:noFill/>
+                  </pic:spPr>
+                </pic:pic>
+              </a:graphicData>
+            </a:graphic>
+          </wp:anchor>
+        </w:drawing>
+      </w:r>
+    </w:p>
+    <w:p>
+      <w:pPr>
+        <w:pStyle w:val="Normal"/>
+        <w:pBdr>
+          <w:bottom w:val="single" w:sz="4" w:space="0" w:color="E2E8F0"/>
+        </w:pBdr>
+        <w:spacing w:before="120" w:after="120"/>
+        <w:rPr/>
+      </w:pPr>
+      <w:r>
+        <w:rPr/>
+      </w:r>
+    </w:p>
+    <w:p>
+      <w:pPr>
+        <w:pStyle w:val="Normal"/>
+        <w:pBdr>
+          <w:bottom w:val="single" w:sz="4" w:space="0" w:color="E2E8F0"/>
+        </w:pBdr>
+        <w:spacing w:before="120" w:after="120"/>
+        <w:rPr/>
+      </w:pPr>
+      <w:r>
+        <w:rPr/>
+      </w:r>
+    </w:p>
+    <w:p>
+      <w:pPr>
+        <w:pStyle w:val="Normal"/>
+        <w:pBdr>
+          <w:bottom w:val="single" w:sz="4" w:space="0" w:color="E2E8F0"/>
+        </w:pBdr>
+        <w:spacing w:before="120" w:after="120"/>
+        <w:rPr/>
+      </w:pPr>
+      <w:r>
+        <w:rPr/>
+      </w:r>
+    </w:p>
+    <w:p>
+      <w:pPr>
+        <w:pStyle w:val="Normal"/>
+        <w:pBdr>
+          <w:bottom w:val="single" w:sz="4" w:space="0" w:color="E2E8F0"/>
+        </w:pBdr>
+        <w:spacing w:before="120" w:after="120"/>
+        <w:rPr/>
+      </w:pPr>
+      <w:r>
+        <w:rPr/>
+      </w:r>
+    </w:p>
+    <w:p>
+      <w:pPr>
+        <w:pStyle w:val="Normal"/>
+        <w:pBdr>
+          <w:bottom w:val="single" w:sz="4" w:space="0" w:color="E2E8F0"/>
+        </w:pBdr>
+        <w:spacing w:before="120" w:after="120"/>
+        <w:rPr/>
+      </w:pPr>
+      <w:r>
+        <w:rPr/>
+      </w:r>
+    </w:p>
+    <w:p>
+      <w:pPr>
+        <w:pStyle w:val="Normal"/>
+        <w:pBdr>
+          <w:bottom w:val="single" w:sz="4" w:space="0" w:color="E2E8F0"/>
+        </w:pBdr>
+        <w:spacing w:before="120" w:after="120"/>
+        <w:rPr/>
+      </w:pPr>
+      <w:r>
+        <w:rPr/>
+      </w:r>
+    </w:p>
+    <w:p>
+      <w:pPr>
+        <w:pStyle w:val="Normal"/>
+        <w:pBdr>
+          <w:bottom w:val="single" w:sz="4" w:space="0" w:color="E2E8F0"/>
+        </w:pBdr>
+        <w:spacing w:before="120" w:after="120"/>
+        <w:rPr/>
+      </w:pPr>
+      <w:r>
+        <w:rPr/>
+      </w:r>
+    </w:p>
+    <w:p>
+      <w:pPr>
+        <w:pStyle w:val="Normal"/>
+        <w:pBdr>
+          <w:bottom w:val="single" w:sz="4" w:space="0" w:color="E2E8F0"/>
+        </w:pBdr>
+        <w:spacing w:before="120" w:after="120"/>
+        <w:rPr/>
+      </w:pPr>
+      <w:r>
+        <w:rPr/>
+      </w:r>
+    </w:p>
+    <w:p>
+      <w:pPr>
+        <w:pStyle w:val="Normal"/>
+        <w:pBdr>
+          <w:bottom w:val="single" w:sz="4" w:space="0" w:color="E2E8F0"/>
+        </w:pBdr>
+        <w:spacing w:before="120" w:after="120"/>
+        <w:rPr/>
+      </w:pPr>
+      <w:r>
+        <w:rPr/>
+      </w:r>
+    </w:p>
+    <w:p>
+      <w:pPr>
+        <w:pStyle w:val="Normal"/>
+        <w:pBdr>
+          <w:bottom w:val="single" w:sz="4" w:space="0" w:color="E2E8F0"/>
+        </w:pBdr>
+        <w:spacing w:before="120" w:after="120"/>
+        <w:rPr/>
+      </w:pPr>
+      <w:r>
+        <w:rPr/>
+      </w:r>
+    </w:p>
+    <w:p>
+      <w:pPr>
+        <w:pStyle w:val="Normal"/>
+        <w:pBdr>
+          <w:bottom w:val="single" w:sz="4" w:space="0" w:color="E2E8F0"/>
+        </w:pBdr>
+        <w:spacing w:before="120" w:after="120"/>
+        <w:rPr/>
+      </w:pPr>
+      <w:r>
+        <w:rPr/>
+      </w:r>
+    </w:p>
+    <w:p>
+      <w:pPr>
+        <w:pStyle w:val="Normal"/>
+        <w:pBdr>
+          <w:bottom w:val="single" w:sz="4" w:space="0" w:color="E2E8F0"/>
+        </w:pBdr>
+        <w:spacing w:before="120" w:after="120"/>
+        <w:jc w:val="center"/>
+        <w:rPr/>
+      </w:pPr>
+      <w:r>
+        <w:rPr/>
+        <w:t>圖四：輔助用的</w:t>
+      </w:r>
+      <w:r>
+        <w:rPr/>
+        <w:t>App_settings</w:t>
+      </w:r>
+    </w:p>
+    <w:p>
+      <w:pPr>
+        <w:pStyle w:val="Normal"/>
+        <w:pBdr>
+          <w:bottom w:val="single" w:sz="4" w:space="0" w:color="E2E8F0"/>
+        </w:pBdr>
+        <w:spacing w:before="120" w:after="120"/>
+        <w:rPr/>
+      </w:pPr>
+      <w:r>
+        <w:rPr/>
+      </w:r>
+    </w:p>
+    <w:p>
+      <w:pPr>
+        <w:pStyle w:val="Normal"/>
+        <w:pBdr>
+          <w:bottom w:val="single" w:sz="4" w:space="0" w:color="E2E8F0"/>
+        </w:pBdr>
+        <w:spacing w:before="120" w:after="120"/>
+        <w:rPr/>
+      </w:pPr>
+      <w:r>
+        <w:rPr/>
+      </w:r>
+    </w:p>
+    <w:p>
+      <w:pPr>
+        <w:pStyle w:val="Normal"/>
+        <w:pBdr>
+          <w:bottom w:val="single" w:sz="4" w:space="0" w:color="E2E8F0"/>
+        </w:pBdr>
+        <w:spacing w:before="120" w:after="120"/>
+        <w:rPr/>
+      </w:pPr>
+      <w:r>
+        <w:rPr/>
+      </w:r>
+    </w:p>
+    <w:p>
+      <w:pPr>
+        <w:pStyle w:val="Normal"/>
+        <w:pBdr>
+          <w:bottom w:val="single" w:sz="4" w:space="0" w:color="E2E8F0"/>
+        </w:pBdr>
+        <w:spacing w:before="120" w:after="120"/>
+        <w:rPr/>
+      </w:pPr>
+      <w:r>
+        <w:rPr/>
+      </w:r>
+    </w:p>
+    <w:p>
+      <w:pPr>
+        <w:pStyle w:val="Normal"/>
+        <w:pBdr>
+          <w:bottom w:val="single" w:sz="4" w:space="0" w:color="E2E8F0"/>
+        </w:pBdr>
+        <w:spacing w:before="120" w:after="120"/>
+        <w:rPr/>
+      </w:pPr>
+      <w:r>
+        <w:rPr/>
+      </w:r>
+    </w:p>
+    <w:p>
+      <w:pPr>
+        <w:pStyle w:val="Normal"/>
+        <w:pBdr>
+          <w:bottom w:val="single" w:sz="4" w:space="0" w:color="E2E8F0"/>
+        </w:pBdr>
+        <w:spacing w:before="120" w:after="120"/>
+        <w:rPr/>
+      </w:pPr>
+      <w:r>
+        <w:rPr/>
+      </w:r>
+    </w:p>
+    <w:p>
+      <w:pPr>
+        <w:pStyle w:val="Normal"/>
+        <w:pBdr>
+          <w:bottom w:val="single" w:sz="4" w:space="0" w:color="E2E8F0"/>
+        </w:pBdr>
+        <w:spacing w:before="120" w:after="120"/>
+        <w:rPr/>
+      </w:pPr>
+      <w:r>
+        <w:rPr/>
+      </w:r>
+    </w:p>
+    <w:p>
+      <w:pPr>
+        <w:pStyle w:val="Normal"/>
+        <w:pBdr>
+          <w:bottom w:val="single" w:sz="4" w:space="0" w:color="E2E8F0"/>
+        </w:pBdr>
+        <w:spacing w:before="120" w:after="120"/>
+        <w:rPr/>
+      </w:pPr>
+      <w:r>
+        <w:rPr/>
+      </w:r>
+    </w:p>
+    <w:p>
+      <w:pPr>
+        <w:pStyle w:val="Normal"/>
+        <w:pBdr>
+          <w:bottom w:val="single" w:sz="4" w:space="0" w:color="E2E8F0"/>
+        </w:pBdr>
+        <w:spacing w:before="120" w:after="120"/>
+        <w:rPr/>
+      </w:pPr>
+      <w:r>
+        <w:rPr/>
+      </w:r>
+    </w:p>
+    <w:p>
+      <w:pPr>
+        <w:pStyle w:val="Normal"/>
+        <w:pBdr>
+          <w:bottom w:val="single" w:sz="4" w:space="0" w:color="E2E8F0"/>
+        </w:pBdr>
+        <w:spacing w:before="120" w:after="120"/>
+        <w:rPr/>
+      </w:pPr>
+      <w:r>
+        <w:rPr/>
+      </w:r>
+    </w:p>
+    <w:p>
+      <w:pPr>
+        <w:pStyle w:val="Normal"/>
+        <w:pBdr>
+          <w:bottom w:val="single" w:sz="4" w:space="0" w:color="E2E8F0"/>
+        </w:pBdr>
+        <w:spacing w:before="120" w:after="120"/>
+        <w:rPr/>
+      </w:pPr>
+      <w:r>
+        <w:rPr/>
+      </w:r>
+    </w:p>
+    <w:p>
+      <w:pPr>
+        <w:pStyle w:val="Normal"/>
+        <w:pBdr>
+          <w:bottom w:val="single" w:sz="4" w:space="0" w:color="E2E8F0"/>
+        </w:pBdr>
+        <w:spacing w:before="120" w:after="120"/>
+        <w:rPr/>
+      </w:pPr>
+      <w:r>
+        <w:rPr/>
+      </w:r>
+    </w:p>
+    <w:p>
+      <w:pPr>
+        <w:pStyle w:val="Normal"/>
+        <w:pBdr>
+          <w:bottom w:val="single" w:sz="4" w:space="0" w:color="E2E8F0"/>
+        </w:pBdr>
+        <w:spacing w:before="120" w:after="120"/>
+        <w:rPr/>
+      </w:pPr>
+      <w:r>
+        <w:rPr/>
+      </w:r>
+    </w:p>
+    <w:p>
+      <w:pPr>
+        <w:pStyle w:val="Normal"/>
+        <w:pBdr>
+          <w:bottom w:val="single" w:sz="4" w:space="0" w:color="E2E8F0"/>
+        </w:pBdr>
+        <w:spacing w:before="120" w:after="120"/>
+        <w:rPr/>
+      </w:pPr>
+      <w:r>
+        <w:rPr/>
+      </w:r>
+    </w:p>
+    <w:p>
+      <w:pPr>
+        <w:pStyle w:val="Normal"/>
+        <w:pBdr>
+          <w:bottom w:val="single" w:sz="4" w:space="0" w:color="E2E8F0"/>
+        </w:pBdr>
+        <w:spacing w:before="120" w:after="120"/>
+        <w:rPr/>
+      </w:pPr>
+      <w:r>
+        <w:rPr/>
+      </w:r>
+    </w:p>
+    <w:p>
+      <w:pPr>
+        <w:pStyle w:val="Normal"/>
+        <w:pBdr>
+          <w:bottom w:val="single" w:sz="4" w:space="0" w:color="E2E8F0"/>
+        </w:pBdr>
+        <w:spacing w:before="120" w:after="120"/>
+        <w:rPr/>
+      </w:pPr>
+      <w:r>
+        <w:rPr/>
+      </w:r>
+    </w:p>
+    <w:p>
+      <w:pPr>
+        <w:pStyle w:val="Normal"/>
+        <w:pBdr>
+          <w:bottom w:val="single" w:sz="4" w:space="0" w:color="E2E8F0"/>
+        </w:pBdr>
+        <w:spacing w:before="120" w:after="120"/>
+        <w:rPr/>
+      </w:pPr>
+      <w:r>
+        <w:rPr/>
+      </w:r>
+    </w:p>
+    <w:p>
+      <w:pPr>
+        <w:pStyle w:val="Normal"/>
+        <w:pBdr>
+          <w:bottom w:val="single" w:sz="4" w:space="0" w:color="E2E8F0"/>
+        </w:pBdr>
+        <w:spacing w:before="120" w:after="120"/>
+        <w:rPr/>
+      </w:pPr>
+      <w:r>
+        <w:rPr/>
+      </w:r>
+    </w:p>
+    <w:p>
+      <w:pPr>
+        <w:pStyle w:val="Normal"/>
+        <w:pBdr>
+          <w:bottom w:val="single" w:sz="4" w:space="0" w:color="E2E8F0"/>
+        </w:pBdr>
+        <w:spacing w:before="120" w:after="120"/>
+        <w:rPr/>
+      </w:pPr>
+      <w:r>
+        <w:rPr/>
+      </w:r>
+    </w:p>
+    <w:p>
+      <w:pPr>
+        <w:pStyle w:val="Normal"/>
+        <w:pBdr>
+          <w:bottom w:val="single" w:sz="4" w:space="0" w:color="E2E8F0"/>
+        </w:pBdr>
+        <w:spacing w:before="120" w:after="120"/>
+        <w:jc w:val="center"/>
+        <w:rPr/>
+      </w:pPr>
+      <w:r>
+        <w:drawing>
+          <wp:anchor behindDoc="0" distT="0" distB="0" distL="0" distR="0" simplePos="0" locked="0" layoutInCell="0" allowOverlap="1" relativeHeight="7">
+            <wp:simplePos x="0" y="0"/>
+            <wp:positionH relativeFrom="column">
+              <wp:align>center</wp:align>
+            </wp:positionH>
+            <wp:positionV relativeFrom="paragraph">
+              <wp:posOffset>635</wp:posOffset>
+            </wp:positionV>
+            <wp:extent cx="6400800" cy="7534910"/>
+            <wp:effectExtent l="0" t="0" r="0" b="0"/>
+            <wp:wrapSquare wrapText="largest"/>
+            <wp:docPr id="5" name="Image6" descr=""/>
+            <wp:cNvGraphicFramePr>
+              <a:graphicFrameLocks xmlns:a="http://schemas.openxmlformats.org/drawingml/2006/main" noChangeAspect="1"/>
+            </wp:cNvGraphicFramePr>
+            <a:graphic xmlns:a="http://schemas.openxmlformats.org/drawingml/2006/main">
+              <a:graphicData uri="http://schemas.openxmlformats.org/drawingml/2006/picture">
+                <pic:pic xmlns:pic="http://schemas.openxmlformats.org/drawingml/2006/picture">
+                  <pic:nvPicPr>
+                    <pic:cNvPr id="5" name="Image6" descr=""/>
+                    <pic:cNvPicPr>
+                      <a:picLocks noChangeAspect="1" noChangeArrowheads="1"/>
+                    </pic:cNvPicPr>
+                  </pic:nvPicPr>
+                  <pic:blipFill>
+                    <a:blip r:embed="rId7"/>
+                    <a:stretch>
+                      <a:fillRect/>
+                    </a:stretch>
+                  </pic:blipFill>
+                  <pic:spPr bwMode="auto">
+                    <a:xfrm>
+                      <a:off x="0" y="0"/>
+                      <a:ext cx="6400800" cy="7534910"/>
+                    </a:xfrm>
+                    <a:prstGeom prst="rect">
+                      <a:avLst/>
+                    </a:prstGeom>
+                    <a:noFill/>
+                  </pic:spPr>
+                </pic:pic>
+              </a:graphicData>
+            </a:graphic>
+          </wp:anchor>
+        </w:drawing>
+      </w:r>
+      <w:r>
+        <w:rPr/>
+        <w:t>圖五：整體架構圖</w:t>
+      </w:r>
+      <w:r>
+        <w:rPr/>
+        <w:t>(Schema)</w:t>
+      </w:r>
+    </w:p>
+    <w:p>
+      <w:pPr>
+        <w:pStyle w:val="Normal"/>
+        <w:pBdr>
+          <w:bottom w:val="single" w:sz="4" w:space="0" w:color="E2E8F0"/>
+        </w:pBdr>
+        <w:spacing w:before="120" w:after="120"/>
+        <w:rPr/>
+      </w:pPr>
+      <w:r>
+        <w:rPr/>
+      </w:r>
+    </w:p>
+    <w:p>
+      <w:pPr>
         <w:pStyle w:val="Heading1"/>
         <w:spacing w:before="320" w:after="120"/>
         <w:rPr/>
       </w:pPr>
       <w:r>
         <w:rPr>
-          <w:rFonts w:eastAsia="Arial" w:cs="Arial" w:ascii="Arial" w:hAnsi="Arial"/>
+          <w:rFonts w:eastAsia="Arial" w:cs="Arial"/>
           <w:b/>
           <w:bCs/>
           <w:color w:val="1E293B"/>
@@ -1107,7 +2855,7 @@
       </w:pPr>
       <w:r>
         <w:rPr>
-          <w:rFonts w:eastAsia="Arial" w:cs="Arial" w:ascii="Arial" w:hAnsi="Arial"/>
+          <w:rFonts w:eastAsia="Arial" w:cs="Arial"/>
           <w:b/>
           <w:bCs/>
           <w:color w:val="E86B2D"/>
@@ -1143,8 +2891,8 @@
       </w:tblPr>
       <w:tblGrid>
         <w:gridCol w:w="1400"/>
-        <w:gridCol w:w="1599"/>
-        <w:gridCol w:w="1600"/>
+        <w:gridCol w:w="1598"/>
+        <w:gridCol w:w="1601"/>
         <w:gridCol w:w="5480"/>
       </w:tblGrid>
       <w:tr>
@@ -1183,7 +2931,7 @@
         </w:tc>
         <w:tc>
           <w:tcPr>
-            <w:tcW w:w="1599" w:type="dxa"/>
+            <w:tcW w:w="1598" w:type="dxa"/>
             <w:tcBorders>
               <w:top w:val="single" w:sz="2" w:space="0" w:color="B0BEC5"/>
               <w:left w:val="single" w:sz="2" w:space="0" w:color="B0BEC5"/>
@@ -1213,7 +2961,7 @@
         </w:tc>
         <w:tc>
           <w:tcPr>
-            <w:tcW w:w="1600" w:type="dxa"/>
+            <w:tcW w:w="1601" w:type="dxa"/>
             <w:tcBorders>
               <w:top w:val="single" w:sz="2" w:space="0" w:color="B0BEC5"/>
               <w:left w:val="single" w:sz="2" w:space="0" w:color="B0BEC5"/>
@@ -1307,7 +3055,7 @@
         </w:tc>
         <w:tc>
           <w:tcPr>
-            <w:tcW w:w="1599" w:type="dxa"/>
+            <w:tcW w:w="1598" w:type="dxa"/>
             <w:tcBorders>
               <w:top w:val="single" w:sz="2" w:space="0" w:color="D1D5DB"/>
               <w:left w:val="single" w:sz="2" w:space="0" w:color="D1D5DB"/>
@@ -1338,7 +3086,7 @@
         </w:tc>
         <w:tc>
           <w:tcPr>
-            <w:tcW w:w="1600" w:type="dxa"/>
+            <w:tcW w:w="1601" w:type="dxa"/>
             <w:tcBorders>
               <w:top w:val="single" w:sz="2" w:space="0" w:color="D1D5DB"/>
               <w:left w:val="single" w:sz="2" w:space="0" w:color="D1D5DB"/>
@@ -1434,7 +3182,7 @@
         </w:tc>
         <w:tc>
           <w:tcPr>
-            <w:tcW w:w="1599" w:type="dxa"/>
+            <w:tcW w:w="1598" w:type="dxa"/>
             <w:tcBorders>
               <w:top w:val="single" w:sz="2" w:space="0" w:color="D1D5DB"/>
               <w:left w:val="single" w:sz="2" w:space="0" w:color="D1D5DB"/>
@@ -1465,7 +3213,7 @@
         </w:tc>
         <w:tc>
           <w:tcPr>
-            <w:tcW w:w="1600" w:type="dxa"/>
+            <w:tcW w:w="1601" w:type="dxa"/>
             <w:tcBorders>
               <w:top w:val="single" w:sz="2" w:space="0" w:color="D1D5DB"/>
               <w:left w:val="single" w:sz="2" w:space="0" w:color="D1D5DB"/>
@@ -1561,7 +3309,7 @@
         </w:tc>
         <w:tc>
           <w:tcPr>
-            <w:tcW w:w="1599" w:type="dxa"/>
+            <w:tcW w:w="1598" w:type="dxa"/>
             <w:tcBorders>
               <w:top w:val="single" w:sz="2" w:space="0" w:color="D1D5DB"/>
               <w:left w:val="single" w:sz="2" w:space="0" w:color="D1D5DB"/>
@@ -1592,7 +3340,7 @@
         </w:tc>
         <w:tc>
           <w:tcPr>
-            <w:tcW w:w="1600" w:type="dxa"/>
+            <w:tcW w:w="1601" w:type="dxa"/>
             <w:tcBorders>
               <w:top w:val="single" w:sz="2" w:space="0" w:color="D1D5DB"/>
               <w:left w:val="single" w:sz="2" w:space="0" w:color="D1D5DB"/>
@@ -1688,7 +3436,7 @@
         </w:tc>
         <w:tc>
           <w:tcPr>
-            <w:tcW w:w="1599" w:type="dxa"/>
+            <w:tcW w:w="1598" w:type="dxa"/>
             <w:tcBorders>
               <w:top w:val="single" w:sz="2" w:space="0" w:color="D1D5DB"/>
               <w:left w:val="single" w:sz="2" w:space="0" w:color="D1D5DB"/>
@@ -1719,7 +3467,7 @@
         </w:tc>
         <w:tc>
           <w:tcPr>
-            <w:tcW w:w="1600" w:type="dxa"/>
+            <w:tcW w:w="1601" w:type="dxa"/>
             <w:tcBorders>
               <w:top w:val="single" w:sz="2" w:space="0" w:color="D1D5DB"/>
               <w:left w:val="single" w:sz="2" w:space="0" w:color="D1D5DB"/>
@@ -1815,7 +3563,7 @@
         </w:tc>
         <w:tc>
           <w:tcPr>
-            <w:tcW w:w="1599" w:type="dxa"/>
+            <w:tcW w:w="1598" w:type="dxa"/>
             <w:tcBorders>
               <w:top w:val="single" w:sz="2" w:space="0" w:color="D1D5DB"/>
               <w:left w:val="single" w:sz="2" w:space="0" w:color="D1D5DB"/>
@@ -1846,7 +3594,7 @@
         </w:tc>
         <w:tc>
           <w:tcPr>
-            <w:tcW w:w="1600" w:type="dxa"/>
+            <w:tcW w:w="1601" w:type="dxa"/>
             <w:tcBorders>
               <w:top w:val="single" w:sz="2" w:space="0" w:color="D1D5DB"/>
               <w:left w:val="single" w:sz="2" w:space="0" w:color="D1D5DB"/>
@@ -1960,7 +3708,7 @@
         </w:tc>
         <w:tc>
           <w:tcPr>
-            <w:tcW w:w="1599" w:type="dxa"/>
+            <w:tcW w:w="1598" w:type="dxa"/>
             <w:tcBorders>
               <w:top w:val="single" w:sz="2" w:space="0" w:color="D1D5DB"/>
               <w:left w:val="single" w:sz="2" w:space="0" w:color="D1D5DB"/>
@@ -1991,7 +3739,7 @@
         </w:tc>
         <w:tc>
           <w:tcPr>
-            <w:tcW w:w="1600" w:type="dxa"/>
+            <w:tcW w:w="1601" w:type="dxa"/>
             <w:tcBorders>
               <w:top w:val="single" w:sz="2" w:space="0" w:color="D1D5DB"/>
               <w:left w:val="single" w:sz="2" w:space="0" w:color="D1D5DB"/>
@@ -2087,7 +3835,7 @@
         </w:tc>
         <w:tc>
           <w:tcPr>
-            <w:tcW w:w="1599" w:type="dxa"/>
+            <w:tcW w:w="1598" w:type="dxa"/>
             <w:tcBorders>
               <w:top w:val="single" w:sz="2" w:space="0" w:color="D1D5DB"/>
               <w:left w:val="single" w:sz="2" w:space="0" w:color="D1D5DB"/>
@@ -2118,7 +3866,7 @@
         </w:tc>
         <w:tc>
           <w:tcPr>
-            <w:tcW w:w="1600" w:type="dxa"/>
+            <w:tcW w:w="1601" w:type="dxa"/>
             <w:tcBorders>
               <w:top w:val="single" w:sz="2" w:space="0" w:color="D1D5DB"/>
               <w:left w:val="single" w:sz="2" w:space="0" w:color="D1D5DB"/>
@@ -2214,7 +3962,7 @@
         </w:tc>
         <w:tc>
           <w:tcPr>
-            <w:tcW w:w="1599" w:type="dxa"/>
+            <w:tcW w:w="1598" w:type="dxa"/>
             <w:tcBorders>
               <w:top w:val="single" w:sz="2" w:space="0" w:color="D1D5DB"/>
               <w:left w:val="single" w:sz="2" w:space="0" w:color="D1D5DB"/>
@@ -2245,7 +3993,7 @@
         </w:tc>
         <w:tc>
           <w:tcPr>
-            <w:tcW w:w="1600" w:type="dxa"/>
+            <w:tcW w:w="1601" w:type="dxa"/>
             <w:tcBorders>
               <w:top w:val="single" w:sz="2" w:space="0" w:color="D1D5DB"/>
               <w:left w:val="single" w:sz="2" w:space="0" w:color="D1D5DB"/>
@@ -2341,7 +4089,7 @@
         </w:tc>
         <w:tc>
           <w:tcPr>
-            <w:tcW w:w="1599" w:type="dxa"/>
+            <w:tcW w:w="1598" w:type="dxa"/>
             <w:tcBorders>
               <w:top w:val="single" w:sz="2" w:space="0" w:color="D1D5DB"/>
               <w:left w:val="single" w:sz="2" w:space="0" w:color="D1D5DB"/>
@@ -2372,7 +4120,7 @@
         </w:tc>
         <w:tc>
           <w:tcPr>
-            <w:tcW w:w="1600" w:type="dxa"/>
+            <w:tcW w:w="1601" w:type="dxa"/>
             <w:tcBorders>
               <w:top w:val="single" w:sz="2" w:space="0" w:color="D1D5DB"/>
               <w:left w:val="single" w:sz="2" w:space="0" w:color="D1D5DB"/>
@@ -2434,6 +4182,16 @@
         </w:tc>
       </w:tr>
     </w:tbl>
+    <w:p>
+      <w:pPr>
+        <w:pStyle w:val="Normal"/>
+        <w:spacing w:before="120" w:after="0"/>
+        <w:rPr/>
+      </w:pPr>
+      <w:r>
+        <w:rPr/>
+      </w:r>
+    </w:p>
     <w:p>
       <w:pPr>
         <w:pStyle w:val="Normal"/>
@@ -2467,7 +4225,7 @@
         <w:pStyle w:val="ListParagraph"/>
         <w:numPr>
           <w:ilvl w:val="0"/>
-          <w:numId w:val="1"/>
+          <w:numId w:val="37"/>
         </w:numPr>
         <w:spacing w:before="40" w:after="40"/>
         <w:rPr/>
@@ -2483,13 +4241,24 @@
         </w:rPr>
         <w:t>idx_products_name ON products(name)</w:t>
       </w:r>
+      <w:r>
+        <w:rPr>
+          <w:rFonts w:cs="Arial"/>
+          <w:b w:val="false"/>
+          <w:bCs w:val="false"/>
+          <w:color w:val="1E293B"/>
+          <w:sz w:val="22"/>
+          <w:szCs w:val="22"/>
+        </w:rPr>
+        <w:t>：用於名稱搜尋</w:t>
+      </w:r>
     </w:p>
     <w:p>
       <w:pPr>
         <w:pStyle w:val="ListParagraph"/>
         <w:numPr>
           <w:ilvl w:val="0"/>
-          <w:numId w:val="1"/>
+          <w:numId w:val="38"/>
         </w:numPr>
         <w:spacing w:before="40" w:after="40"/>
         <w:rPr/>
@@ -2505,18 +4274,26 @@
         </w:rPr>
         <w:t>idx_products_created_at ON products(created_at)</w:t>
       </w:r>
+      <w:r>
+        <w:rPr>
+          <w:rFonts w:cs="Arial"/>
+          <w:b w:val="false"/>
+          <w:bCs w:val="false"/>
+          <w:color w:val="1E293B"/>
+          <w:sz w:val="22"/>
+          <w:szCs w:val="22"/>
+        </w:rPr>
+        <w:t>：用於日期搜尋</w:t>
+      </w:r>
     </w:p>
     <w:p>
       <w:pPr>
         <w:pStyle w:val="ListParagraph"/>
         <w:numPr>
           <w:ilvl w:val="0"/>
-          <w:numId w:val="1"/>
+          <w:numId w:val="39"/>
         </w:numPr>
         <w:spacing w:before="40" w:after="40"/>
-        <w:rPr/>
-      </w:pPr>
-      <w:r>
         <w:rPr>
           <w:rFonts w:eastAsia="Arial" w:cs="Arial"/>
           <w:b w:val="false"/>
@@ -2525,18 +4302,6 @@
           <w:sz w:val="22"/>
           <w:szCs w:val="22"/>
         </w:rPr>
-        <w:t>idx_products_stock ON products(stock)</w:t>
-      </w:r>
-    </w:p>
-    <w:p>
-      <w:pPr>
-        <w:pStyle w:val="ListParagraph"/>
-        <w:numPr>
-          <w:ilvl w:val="0"/>
-          <w:numId w:val="1"/>
-        </w:numPr>
-        <w:spacing w:before="40" w:after="40"/>
-        <w:rPr/>
       </w:pPr>
       <w:r>
         <w:rPr>
@@ -2547,7 +4312,51 @@
           <w:sz w:val="22"/>
           <w:szCs w:val="22"/>
         </w:rPr>
+        <w:t>idx_products_stock ON products(stock)</w:t>
+      </w:r>
+      <w:r>
+        <w:rPr>
+          <w:rFonts w:cs="Arial"/>
+          <w:b w:val="false"/>
+          <w:bCs w:val="false"/>
+          <w:color w:val="1E293B"/>
+          <w:sz w:val="22"/>
+          <w:szCs w:val="22"/>
+        </w:rPr>
+        <w:t>：加速檢查庫存以及『只顯示有庫存的商品』</w:t>
+      </w:r>
+    </w:p>
+    <w:p>
+      <w:pPr>
+        <w:pStyle w:val="ListParagraph"/>
+        <w:numPr>
+          <w:ilvl w:val="0"/>
+          <w:numId w:val="40"/>
+        </w:numPr>
+        <w:spacing w:before="40" w:after="40"/>
+        <w:rPr/>
+      </w:pPr>
+      <w:r>
+        <w:rPr>
+          <w:rFonts w:eastAsia="Arial" w:cs="Arial"/>
+          <w:b w:val="false"/>
+          <w:bCs w:val="false"/>
+          <w:color w:val="1E293B"/>
+          <w:sz w:val="22"/>
+          <w:szCs w:val="22"/>
+        </w:rPr>
         <w:t>idx_products_price ON products(price)</w:t>
+      </w:r>
+      <w:r>
+        <w:rPr>
+          <w:rFonts w:cs="Arial"/>
+          <w:b w:val="false"/>
+          <w:bCs w:val="false"/>
+          <w:color w:val="1E293B"/>
+          <w:sz w:val="22"/>
+          <w:szCs w:val="22"/>
+        </w:rPr>
+        <w:t>：以價格排列或根據區間篩選商品</w:t>
       </w:r>
     </w:p>
     <w:p>
@@ -2875,14 +4684,14 @@
       </w:pPr>
       <w:r>
         <w:rPr>
-          <w:rFonts w:eastAsia="Arial" w:cs="Arial" w:ascii="Arial" w:hAnsi="Arial"/>
+          <w:rFonts w:eastAsia="Arial" w:cs="Arial"/>
           <w:b/>
           <w:bCs/>
           <w:color w:val="E86B2D"/>
           <w:sz w:val="26"/>
           <w:szCs w:val="26"/>
         </w:rPr>
-        <w:t>3.2 app_settings</w:t>
+        <w:t>3.2 App_settings</w:t>
       </w:r>
       <w:r>
         <w:rPr>
@@ -2910,8 +4719,8 @@
         </w:tblCellMar>
       </w:tblPr>
       <w:tblGrid>
-        <w:gridCol w:w="1999"/>
-        <w:gridCol w:w="1600"/>
+        <w:gridCol w:w="1997"/>
+        <w:gridCol w:w="1602"/>
         <w:gridCol w:w="1400"/>
         <w:gridCol w:w="5080"/>
       </w:tblGrid>
@@ -2921,7 +4730,7 @@
         </w:trPr>
         <w:tc>
           <w:tcPr>
-            <w:tcW w:w="1999" w:type="dxa"/>
+            <w:tcW w:w="1997" w:type="dxa"/>
             <w:tcBorders>
               <w:top w:val="single" w:sz="2" w:space="0" w:color="B0BEC5"/>
               <w:left w:val="single" w:sz="2" w:space="0" w:color="B0BEC5"/>
@@ -2951,7 +4760,7 @@
         </w:tc>
         <w:tc>
           <w:tcPr>
-            <w:tcW w:w="1600" w:type="dxa"/>
+            <w:tcW w:w="1602" w:type="dxa"/>
             <w:tcBorders>
               <w:top w:val="single" w:sz="2" w:space="0" w:color="B0BEC5"/>
               <w:left w:val="single" w:sz="2" w:space="0" w:color="B0BEC5"/>
@@ -3044,7 +4853,7 @@
         <w:trPr/>
         <w:tc>
           <w:tcPr>
-            <w:tcW w:w="1999" w:type="dxa"/>
+            <w:tcW w:w="1997" w:type="dxa"/>
             <w:tcBorders>
               <w:top w:val="single" w:sz="2" w:space="0" w:color="D1D5DB"/>
               <w:left w:val="single" w:sz="2" w:space="0" w:color="D1D5DB"/>
@@ -3075,7 +4884,7 @@
         </w:tc>
         <w:tc>
           <w:tcPr>
-            <w:tcW w:w="1600" w:type="dxa"/>
+            <w:tcW w:w="1602" w:type="dxa"/>
             <w:tcBorders>
               <w:top w:val="single" w:sz="2" w:space="0" w:color="D1D5DB"/>
               <w:left w:val="single" w:sz="2" w:space="0" w:color="D1D5DB"/>
@@ -3180,7 +4989,7 @@
         <w:trPr/>
         <w:tc>
           <w:tcPr>
-            <w:tcW w:w="1999" w:type="dxa"/>
+            <w:tcW w:w="1997" w:type="dxa"/>
             <w:tcBorders>
               <w:top w:val="single" w:sz="2" w:space="0" w:color="D1D5DB"/>
               <w:left w:val="single" w:sz="2" w:space="0" w:color="D1D5DB"/>
@@ -3211,7 +5020,7 @@
         </w:tc>
         <w:tc>
           <w:tcPr>
-            <w:tcW w:w="1600" w:type="dxa"/>
+            <w:tcW w:w="1602" w:type="dxa"/>
             <w:tcBorders>
               <w:top w:val="single" w:sz="2" w:space="0" w:color="D1D5DB"/>
               <w:left w:val="single" w:sz="2" w:space="0" w:color="D1D5DB"/>
@@ -3307,7 +5116,7 @@
         <w:trPr/>
         <w:tc>
           <w:tcPr>
-            <w:tcW w:w="1999" w:type="dxa"/>
+            <w:tcW w:w="1997" w:type="dxa"/>
             <w:tcBorders>
               <w:top w:val="single" w:sz="2" w:space="0" w:color="D1D5DB"/>
               <w:left w:val="single" w:sz="2" w:space="0" w:color="D1D5DB"/>
@@ -3338,7 +5147,7 @@
         </w:tc>
         <w:tc>
           <w:tcPr>
-            <w:tcW w:w="1600" w:type="dxa"/>
+            <w:tcW w:w="1602" w:type="dxa"/>
             <w:tcBorders>
               <w:top w:val="single" w:sz="2" w:space="0" w:color="D1D5DB"/>
               <w:left w:val="single" w:sz="2" w:space="0" w:color="D1D5DB"/>
@@ -3434,7 +5243,7 @@
         <w:trPr/>
         <w:tc>
           <w:tcPr>
-            <w:tcW w:w="1999" w:type="dxa"/>
+            <w:tcW w:w="1997" w:type="dxa"/>
             <w:tcBorders>
               <w:top w:val="single" w:sz="2" w:space="0" w:color="D1D5DB"/>
               <w:left w:val="single" w:sz="2" w:space="0" w:color="D1D5DB"/>
@@ -3465,7 +5274,7 @@
         </w:tc>
         <w:tc>
           <w:tcPr>
-            <w:tcW w:w="1600" w:type="dxa"/>
+            <w:tcW w:w="1602" w:type="dxa"/>
             <w:tcBorders>
               <w:top w:val="single" w:sz="2" w:space="0" w:color="D1D5DB"/>
               <w:left w:val="single" w:sz="2" w:space="0" w:color="D1D5DB"/>
@@ -3579,7 +5388,7 @@
         <w:trPr/>
         <w:tc>
           <w:tcPr>
-            <w:tcW w:w="1999" w:type="dxa"/>
+            <w:tcW w:w="1997" w:type="dxa"/>
             <w:tcBorders>
               <w:top w:val="single" w:sz="2" w:space="0" w:color="D1D5DB"/>
               <w:left w:val="single" w:sz="2" w:space="0" w:color="D1D5DB"/>
@@ -3610,7 +5419,7 @@
         </w:tc>
         <w:tc>
           <w:tcPr>
-            <w:tcW w:w="1600" w:type="dxa"/>
+            <w:tcW w:w="1602" w:type="dxa"/>
             <w:tcBorders>
               <w:top w:val="single" w:sz="2" w:space="0" w:color="D1D5DB"/>
               <w:left w:val="single" w:sz="2" w:space="0" w:color="D1D5DB"/>
@@ -3736,7 +5545,7 @@
         <w:pStyle w:val="ListParagraph"/>
         <w:numPr>
           <w:ilvl w:val="0"/>
-          <w:numId w:val="1"/>
+          <w:numId w:val="41"/>
         </w:numPr>
         <w:spacing w:before="40" w:after="40"/>
         <w:rPr/>
@@ -3802,7 +5611,7 @@
         <w:pStyle w:val="ListParagraph"/>
         <w:numPr>
           <w:ilvl w:val="0"/>
-          <w:numId w:val="1"/>
+          <w:numId w:val="42"/>
         </w:numPr>
         <w:spacing w:before="40" w:after="40"/>
         <w:rPr/>
@@ -3849,7 +5658,7 @@
           <w:sz w:val="22"/>
           <w:szCs w:val="22"/>
         </w:rPr>
-        <w:t>表示全部訂單免運</w:t>
+        <w:t>表示全部訂單免運，單位為當地貨幣</w:t>
       </w:r>
     </w:p>
     <w:p>
@@ -3857,7 +5666,7 @@
         <w:pStyle w:val="ListParagraph"/>
         <w:numPr>
           <w:ilvl w:val="0"/>
-          <w:numId w:val="1"/>
+          <w:numId w:val="43"/>
         </w:numPr>
         <w:spacing w:before="40" w:after="40"/>
         <w:rPr/>
@@ -3893,7 +5702,7 @@
           <w:sz w:val="22"/>
           <w:szCs w:val="22"/>
         </w:rPr>
-        <w:t>確保冪等性</w:t>
+        <w:t xml:space="preserve">確保冪等性 </w:t>
       </w:r>
     </w:p>
     <w:p>
@@ -3904,6 +5713,52 @@
       </w:pPr>
       <w:r>
         <w:rPr/>
+        <w:drawing>
+          <wp:anchor behindDoc="0" distT="0" distB="0" distL="0" distR="0" simplePos="0" locked="0" layoutInCell="0" allowOverlap="1" relativeHeight="6">
+            <wp:simplePos x="0" y="0"/>
+            <wp:positionH relativeFrom="column">
+              <wp:align>center</wp:align>
+            </wp:positionH>
+            <wp:positionV relativeFrom="paragraph">
+              <wp:posOffset>635</wp:posOffset>
+            </wp:positionV>
+            <wp:extent cx="6400800" cy="906145"/>
+            <wp:effectExtent l="0" t="0" r="0" b="0"/>
+            <wp:wrapSquare wrapText="largest"/>
+            <wp:docPr id="6" name="Image5" descr=""/>
+            <wp:cNvGraphicFramePr>
+              <a:graphicFrameLocks xmlns:a="http://schemas.openxmlformats.org/drawingml/2006/main" noChangeAspect="1"/>
+            </wp:cNvGraphicFramePr>
+            <a:graphic xmlns:a="http://schemas.openxmlformats.org/drawingml/2006/main">
+              <a:graphicData uri="http://schemas.openxmlformats.org/drawingml/2006/picture">
+                <pic:pic xmlns:pic="http://schemas.openxmlformats.org/drawingml/2006/picture">
+                  <pic:nvPicPr>
+                    <pic:cNvPr id="6" name="Image5" descr=""/>
+                    <pic:cNvPicPr>
+                      <a:picLocks noChangeAspect="1" noChangeArrowheads="1"/>
+                    </pic:cNvPicPr>
+                  </pic:nvPicPr>
+                  <pic:blipFill>
+                    <a:blip r:embed="rId8"/>
+                    <a:stretch>
+                      <a:fillRect/>
+                    </a:stretch>
+                  </pic:blipFill>
+                  <pic:spPr bwMode="auto">
+                    <a:xfrm>
+                      <a:off x="0" y="0"/>
+                      <a:ext cx="6400800" cy="906145"/>
+                    </a:xfrm>
+                    <a:prstGeom prst="rect">
+                      <a:avLst/>
+                    </a:prstGeom>
+                    <a:noFill/>
+                  </pic:spPr>
+                </pic:pic>
+              </a:graphicData>
+            </a:graphic>
+          </wp:anchor>
+        </w:drawing>
       </w:r>
     </w:p>
     <w:p>
@@ -3914,7 +5769,7 @@
       </w:pPr>
       <w:r>
         <w:rPr>
-          <w:rFonts w:eastAsia="Arial" w:cs="Arial" w:ascii="Arial" w:hAnsi="Arial"/>
+          <w:rFonts w:eastAsia="Arial" w:cs="Arial"/>
           <w:b/>
           <w:bCs/>
           <w:color w:val="E86B2D"/>
@@ -3950,9 +5805,9 @@
       </w:tblPr>
       <w:tblGrid>
         <w:gridCol w:w="1400"/>
-        <w:gridCol w:w="1599"/>
-        <w:gridCol w:w="1500"/>
-        <w:gridCol w:w="5580"/>
+        <w:gridCol w:w="1598"/>
+        <w:gridCol w:w="1715"/>
+        <w:gridCol w:w="5366"/>
       </w:tblGrid>
       <w:tr>
         <w:trPr>
@@ -3990,7 +5845,7 @@
         </w:tc>
         <w:tc>
           <w:tcPr>
-            <w:tcW w:w="1599" w:type="dxa"/>
+            <w:tcW w:w="1598" w:type="dxa"/>
             <w:tcBorders>
               <w:top w:val="single" w:sz="2" w:space="0" w:color="B0BEC5"/>
               <w:left w:val="single" w:sz="2" w:space="0" w:color="B0BEC5"/>
@@ -4020,7 +5875,7 @@
         </w:tc>
         <w:tc>
           <w:tcPr>
-            <w:tcW w:w="1500" w:type="dxa"/>
+            <w:tcW w:w="1715" w:type="dxa"/>
             <w:tcBorders>
               <w:top w:val="single" w:sz="2" w:space="0" w:color="B0BEC5"/>
               <w:left w:val="single" w:sz="2" w:space="0" w:color="B0BEC5"/>
@@ -4050,7 +5905,7 @@
         </w:tc>
         <w:tc>
           <w:tcPr>
-            <w:tcW w:w="5580" w:type="dxa"/>
+            <w:tcW w:w="5366" w:type="dxa"/>
             <w:tcBorders>
               <w:top w:val="single" w:sz="2" w:space="0" w:color="B0BEC5"/>
               <w:left w:val="single" w:sz="2" w:space="0" w:color="B0BEC5"/>
@@ -4114,7 +5969,7 @@
         </w:tc>
         <w:tc>
           <w:tcPr>
-            <w:tcW w:w="1599" w:type="dxa"/>
+            <w:tcW w:w="1598" w:type="dxa"/>
             <w:tcBorders>
               <w:top w:val="single" w:sz="2" w:space="0" w:color="D1D5DB"/>
               <w:left w:val="single" w:sz="2" w:space="0" w:color="D1D5DB"/>
@@ -4145,7 +6000,7 @@
         </w:tc>
         <w:tc>
           <w:tcPr>
-            <w:tcW w:w="1500" w:type="dxa"/>
+            <w:tcW w:w="1715" w:type="dxa"/>
             <w:tcBorders>
               <w:top w:val="single" w:sz="2" w:space="0" w:color="D1D5DB"/>
               <w:left w:val="single" w:sz="2" w:space="0" w:color="D1D5DB"/>
@@ -4176,7 +6031,7 @@
         </w:tc>
         <w:tc>
           <w:tcPr>
-            <w:tcW w:w="5580" w:type="dxa"/>
+            <w:tcW w:w="5366" w:type="dxa"/>
             <w:tcBorders>
               <w:top w:val="single" w:sz="2" w:space="0" w:color="D1D5DB"/>
               <w:left w:val="single" w:sz="2" w:space="0" w:color="D1D5DB"/>
@@ -4241,7 +6096,7 @@
         </w:tc>
         <w:tc>
           <w:tcPr>
-            <w:tcW w:w="1599" w:type="dxa"/>
+            <w:tcW w:w="1598" w:type="dxa"/>
             <w:tcBorders>
               <w:top w:val="single" w:sz="2" w:space="0" w:color="D1D5DB"/>
               <w:left w:val="single" w:sz="2" w:space="0" w:color="D1D5DB"/>
@@ -4272,7 +6127,7 @@
         </w:tc>
         <w:tc>
           <w:tcPr>
-            <w:tcW w:w="1500" w:type="dxa"/>
+            <w:tcW w:w="1715" w:type="dxa"/>
             <w:tcBorders>
               <w:top w:val="single" w:sz="2" w:space="0" w:color="D1D5DB"/>
               <w:left w:val="single" w:sz="2" w:space="0" w:color="D1D5DB"/>
@@ -4303,7 +6158,7 @@
         </w:tc>
         <w:tc>
           <w:tcPr>
-            <w:tcW w:w="5580" w:type="dxa"/>
+            <w:tcW w:w="5366" w:type="dxa"/>
             <w:tcBorders>
               <w:top w:val="single" w:sz="2" w:space="0" w:color="D1D5DB"/>
               <w:left w:val="single" w:sz="2" w:space="0" w:color="D1D5DB"/>
@@ -4380,13 +6235,13 @@
                 <w:sz w:val="20"/>
                 <w:szCs w:val="20"/>
               </w:rPr>
-              <w:t>customer_name</w:t>
-            </w:r>
-          </w:p>
-        </w:tc>
-        <w:tc>
-          <w:tcPr>
-            <w:tcW w:w="1599" w:type="dxa"/>
+              <w:t>customer_id</w:t>
+            </w:r>
+          </w:p>
+        </w:tc>
+        <w:tc>
+          <w:tcPr>
+            <w:tcW w:w="1598" w:type="dxa"/>
             <w:tcBorders>
               <w:top w:val="single" w:sz="2" w:space="0" w:color="D1D5DB"/>
               <w:left w:val="single" w:sz="2" w:space="0" w:color="D1D5DB"/>
@@ -4411,13 +6266,13 @@
                 <w:sz w:val="20"/>
                 <w:szCs w:val="20"/>
               </w:rPr>
-              <w:t>VARCHAR</w:t>
-            </w:r>
-          </w:p>
-        </w:tc>
-        <w:tc>
-          <w:tcPr>
-            <w:tcW w:w="1500" w:type="dxa"/>
+              <w:t>INT</w:t>
+            </w:r>
+          </w:p>
+        </w:tc>
+        <w:tc>
+          <w:tcPr>
+            <w:tcW w:w="1715" w:type="dxa"/>
             <w:tcBorders>
               <w:top w:val="single" w:sz="2" w:space="0" w:color="D1D5DB"/>
               <w:left w:val="single" w:sz="2" w:space="0" w:color="D1D5DB"/>
@@ -4433,7 +6288,12 @@
           <w:p>
             <w:pPr>
               <w:pStyle w:val="Normal"/>
-              <w:rPr/>
+              <w:rPr>
+                <w:rFonts w:ascii="Courier New" w:hAnsi="Courier New" w:eastAsia="Courier New" w:cs="Courier New"/>
+                <w:color w:val="1E293B"/>
+                <w:sz w:val="20"/>
+                <w:szCs w:val="20"/>
+              </w:rPr>
             </w:pPr>
             <w:r>
               <w:rPr>
@@ -4442,13 +6302,33 @@
                 <w:sz w:val="20"/>
                 <w:szCs w:val="20"/>
               </w:rPr>
-              <w:t>NOT NULL</w:t>
-            </w:r>
-          </w:p>
-        </w:tc>
-        <w:tc>
-          <w:tcPr>
-            <w:tcW w:w="5580" w:type="dxa"/>
+              <w:t>NOT NULL,</w:t>
+            </w:r>
+          </w:p>
+          <w:p>
+            <w:pPr>
+              <w:pStyle w:val="Normal"/>
+              <w:rPr>
+                <w:rFonts w:ascii="Courier New" w:hAnsi="Courier New" w:eastAsia="Courier New" w:cs="Courier New"/>
+                <w:color w:val="1E293B"/>
+                <w:sz w:val="20"/>
+                <w:szCs w:val="20"/>
+              </w:rPr>
+            </w:pPr>
+            <w:r>
+              <w:rPr>
+                <w:rFonts w:eastAsia="Courier New" w:cs="Courier New" w:ascii="Courier New" w:hAnsi="Courier New"/>
+                <w:color w:val="1E293B"/>
+                <w:sz w:val="20"/>
+                <w:szCs w:val="20"/>
+              </w:rPr>
+              <w:t>FOREIGN KEY</w:t>
+            </w:r>
+          </w:p>
+        </w:tc>
+        <w:tc>
+          <w:tcPr>
+            <w:tcW w:w="5366" w:type="dxa"/>
             <w:tcBorders>
               <w:top w:val="single" w:sz="2" w:space="0" w:color="D1D5DB"/>
               <w:left w:val="single" w:sz="2" w:space="0" w:color="D1D5DB"/>
@@ -4473,7 +6353,16 @@
                 <w:sz w:val="20"/>
                 <w:szCs w:val="20"/>
               </w:rPr>
-              <w:t>顧客姓名</w:t>
+              <w:t>該顧客的系統</w:t>
+            </w:r>
+            <w:r>
+              <w:rPr>
+                <w:rFonts w:eastAsia="Courier New" w:cs="Courier New" w:ascii="Courier New" w:hAnsi="Courier New"/>
+                <w:color w:val="1E293B"/>
+                <w:sz w:val="20"/>
+                <w:szCs w:val="20"/>
+              </w:rPr>
+              <w:t>id</w:t>
             </w:r>
           </w:p>
         </w:tc>
@@ -4507,13 +6396,13 @@
                 <w:sz w:val="20"/>
                 <w:szCs w:val="20"/>
               </w:rPr>
-              <w:t>customer_phone</w:t>
-            </w:r>
-          </w:p>
-        </w:tc>
-        <w:tc>
-          <w:tcPr>
-            <w:tcW w:w="1599" w:type="dxa"/>
+              <w:t>total_amount</w:t>
+            </w:r>
+          </w:p>
+        </w:tc>
+        <w:tc>
+          <w:tcPr>
+            <w:tcW w:w="1598" w:type="dxa"/>
             <w:tcBorders>
               <w:top w:val="single" w:sz="2" w:space="0" w:color="D1D5DB"/>
               <w:left w:val="single" w:sz="2" w:space="0" w:color="D1D5DB"/>
@@ -4538,13 +6427,13 @@
                 <w:sz w:val="20"/>
                 <w:szCs w:val="20"/>
               </w:rPr>
-              <w:t>VARCHAR</w:t>
-            </w:r>
-          </w:p>
-        </w:tc>
-        <w:tc>
-          <w:tcPr>
-            <w:tcW w:w="1500" w:type="dxa"/>
+              <w:t>DECIMAL(10,2)</w:t>
+            </w:r>
+          </w:p>
+        </w:tc>
+        <w:tc>
+          <w:tcPr>
+            <w:tcW w:w="1715" w:type="dxa"/>
             <w:tcBorders>
               <w:top w:val="single" w:sz="2" w:space="0" w:color="D1D5DB"/>
               <w:left w:val="single" w:sz="2" w:space="0" w:color="D1D5DB"/>
@@ -4569,13 +6458,13 @@
                 <w:sz w:val="20"/>
                 <w:szCs w:val="20"/>
               </w:rPr>
-              <w:t>—</w:t>
-            </w:r>
-          </w:p>
-        </w:tc>
-        <w:tc>
-          <w:tcPr>
-            <w:tcW w:w="5580" w:type="dxa"/>
+              <w:t>NOT NULL</w:t>
+            </w:r>
+          </w:p>
+        </w:tc>
+        <w:tc>
+          <w:tcPr>
+            <w:tcW w:w="5366" w:type="dxa"/>
             <w:tcBorders>
               <w:top w:val="single" w:sz="2" w:space="0" w:color="D1D5DB"/>
               <w:left w:val="single" w:sz="2" w:space="0" w:color="D1D5DB"/>
@@ -4600,7 +6489,7 @@
                 <w:sz w:val="20"/>
                 <w:szCs w:val="20"/>
               </w:rPr>
-              <w:t>顧客電話</w:t>
+              <w:t>訂單總金額（含運費）</w:t>
             </w:r>
           </w:p>
         </w:tc>
@@ -4634,13 +6523,13 @@
                 <w:sz w:val="20"/>
                 <w:szCs w:val="20"/>
               </w:rPr>
-              <w:t>customer_email</w:t>
-            </w:r>
-          </w:p>
-        </w:tc>
-        <w:tc>
-          <w:tcPr>
-            <w:tcW w:w="1599" w:type="dxa"/>
+              <w:t>items</w:t>
+            </w:r>
+          </w:p>
+        </w:tc>
+        <w:tc>
+          <w:tcPr>
+            <w:tcW w:w="1598" w:type="dxa"/>
             <w:tcBorders>
               <w:top w:val="single" w:sz="2" w:space="0" w:color="D1D5DB"/>
               <w:left w:val="single" w:sz="2" w:space="0" w:color="D1D5DB"/>
@@ -4665,13 +6554,13 @@
                 <w:sz w:val="20"/>
                 <w:szCs w:val="20"/>
               </w:rPr>
-              <w:t>VARCHAR</w:t>
-            </w:r>
-          </w:p>
-        </w:tc>
-        <w:tc>
-          <w:tcPr>
-            <w:tcW w:w="1500" w:type="dxa"/>
+              <w:t>JSONB</w:t>
+            </w:r>
+          </w:p>
+        </w:tc>
+        <w:tc>
+          <w:tcPr>
+            <w:tcW w:w="1715" w:type="dxa"/>
             <w:tcBorders>
               <w:top w:val="single" w:sz="2" w:space="0" w:color="D1D5DB"/>
               <w:left w:val="single" w:sz="2" w:space="0" w:color="D1D5DB"/>
@@ -4696,13 +6585,13 @@
                 <w:sz w:val="20"/>
                 <w:szCs w:val="20"/>
               </w:rPr>
-              <w:t>—</w:t>
-            </w:r>
-          </w:p>
-        </w:tc>
-        <w:tc>
-          <w:tcPr>
-            <w:tcW w:w="5580" w:type="dxa"/>
+              <w:t>NOT NULL</w:t>
+            </w:r>
+          </w:p>
+        </w:tc>
+        <w:tc>
+          <w:tcPr>
+            <w:tcW w:w="5366" w:type="dxa"/>
             <w:tcBorders>
               <w:top w:val="single" w:sz="2" w:space="0" w:color="D1D5DB"/>
               <w:left w:val="single" w:sz="2" w:space="0" w:color="D1D5DB"/>
@@ -4727,16 +6616,7 @@
                 <w:sz w:val="20"/>
                 <w:szCs w:val="20"/>
               </w:rPr>
-              <w:t xml:space="preserve">顧客 </w:t>
-            </w:r>
-            <w:r>
-              <w:rPr>
-                <w:rFonts w:eastAsia="Courier New" w:cs="Courier New" w:ascii="Courier New" w:hAnsi="Courier New"/>
-                <w:color w:val="1E293B"/>
-                <w:sz w:val="20"/>
-                <w:szCs w:val="20"/>
-              </w:rPr>
-              <w:t>Email</w:t>
+              <w:t>訂單明細（商品快照）</w:t>
             </w:r>
           </w:p>
         </w:tc>
@@ -4770,13 +6650,13 @@
                 <w:sz w:val="20"/>
                 <w:szCs w:val="20"/>
               </w:rPr>
-              <w:t>total_amount</w:t>
-            </w:r>
-          </w:p>
-        </w:tc>
-        <w:tc>
-          <w:tcPr>
-            <w:tcW w:w="1599" w:type="dxa"/>
+              <w:t>status</w:t>
+            </w:r>
+          </w:p>
+        </w:tc>
+        <w:tc>
+          <w:tcPr>
+            <w:tcW w:w="1598" w:type="dxa"/>
             <w:tcBorders>
               <w:top w:val="single" w:sz="2" w:space="0" w:color="D1D5DB"/>
               <w:left w:val="single" w:sz="2" w:space="0" w:color="D1D5DB"/>
@@ -4801,13 +6681,13 @@
                 <w:sz w:val="20"/>
                 <w:szCs w:val="20"/>
               </w:rPr>
-              <w:t>DECIMAL(10,2)</w:t>
-            </w:r>
-          </w:p>
-        </w:tc>
-        <w:tc>
-          <w:tcPr>
-            <w:tcW w:w="1500" w:type="dxa"/>
+              <w:t>VARCHAR</w:t>
+            </w:r>
+          </w:p>
+        </w:tc>
+        <w:tc>
+          <w:tcPr>
+            <w:tcW w:w="1715" w:type="dxa"/>
             <w:tcBorders>
               <w:top w:val="single" w:sz="2" w:space="0" w:color="D1D5DB"/>
               <w:left w:val="single" w:sz="2" w:space="0" w:color="D1D5DB"/>
@@ -4832,13 +6712,13 @@
                 <w:sz w:val="20"/>
                 <w:szCs w:val="20"/>
               </w:rPr>
-              <w:t>NOT NULL</w:t>
-            </w:r>
-          </w:p>
-        </w:tc>
-        <w:tc>
-          <w:tcPr>
-            <w:tcW w:w="5580" w:type="dxa"/>
+              <w:t>DEFAULT 'pending'</w:t>
+            </w:r>
+          </w:p>
+        </w:tc>
+        <w:tc>
+          <w:tcPr>
+            <w:tcW w:w="5366" w:type="dxa"/>
             <w:tcBorders>
               <w:top w:val="single" w:sz="2" w:space="0" w:color="D1D5DB"/>
               <w:left w:val="single" w:sz="2" w:space="0" w:color="D1D5DB"/>
@@ -4863,7 +6743,7 @@
                 <w:sz w:val="20"/>
                 <w:szCs w:val="20"/>
               </w:rPr>
-              <w:t>訂單總金額（含運費）</w:t>
+              <w:t>訂單狀態</w:t>
             </w:r>
           </w:p>
         </w:tc>
@@ -4897,13 +6777,13 @@
                 <w:sz w:val="20"/>
                 <w:szCs w:val="20"/>
               </w:rPr>
-              <w:t>items</w:t>
-            </w:r>
-          </w:p>
-        </w:tc>
-        <w:tc>
-          <w:tcPr>
-            <w:tcW w:w="1599" w:type="dxa"/>
+              <w:t>created_at</w:t>
+            </w:r>
+          </w:p>
+        </w:tc>
+        <w:tc>
+          <w:tcPr>
+            <w:tcW w:w="1598" w:type="dxa"/>
             <w:tcBorders>
               <w:top w:val="single" w:sz="2" w:space="0" w:color="D1D5DB"/>
               <w:left w:val="single" w:sz="2" w:space="0" w:color="D1D5DB"/>
@@ -4928,13 +6808,13 @@
                 <w:sz w:val="20"/>
                 <w:szCs w:val="20"/>
               </w:rPr>
-              <w:t>JSONB</w:t>
-            </w:r>
-          </w:p>
-        </w:tc>
-        <w:tc>
-          <w:tcPr>
-            <w:tcW w:w="1500" w:type="dxa"/>
+              <w:t>TIMESTAMP</w:t>
+            </w:r>
+          </w:p>
+        </w:tc>
+        <w:tc>
+          <w:tcPr>
+            <w:tcW w:w="1715" w:type="dxa"/>
             <w:tcBorders>
               <w:top w:val="single" w:sz="2" w:space="0" w:color="D1D5DB"/>
               <w:left w:val="single" w:sz="2" w:space="0" w:color="D1D5DB"/>
@@ -4959,13 +6839,13 @@
                 <w:sz w:val="20"/>
                 <w:szCs w:val="20"/>
               </w:rPr>
-              <w:t>NOT NULL</w:t>
-            </w:r>
-          </w:p>
-        </w:tc>
-        <w:tc>
-          <w:tcPr>
-            <w:tcW w:w="5580" w:type="dxa"/>
+              <w:t>DEFAULT NOW()</w:t>
+            </w:r>
+          </w:p>
+        </w:tc>
+        <w:tc>
+          <w:tcPr>
+            <w:tcW w:w="5366" w:type="dxa"/>
             <w:tcBorders>
               <w:top w:val="single" w:sz="2" w:space="0" w:color="D1D5DB"/>
               <w:left w:val="single" w:sz="2" w:space="0" w:color="D1D5DB"/>
@@ -4990,7 +6870,7 @@
                 <w:sz w:val="20"/>
                 <w:szCs w:val="20"/>
               </w:rPr>
-              <w:t>訂單明細（商品快照）</w:t>
+              <w:t>建立時間</w:t>
             </w:r>
           </w:p>
         </w:tc>
@@ -5024,13 +6904,13 @@
                 <w:sz w:val="20"/>
                 <w:szCs w:val="20"/>
               </w:rPr>
-              <w:t>status</w:t>
-            </w:r>
-          </w:p>
-        </w:tc>
-        <w:tc>
-          <w:tcPr>
-            <w:tcW w:w="1599" w:type="dxa"/>
+              <w:t>updated_at</w:t>
+            </w:r>
+          </w:p>
+        </w:tc>
+        <w:tc>
+          <w:tcPr>
+            <w:tcW w:w="1598" w:type="dxa"/>
             <w:tcBorders>
               <w:top w:val="single" w:sz="2" w:space="0" w:color="D1D5DB"/>
               <w:left w:val="single" w:sz="2" w:space="0" w:color="D1D5DB"/>
@@ -5055,13 +6935,13 @@
                 <w:sz w:val="20"/>
                 <w:szCs w:val="20"/>
               </w:rPr>
-              <w:t>VARCHAR</w:t>
-            </w:r>
-          </w:p>
-        </w:tc>
-        <w:tc>
-          <w:tcPr>
-            <w:tcW w:w="1500" w:type="dxa"/>
+              <w:t>TIMESTAMP</w:t>
+            </w:r>
+          </w:p>
+        </w:tc>
+        <w:tc>
+          <w:tcPr>
+            <w:tcW w:w="1715" w:type="dxa"/>
             <w:tcBorders>
               <w:top w:val="single" w:sz="2" w:space="0" w:color="D1D5DB"/>
               <w:left w:val="single" w:sz="2" w:space="0" w:color="D1D5DB"/>
@@ -5086,13 +6966,13 @@
                 <w:sz w:val="20"/>
                 <w:szCs w:val="20"/>
               </w:rPr>
-              <w:t>DEFAULT 'pending'</w:t>
-            </w:r>
-          </w:p>
-        </w:tc>
-        <w:tc>
-          <w:tcPr>
-            <w:tcW w:w="5580" w:type="dxa"/>
+              <w:t>DEFAULT NOW()</w:t>
+            </w:r>
+          </w:p>
+        </w:tc>
+        <w:tc>
+          <w:tcPr>
+            <w:tcW w:w="5366" w:type="dxa"/>
             <w:tcBorders>
               <w:top w:val="single" w:sz="2" w:space="0" w:color="D1D5DB"/>
               <w:left w:val="single" w:sz="2" w:space="0" w:color="D1D5DB"/>
@@ -5117,260 +6997,6 @@
                 <w:sz w:val="20"/>
                 <w:szCs w:val="20"/>
               </w:rPr>
-              <w:t>訂單狀態</w:t>
-            </w:r>
-          </w:p>
-        </w:tc>
-      </w:tr>
-      <w:tr>
-        <w:trPr/>
-        <w:tc>
-          <w:tcPr>
-            <w:tcW w:w="1400" w:type="dxa"/>
-            <w:tcBorders>
-              <w:top w:val="single" w:sz="2" w:space="0" w:color="D1D5DB"/>
-              <w:left w:val="single" w:sz="2" w:space="0" w:color="D1D5DB"/>
-              <w:bottom w:val="single" w:sz="2" w:space="0" w:color="D1D5DB"/>
-              <w:right w:val="single" w:sz="2" w:space="0" w:color="D1D5DB"/>
-            </w:tcBorders>
-            <w:shd w:fill="FFFFFF" w:val="clear"/>
-            <w:tcMar>
-              <w:top w:w="60" w:type="dxa"/>
-              <w:bottom w:w="60" w:type="dxa"/>
-            </w:tcMar>
-          </w:tcPr>
-          <w:p>
-            <w:pPr>
-              <w:pStyle w:val="Normal"/>
-              <w:rPr/>
-            </w:pPr>
-            <w:r>
-              <w:rPr>
-                <w:rFonts w:eastAsia="Courier New" w:cs="Courier New" w:ascii="Courier New" w:hAnsi="Courier New"/>
-                <w:color w:val="1E293B"/>
-                <w:sz w:val="20"/>
-                <w:szCs w:val="20"/>
-              </w:rPr>
-              <w:t>created_at</w:t>
-            </w:r>
-          </w:p>
-        </w:tc>
-        <w:tc>
-          <w:tcPr>
-            <w:tcW w:w="1599" w:type="dxa"/>
-            <w:tcBorders>
-              <w:top w:val="single" w:sz="2" w:space="0" w:color="D1D5DB"/>
-              <w:left w:val="single" w:sz="2" w:space="0" w:color="D1D5DB"/>
-              <w:bottom w:val="single" w:sz="2" w:space="0" w:color="D1D5DB"/>
-              <w:right w:val="single" w:sz="2" w:space="0" w:color="D1D5DB"/>
-            </w:tcBorders>
-            <w:shd w:fill="FFFFFF" w:val="clear"/>
-            <w:tcMar>
-              <w:top w:w="60" w:type="dxa"/>
-              <w:bottom w:w="60" w:type="dxa"/>
-            </w:tcMar>
-          </w:tcPr>
-          <w:p>
-            <w:pPr>
-              <w:pStyle w:val="Normal"/>
-              <w:rPr/>
-            </w:pPr>
-            <w:r>
-              <w:rPr>
-                <w:rFonts w:eastAsia="Courier New" w:cs="Courier New" w:ascii="Courier New" w:hAnsi="Courier New"/>
-                <w:color w:val="1E293B"/>
-                <w:sz w:val="20"/>
-                <w:szCs w:val="20"/>
-              </w:rPr>
-              <w:t>TIMESTAMP</w:t>
-            </w:r>
-          </w:p>
-        </w:tc>
-        <w:tc>
-          <w:tcPr>
-            <w:tcW w:w="1500" w:type="dxa"/>
-            <w:tcBorders>
-              <w:top w:val="single" w:sz="2" w:space="0" w:color="D1D5DB"/>
-              <w:left w:val="single" w:sz="2" w:space="0" w:color="D1D5DB"/>
-              <w:bottom w:val="single" w:sz="2" w:space="0" w:color="D1D5DB"/>
-              <w:right w:val="single" w:sz="2" w:space="0" w:color="D1D5DB"/>
-            </w:tcBorders>
-            <w:shd w:fill="FFFFFF" w:val="clear"/>
-            <w:tcMar>
-              <w:top w:w="60" w:type="dxa"/>
-              <w:bottom w:w="60" w:type="dxa"/>
-            </w:tcMar>
-          </w:tcPr>
-          <w:p>
-            <w:pPr>
-              <w:pStyle w:val="Normal"/>
-              <w:rPr/>
-            </w:pPr>
-            <w:r>
-              <w:rPr>
-                <w:rFonts w:eastAsia="Courier New" w:cs="Courier New" w:ascii="Courier New" w:hAnsi="Courier New"/>
-                <w:color w:val="1E293B"/>
-                <w:sz w:val="20"/>
-                <w:szCs w:val="20"/>
-              </w:rPr>
-              <w:t>DEFAULT NOW()</w:t>
-            </w:r>
-          </w:p>
-        </w:tc>
-        <w:tc>
-          <w:tcPr>
-            <w:tcW w:w="5580" w:type="dxa"/>
-            <w:tcBorders>
-              <w:top w:val="single" w:sz="2" w:space="0" w:color="D1D5DB"/>
-              <w:left w:val="single" w:sz="2" w:space="0" w:color="D1D5DB"/>
-              <w:bottom w:val="single" w:sz="2" w:space="0" w:color="D1D5DB"/>
-              <w:right w:val="single" w:sz="2" w:space="0" w:color="D1D5DB"/>
-            </w:tcBorders>
-            <w:shd w:fill="FFFFFF" w:val="clear"/>
-            <w:tcMar>
-              <w:top w:w="60" w:type="dxa"/>
-              <w:bottom w:w="60" w:type="dxa"/>
-            </w:tcMar>
-          </w:tcPr>
-          <w:p>
-            <w:pPr>
-              <w:pStyle w:val="Normal"/>
-              <w:rPr/>
-            </w:pPr>
-            <w:r>
-              <w:rPr>
-                <w:rFonts w:ascii="Courier New" w:hAnsi="Courier New" w:cs="Courier New" w:eastAsia="Courier New"/>
-                <w:color w:val="1E293B"/>
-                <w:sz w:val="20"/>
-                <w:szCs w:val="20"/>
-              </w:rPr>
-              <w:t>建立時間</w:t>
-            </w:r>
-          </w:p>
-        </w:tc>
-      </w:tr>
-      <w:tr>
-        <w:trPr/>
-        <w:tc>
-          <w:tcPr>
-            <w:tcW w:w="1400" w:type="dxa"/>
-            <w:tcBorders>
-              <w:top w:val="single" w:sz="2" w:space="0" w:color="D1D5DB"/>
-              <w:left w:val="single" w:sz="2" w:space="0" w:color="D1D5DB"/>
-              <w:bottom w:val="single" w:sz="2" w:space="0" w:color="D1D5DB"/>
-              <w:right w:val="single" w:sz="2" w:space="0" w:color="D1D5DB"/>
-            </w:tcBorders>
-            <w:shd w:fill="F1F5F9" w:val="clear"/>
-            <w:tcMar>
-              <w:top w:w="60" w:type="dxa"/>
-              <w:bottom w:w="60" w:type="dxa"/>
-            </w:tcMar>
-          </w:tcPr>
-          <w:p>
-            <w:pPr>
-              <w:pStyle w:val="Normal"/>
-              <w:rPr/>
-            </w:pPr>
-            <w:r>
-              <w:rPr>
-                <w:rFonts w:eastAsia="Courier New" w:cs="Courier New" w:ascii="Courier New" w:hAnsi="Courier New"/>
-                <w:color w:val="1E293B"/>
-                <w:sz w:val="20"/>
-                <w:szCs w:val="20"/>
-              </w:rPr>
-              <w:t>updated_at</w:t>
-            </w:r>
-          </w:p>
-        </w:tc>
-        <w:tc>
-          <w:tcPr>
-            <w:tcW w:w="1599" w:type="dxa"/>
-            <w:tcBorders>
-              <w:top w:val="single" w:sz="2" w:space="0" w:color="D1D5DB"/>
-              <w:left w:val="single" w:sz="2" w:space="0" w:color="D1D5DB"/>
-              <w:bottom w:val="single" w:sz="2" w:space="0" w:color="D1D5DB"/>
-              <w:right w:val="single" w:sz="2" w:space="0" w:color="D1D5DB"/>
-            </w:tcBorders>
-            <w:shd w:fill="F1F5F9" w:val="clear"/>
-            <w:tcMar>
-              <w:top w:w="60" w:type="dxa"/>
-              <w:bottom w:w="60" w:type="dxa"/>
-            </w:tcMar>
-          </w:tcPr>
-          <w:p>
-            <w:pPr>
-              <w:pStyle w:val="Normal"/>
-              <w:rPr/>
-            </w:pPr>
-            <w:r>
-              <w:rPr>
-                <w:rFonts w:eastAsia="Courier New" w:cs="Courier New" w:ascii="Courier New" w:hAnsi="Courier New"/>
-                <w:color w:val="1E293B"/>
-                <w:sz w:val="20"/>
-                <w:szCs w:val="20"/>
-              </w:rPr>
-              <w:t>TIMESTAMP</w:t>
-            </w:r>
-          </w:p>
-        </w:tc>
-        <w:tc>
-          <w:tcPr>
-            <w:tcW w:w="1500" w:type="dxa"/>
-            <w:tcBorders>
-              <w:top w:val="single" w:sz="2" w:space="0" w:color="D1D5DB"/>
-              <w:left w:val="single" w:sz="2" w:space="0" w:color="D1D5DB"/>
-              <w:bottom w:val="single" w:sz="2" w:space="0" w:color="D1D5DB"/>
-              <w:right w:val="single" w:sz="2" w:space="0" w:color="D1D5DB"/>
-            </w:tcBorders>
-            <w:shd w:fill="F1F5F9" w:val="clear"/>
-            <w:tcMar>
-              <w:top w:w="60" w:type="dxa"/>
-              <w:bottom w:w="60" w:type="dxa"/>
-            </w:tcMar>
-          </w:tcPr>
-          <w:p>
-            <w:pPr>
-              <w:pStyle w:val="Normal"/>
-              <w:rPr/>
-            </w:pPr>
-            <w:r>
-              <w:rPr>
-                <w:rFonts w:eastAsia="Courier New" w:cs="Courier New" w:ascii="Courier New" w:hAnsi="Courier New"/>
-                <w:color w:val="1E293B"/>
-                <w:sz w:val="20"/>
-                <w:szCs w:val="20"/>
-              </w:rPr>
-              <w:t>DEFAULT NOW()</w:t>
-            </w:r>
-          </w:p>
-        </w:tc>
-        <w:tc>
-          <w:tcPr>
-            <w:tcW w:w="5580" w:type="dxa"/>
-            <w:tcBorders>
-              <w:top w:val="single" w:sz="2" w:space="0" w:color="D1D5DB"/>
-              <w:left w:val="single" w:sz="2" w:space="0" w:color="D1D5DB"/>
-              <w:bottom w:val="single" w:sz="2" w:space="0" w:color="D1D5DB"/>
-              <w:right w:val="single" w:sz="2" w:space="0" w:color="D1D5DB"/>
-            </w:tcBorders>
-            <w:shd w:fill="F1F5F9" w:val="clear"/>
-            <w:tcMar>
-              <w:top w:w="60" w:type="dxa"/>
-              <w:bottom w:w="60" w:type="dxa"/>
-            </w:tcMar>
-          </w:tcPr>
-          <w:p>
-            <w:pPr>
-              <w:pStyle w:val="Normal"/>
-              <w:rPr/>
-            </w:pPr>
-            <w:r>
-              <w:rPr>
-                <w:rFonts w:ascii="Courier New" w:hAnsi="Courier New" w:cs="Courier New" w:eastAsia="Courier New"/>
-                <w:color w:val="1E293B"/>
-                <w:sz w:val="20"/>
-                <w:szCs w:val="20"/>
-              </w:rPr>
               <w:t>最後更新時間</w:t>
             </w:r>
           </w:p>
@@ -5381,10 +7007,142 @@
       <w:pPr>
         <w:pStyle w:val="Normal"/>
         <w:spacing w:before="120" w:after="0"/>
-        <w:rPr/>
-      </w:pPr>
-      <w:r>
-        <w:rPr/>
+        <w:rPr>
+          <w:b/>
+          <w:bCs/>
+        </w:rPr>
+      </w:pPr>
+      <w:r>
+        <w:rPr>
+          <w:b/>
+          <w:bCs/>
+        </w:rPr>
+        <w:t>設計說明：</w:t>
+      </w:r>
+    </w:p>
+    <w:p>
+      <w:pPr>
+        <w:pStyle w:val="Normal"/>
+        <w:numPr>
+          <w:ilvl w:val="0"/>
+          <w:numId w:val="2"/>
+        </w:numPr>
+        <w:spacing w:before="120" w:after="0"/>
+        <w:rPr>
+          <w:b w:val="false"/>
+          <w:bCs w:val="false"/>
+        </w:rPr>
+      </w:pPr>
+      <w:r>
+        <w:rPr>
+          <w:b w:val="false"/>
+          <w:bCs w:val="false"/>
+        </w:rPr>
+        <w:t>訂單流水號作為管理訂單的其中一部分</w:t>
+      </w:r>
+    </w:p>
+    <w:p>
+      <w:pPr>
+        <w:pStyle w:val="Normal"/>
+        <w:numPr>
+          <w:ilvl w:val="0"/>
+          <w:numId w:val="2"/>
+        </w:numPr>
+        <w:spacing w:before="120" w:after="0"/>
+        <w:rPr>
+          <w:b w:val="false"/>
+          <w:bCs w:val="false"/>
+        </w:rPr>
+      </w:pPr>
+      <w:r>
+        <w:rPr>
+          <w:b w:val="false"/>
+          <w:bCs w:val="false"/>
+        </w:rPr>
+        <w:t>利用顧客</w:t>
+      </w:r>
+      <w:r>
+        <w:rPr>
+          <w:b w:val="false"/>
+          <w:bCs w:val="false"/>
+        </w:rPr>
+        <w:t>id</w:t>
+      </w:r>
+      <w:r>
+        <w:rPr>
+          <w:b w:val="false"/>
+          <w:bCs w:val="false"/>
+        </w:rPr>
+        <w:t>作為外鍵來管理</w:t>
+      </w:r>
+    </w:p>
+    <w:p>
+      <w:pPr>
+        <w:pStyle w:val="Normal"/>
+        <w:numPr>
+          <w:ilvl w:val="0"/>
+          <w:numId w:val="2"/>
+        </w:numPr>
+        <w:spacing w:before="120" w:after="0"/>
+        <w:rPr>
+          <w:b w:val="false"/>
+          <w:bCs w:val="false"/>
+        </w:rPr>
+      </w:pPr>
+      <w:r>
+        <w:rPr>
+          <w:b w:val="false"/>
+          <w:bCs w:val="false"/>
+        </w:rPr>
+        <w:t>由於只需要儲存當下的商品快照，因此採純文字形式</w:t>
+      </w:r>
+      <w:r>
+        <w:rPr>
+          <w:b w:val="false"/>
+          <w:bCs w:val="false"/>
+        </w:rPr>
+        <w:t>JSON</w:t>
+      </w:r>
+      <w:r>
+        <w:rPr>
+          <w:b w:val="false"/>
+          <w:bCs w:val="false"/>
+        </w:rPr>
+        <w:t>來存儲訂單中的</w:t>
+      </w:r>
+      <w:r>
+        <w:rPr>
+          <w:b w:val="false"/>
+          <w:bCs w:val="false"/>
+        </w:rPr>
+        <w:t>PRODUCT</w:t>
+      </w:r>
+      <w:r>
+        <w:rPr>
+          <w:b w:val="false"/>
+          <w:bCs w:val="false"/>
+        </w:rPr>
+        <w:t>狀態</w:t>
+      </w:r>
+    </w:p>
+    <w:p>
+      <w:pPr>
+        <w:pStyle w:val="Normal"/>
+        <w:numPr>
+          <w:ilvl w:val="0"/>
+          <w:numId w:val="2"/>
+        </w:numPr>
+        <w:spacing w:before="120" w:after="0"/>
+        <w:rPr>
+          <w:b w:val="false"/>
+          <w:bCs w:val="false"/>
+        </w:rPr>
+      </w:pPr>
+      <w:r>
+        <w:rPr>
+          <w:b w:val="false"/>
+          <w:bCs w:val="false"/>
+        </w:rPr>
       </w:r>
     </w:p>
     <w:p>
@@ -5393,6 +7151,17 @@
         <w:spacing w:before="60" w:after="60"/>
         <w:rPr/>
       </w:pPr>
+      <w:r>
+        <w:rPr>
+          <w:rFonts w:cs="Arial"/>
+          <w:b/>
+          <w:bCs/>
+          <w:color w:val="1E293B"/>
+          <w:sz w:val="22"/>
+          <w:szCs w:val="22"/>
+        </w:rPr>
+        <w:t>預計</w:t>
+      </w:r>
       <w:r>
         <w:rPr>
           <w:rFonts w:eastAsia="Arial" w:cs="Arial"/>
@@ -5406,6 +7175,17 @@
       </w:r>
       <w:r>
         <w:rPr>
+          <w:rFonts w:cs="Arial"/>
+          <w:b/>
+          <w:bCs/>
+          <w:color w:val="1E293B"/>
+          <w:sz w:val="22"/>
+          <w:szCs w:val="22"/>
+        </w:rPr>
+        <w:t>欄位</w:t>
+      </w:r>
+      <w:r>
+        <w:rPr>
           <w:rFonts w:ascii="Arial" w:hAnsi="Arial" w:cs="Arial"/>
           <w:b/>
           <w:bCs/>
@@ -5413,7 +7193,7 @@
           <w:sz w:val="22"/>
           <w:szCs w:val="22"/>
         </w:rPr>
-        <w:t>可能值：</w:t>
+        <w:t>可能出現的值：</w:t>
       </w:r>
     </w:p>
     <w:p>
@@ -5421,7 +7201,7 @@
         <w:pStyle w:val="ListParagraph"/>
         <w:numPr>
           <w:ilvl w:val="0"/>
-          <w:numId w:val="1"/>
+          <w:numId w:val="44"/>
         </w:numPr>
         <w:spacing w:before="40" w:after="40"/>
         <w:rPr/>
@@ -5454,7 +7234,7 @@
         <w:pStyle w:val="ListParagraph"/>
         <w:numPr>
           <w:ilvl w:val="0"/>
-          <w:numId w:val="1"/>
+          <w:numId w:val="45"/>
         </w:numPr>
         <w:spacing w:before="40" w:after="40"/>
         <w:rPr/>
@@ -5487,7 +7267,7 @@
         <w:pStyle w:val="ListParagraph"/>
         <w:numPr>
           <w:ilvl w:val="0"/>
-          <w:numId w:val="1"/>
+          <w:numId w:val="46"/>
         </w:numPr>
         <w:spacing w:before="40" w:after="40"/>
         <w:rPr/>
@@ -5520,7 +7300,7 @@
         <w:pStyle w:val="ListParagraph"/>
         <w:numPr>
           <w:ilvl w:val="0"/>
-          <w:numId w:val="1"/>
+          <w:numId w:val="47"/>
         </w:numPr>
         <w:spacing w:before="40" w:after="40"/>
         <w:rPr/>
@@ -5551,20 +7331,7 @@
     <w:p>
       <w:pPr>
         <w:pStyle w:val="Normal"/>
-        <w:spacing w:before="120" w:after="0"/>
-        <w:rPr/>
-      </w:pPr>
-      <w:r>
-        <w:rPr/>
-      </w:r>
-    </w:p>
-    <w:p>
-      <w:pPr>
-        <w:pStyle w:val="Normal"/>
         <w:spacing w:before="60" w:after="60"/>
-        <w:rPr/>
-      </w:pPr>
-      <w:r>
         <w:rPr>
           <w:rFonts w:eastAsia="Arial" w:cs="Arial"/>
           <w:b/>
@@ -5573,6 +7340,44 @@
           <w:sz w:val="22"/>
           <w:szCs w:val="22"/>
         </w:rPr>
+      </w:pPr>
+      <w:r>
+        <w:rPr>
+          <w:rFonts w:eastAsia="Arial" w:cs="Arial"/>
+          <w:b/>
+          <w:bCs/>
+          <w:color w:val="1E293B"/>
+          <w:sz w:val="22"/>
+          <w:szCs w:val="22"/>
+        </w:rPr>
+      </w:r>
+    </w:p>
+    <w:p>
+      <w:pPr>
+        <w:pStyle w:val="Normal"/>
+        <w:spacing w:before="60" w:after="60"/>
+        <w:rPr/>
+      </w:pPr>
+      <w:r>
+        <w:rPr>
+          <w:rFonts w:cs="Arial"/>
+          <w:b/>
+          <w:bCs/>
+          <w:color w:val="1E293B"/>
+          <w:sz w:val="22"/>
+          <w:szCs w:val="22"/>
+        </w:rPr>
+        <w:t>作為商品快照的</w:t>
+      </w:r>
+      <w:r>
+        <w:rPr>
+          <w:rFonts w:eastAsia="Arial" w:cs="Arial"/>
+          <w:b/>
+          <w:bCs/>
+          <w:color w:val="1E293B"/>
+          <w:sz w:val="22"/>
+          <w:szCs w:val="22"/>
+        </w:rPr>
         <w:t xml:space="preserve">items JSONB </w:t>
       </w:r>
       <w:r>
@@ -5735,7 +7540,7 @@
         <w:pStyle w:val="ListParagraph"/>
         <w:numPr>
           <w:ilvl w:val="0"/>
-          <w:numId w:val="1"/>
+          <w:numId w:val="48"/>
         </w:numPr>
         <w:spacing w:before="40" w:after="40"/>
         <w:rPr/>
@@ -5751,18 +7556,26 @@
         </w:rPr>
         <w:t>idx_orders_order_number ON orders(order_number)</w:t>
       </w:r>
+      <w:r>
+        <w:rPr>
+          <w:rFonts w:cs="Arial"/>
+          <w:b w:val="false"/>
+          <w:bCs w:val="false"/>
+          <w:color w:val="1E293B"/>
+          <w:sz w:val="22"/>
+          <w:szCs w:val="22"/>
+        </w:rPr>
+        <w:t>：訂單查詢</w:t>
+      </w:r>
     </w:p>
     <w:p>
       <w:pPr>
         <w:pStyle w:val="ListParagraph"/>
         <w:numPr>
           <w:ilvl w:val="0"/>
-          <w:numId w:val="1"/>
+          <w:numId w:val="49"/>
         </w:numPr>
         <w:spacing w:before="40" w:after="40"/>
-        <w:rPr/>
-      </w:pPr>
-      <w:r>
         <w:rPr>
           <w:rFonts w:eastAsia="Arial" w:cs="Arial"/>
           <w:b w:val="false"/>
@@ -5771,18 +7584,6 @@
           <w:sz w:val="22"/>
           <w:szCs w:val="22"/>
         </w:rPr>
-        <w:t>idx_orders_customer_email ON orders(customer_email)</w:t>
-      </w:r>
-    </w:p>
-    <w:p>
-      <w:pPr>
-        <w:pStyle w:val="ListParagraph"/>
-        <w:numPr>
-          <w:ilvl w:val="0"/>
-          <w:numId w:val="1"/>
-        </w:numPr>
-        <w:spacing w:before="40" w:after="40"/>
-        <w:rPr/>
       </w:pPr>
       <w:r>
         <w:rPr>
@@ -5793,7 +7594,18 @@
           <w:sz w:val="22"/>
           <w:szCs w:val="22"/>
         </w:rPr>
-        <w:t>idx_orders_status ON orders(status)</w:t>
+        <w:t>idx_orders_customer_email ON orders(customer_email)</w:t>
+      </w:r>
+      <w:r>
+        <w:rPr>
+          <w:rFonts w:cs="Arial"/>
+          <w:b w:val="false"/>
+          <w:bCs w:val="false"/>
+          <w:color w:val="1E293B"/>
+          <w:sz w:val="22"/>
+          <w:szCs w:val="22"/>
+        </w:rPr>
+        <w:t>：查詢特定顧客的訂單</w:t>
       </w:r>
     </w:p>
     <w:p>
@@ -5801,7 +7613,7 @@
         <w:pStyle w:val="ListParagraph"/>
         <w:numPr>
           <w:ilvl w:val="0"/>
-          <w:numId w:val="1"/>
+          <w:numId w:val="50"/>
         </w:numPr>
         <w:spacing w:before="40" w:after="40"/>
         <w:rPr/>
@@ -5815,7 +7627,73 @@
           <w:sz w:val="22"/>
           <w:szCs w:val="22"/>
         </w:rPr>
+        <w:t>idx_orders_status ON orders(status)</w:t>
+      </w:r>
+      <w:r>
+        <w:rPr>
+          <w:rFonts w:cs="Arial"/>
+          <w:b w:val="false"/>
+          <w:bCs w:val="false"/>
+          <w:color w:val="1E293B"/>
+          <w:sz w:val="22"/>
+          <w:szCs w:val="22"/>
+        </w:rPr>
+        <w:t>：篩選狀態</w:t>
+      </w:r>
+    </w:p>
+    <w:p>
+      <w:pPr>
+        <w:pStyle w:val="ListParagraph"/>
+        <w:numPr>
+          <w:ilvl w:val="0"/>
+          <w:numId w:val="51"/>
+        </w:numPr>
+        <w:spacing w:before="40" w:after="40"/>
+        <w:rPr/>
+      </w:pPr>
+      <w:r>
+        <w:rPr>
+          <w:rFonts w:eastAsia="Arial" w:cs="Arial"/>
+          <w:b w:val="false"/>
+          <w:bCs w:val="false"/>
+          <w:color w:val="1E293B"/>
+          <w:sz w:val="22"/>
+          <w:szCs w:val="22"/>
+        </w:rPr>
         <w:t>idx_orders_created_at ON orders(created_at)</w:t>
+      </w:r>
+      <w:r>
+        <w:rPr>
+          <w:rFonts w:cs="Arial"/>
+          <w:b w:val="false"/>
+          <w:bCs w:val="false"/>
+          <w:color w:val="1E293B"/>
+          <w:sz w:val="22"/>
+          <w:szCs w:val="22"/>
+        </w:rPr>
+        <w:t>：根據日期</w:t>
+      </w:r>
+      <w:r>
+        <w:rPr>
+          <w:rFonts w:eastAsia="Arial" w:cs="Arial"/>
+          <w:b w:val="false"/>
+          <w:bCs w:val="false"/>
+          <w:color w:val="1E293B"/>
+          <w:sz w:val="22"/>
+          <w:szCs w:val="22"/>
+        </w:rPr>
+        <w:t>/</w:t>
+      </w:r>
+      <w:r>
+        <w:rPr>
+          <w:rFonts w:cs="Arial"/>
+          <w:b w:val="false"/>
+          <w:bCs w:val="false"/>
+          <w:color w:val="1E293B"/>
+          <w:sz w:val="22"/>
+          <w:szCs w:val="22"/>
+        </w:rPr>
+        <w:t>時間排序</w:t>
       </w:r>
     </w:p>
     <w:p>
@@ -5849,7 +7727,7 @@
       </w:pPr>
       <w:r>
         <w:rPr>
-          <w:rFonts w:eastAsia="Arial" w:cs="Arial" w:ascii="Arial" w:hAnsi="Arial"/>
+          <w:rFonts w:eastAsia="Arial" w:cs="Arial"/>
           <w:b/>
           <w:bCs/>
           <w:color w:val="1E293B"/>
@@ -7189,7 +9067,7 @@
       </w:pPr>
       <w:r>
         <w:rPr>
-          <w:rFonts w:eastAsia="Arial" w:cs="Arial" w:ascii="Arial" w:hAnsi="Arial"/>
+          <w:rFonts w:eastAsia="Arial" w:cs="Arial"/>
           <w:b/>
           <w:bCs/>
           <w:color w:val="1E293B"/>
@@ -7218,7 +9096,7 @@
       </w:pPr>
       <w:r>
         <w:rPr>
-          <w:rFonts w:eastAsia="Arial" w:cs="Arial" w:ascii="Arial" w:hAnsi="Arial"/>
+          <w:rFonts w:eastAsia="Arial" w:cs="Arial"/>
           <w:b/>
           <w:bCs/>
           <w:color w:val="1E293B"/>
@@ -7288,7 +9166,7 @@
           <w:sz w:val="22"/>
           <w:szCs w:val="22"/>
         </w:rPr>
-        <w:t xml:space="preserve">而非拆成獨立的 </w:t>
+        <w:t xml:space="preserve">而非依據資料庫正規化的規則拆成獨立的 </w:t>
       </w:r>
       <w:r>
         <w:rPr>
@@ -7314,7 +9192,7 @@
         <w:pStyle w:val="ListParagraph"/>
         <w:numPr>
           <w:ilvl w:val="0"/>
-          <w:numId w:val="1"/>
+          <w:numId w:val="52"/>
         </w:numPr>
         <w:spacing w:before="40" w:after="40"/>
         <w:rPr/>
@@ -7358,7 +9236,7 @@
         <w:pStyle w:val="ListParagraph"/>
         <w:numPr>
           <w:ilvl w:val="0"/>
-          <w:numId w:val="1"/>
+          <w:numId w:val="53"/>
         </w:numPr>
         <w:spacing w:before="40" w:after="40"/>
         <w:rPr/>
@@ -7372,7 +9250,7 @@
           <w:sz w:val="22"/>
           <w:szCs w:val="22"/>
         </w:rPr>
-        <w:t xml:space="preserve">簡化查詢：電商場景中大多數查詢是按訂單為單位讀取，不需跨表 </w:t>
+        <w:t xml:space="preserve">場景簡化查詢：電商場景中大多數查詢是按訂單為單位讀取，不需跨表 </w:t>
       </w:r>
       <w:r>
         <w:rPr>
@@ -7391,7 +9269,7 @@
         <w:pStyle w:val="ListParagraph"/>
         <w:numPr>
           <w:ilvl w:val="0"/>
-          <w:numId w:val="1"/>
+          <w:numId w:val="54"/>
         </w:numPr>
         <w:spacing w:before="40" w:after="40"/>
         <w:rPr/>
@@ -7503,7 +9381,7 @@
       </w:pPr>
       <w:r>
         <w:rPr>
-          <w:rFonts w:eastAsia="Arial" w:cs="Arial" w:ascii="Arial" w:hAnsi="Arial"/>
+          <w:rFonts w:eastAsia="Arial" w:cs="Arial"/>
           <w:b/>
           <w:bCs/>
           <w:color w:val="1E293B"/>
@@ -7572,7 +9450,7 @@
         <w:pStyle w:val="ListParagraph"/>
         <w:numPr>
           <w:ilvl w:val="0"/>
-          <w:numId w:val="1"/>
+          <w:numId w:val="55"/>
         </w:numPr>
         <w:spacing w:before="40" w:after="40"/>
         <w:rPr/>
@@ -7594,7 +9472,7 @@
         <w:pStyle w:val="ListParagraph"/>
         <w:numPr>
           <w:ilvl w:val="0"/>
-          <w:numId w:val="1"/>
+          <w:numId w:val="56"/>
         </w:numPr>
         <w:spacing w:before="40" w:after="40"/>
         <w:rPr/>
@@ -7616,7 +9494,7 @@
         <w:pStyle w:val="ListParagraph"/>
         <w:numPr>
           <w:ilvl w:val="0"/>
-          <w:numId w:val="1"/>
+          <w:numId w:val="57"/>
         </w:numPr>
         <w:spacing w:before="40" w:after="40"/>
         <w:rPr/>
@@ -7673,7 +9551,7 @@
       </w:pPr>
       <w:r>
         <w:rPr>
-          <w:rFonts w:eastAsia="Arial" w:cs="Arial" w:ascii="Arial" w:hAnsi="Arial"/>
+          <w:rFonts w:eastAsia="Arial" w:cs="Arial"/>
           <w:b/>
           <w:bCs/>
           <w:color w:val="1E293B"/>
@@ -7695,7 +9573,7 @@
       </w:r>
       <w:r>
         <w:rPr>
-          <w:rFonts w:eastAsia="Arial" w:cs="Arial" w:ascii="Arial" w:hAnsi="Arial"/>
+          <w:rFonts w:eastAsia="Arial" w:cs="Arial"/>
           <w:b/>
           <w:bCs/>
           <w:color w:val="1E293B"/>
@@ -7708,6 +9586,10 @@
     <w:p>
       <w:pPr>
         <w:pStyle w:val="Normal"/>
+        <w:numPr>
+          <w:ilvl w:val="0"/>
+          <w:numId w:val="3"/>
+        </w:numPr>
         <w:spacing w:before="60" w:after="60"/>
         <w:rPr/>
       </w:pPr>
@@ -7718,8 +9600,19 @@
           <w:sz w:val="22"/>
           <w:szCs w:val="22"/>
         </w:rPr>
-        <w:t>方便追蹤資料異動時間，配合快取失效策略：</w:t>
-      </w:r>
+        <w:t>方便追蹤資料異動時間，配合快取失效策略</w:t>
+      </w:r>
+    </w:p>
+    <w:p>
+      <w:pPr>
+        <w:pStyle w:val="Normal"/>
+        <w:numPr>
+          <w:ilvl w:val="0"/>
+          <w:numId w:val="3"/>
+        </w:numPr>
+        <w:spacing w:before="60" w:after="60"/>
+        <w:rPr/>
+      </w:pPr>
       <w:r>
         <w:rPr>
           <w:rFonts w:eastAsia="Arial" w:cs="Arial"/>
@@ -7770,7 +9663,7 @@
       </w:pPr>
       <w:r>
         <w:rPr>
-          <w:rFonts w:eastAsia="Arial" w:cs="Arial" w:ascii="Arial" w:hAnsi="Arial"/>
+          <w:rFonts w:eastAsia="Arial" w:cs="Arial"/>
           <w:b/>
           <w:bCs/>
           <w:color w:val="1E293B"/>
@@ -7796,7 +9689,7 @@
         <w:pStyle w:val="ListParagraph"/>
         <w:numPr>
           <w:ilvl w:val="0"/>
-          <w:numId w:val="1"/>
+          <w:numId w:val="58"/>
         </w:numPr>
         <w:spacing w:before="40" w:after="40"/>
         <w:rPr/>
@@ -7829,7 +9722,7 @@
         <w:pStyle w:val="ListParagraph"/>
         <w:numPr>
           <w:ilvl w:val="0"/>
-          <w:numId w:val="1"/>
+          <w:numId w:val="59"/>
         </w:numPr>
         <w:spacing w:before="40" w:after="40"/>
         <w:rPr/>
@@ -7862,7 +9755,7 @@
         <w:pStyle w:val="ListParagraph"/>
         <w:numPr>
           <w:ilvl w:val="0"/>
-          <w:numId w:val="1"/>
+          <w:numId w:val="60"/>
         </w:numPr>
         <w:spacing w:before="40" w:after="40"/>
         <w:rPr/>
@@ -7895,7 +9788,7 @@
         <w:pStyle w:val="ListParagraph"/>
         <w:numPr>
           <w:ilvl w:val="0"/>
-          <w:numId w:val="1"/>
+          <w:numId w:val="61"/>
         </w:numPr>
         <w:spacing w:before="40" w:after="40"/>
         <w:rPr/>
@@ -7924,12 +9817,12 @@
       </w:r>
     </w:p>
     <w:sectPr>
-      <w:headerReference w:type="even" r:id="rId3"/>
-      <w:headerReference w:type="default" r:id="rId4"/>
-      <w:headerReference w:type="first" r:id="rId5"/>
-      <w:footerReference w:type="even" r:id="rId6"/>
-      <w:footerReference w:type="default" r:id="rId7"/>
-      <w:footerReference w:type="first" r:id="rId8"/>
+      <w:headerReference w:type="even" r:id="rId9"/>
+      <w:headerReference w:type="default" r:id="rId10"/>
+      <w:headerReference w:type="first" r:id="rId11"/>
+      <w:footerReference w:type="even" r:id="rId12"/>
+      <w:footerReference w:type="default" r:id="rId13"/>
+      <w:footerReference w:type="first" r:id="rId14"/>
       <w:type w:val="nextPage"/>
       <w:pgSz w:w="12240" w:h="15840"/>
       <w:pgMar w:left="1080" w:right="1080" w:gutter="0" w:header="708" w:top="1440" w:footer="708" w:bottom="1440"/>
@@ -7989,7 +9882,7 @@
     </w:r>
     <w:r>
       <w:rPr/>
-      <w:t>5</w:t>
+      <w:t>9</w:t>
     </w:r>
     <w:r>
       <w:rPr/>
@@ -8017,7 +9910,7 @@
     </w:r>
     <w:r>
       <w:rPr/>
-      <w:t>5</w:t>
+      <w:t>9</w:t>
     </w:r>
     <w:r>
       <w:rPr/>
@@ -8060,7 +9953,7 @@
     </w:r>
     <w:r>
       <w:rPr/>
-      <w:t>5</w:t>
+      <w:t>9</w:t>
     </w:r>
     <w:r>
       <w:rPr/>
@@ -8088,7 +9981,7 @@
     </w:r>
     <w:r>
       <w:rPr/>
-      <w:t>5</w:t>
+      <w:t>9</w:t>
     </w:r>
     <w:r>
       <w:rPr/>
@@ -8213,6 +10106,7 @@
         </w:tabs>
         <w:ind w:left="1080" w:hanging="360"/>
       </w:pPr>
+      <w:rPr/>
     </w:lvl>
     <w:lvl w:ilvl="2">
       <w:start w:val="1"/>
@@ -8225,6 +10119,7 @@
         </w:tabs>
         <w:ind w:left="1440" w:hanging="360"/>
       </w:pPr>
+      <w:rPr/>
     </w:lvl>
     <w:lvl w:ilvl="3">
       <w:start w:val="1"/>
@@ -8237,6 +10132,7 @@
         </w:tabs>
         <w:ind w:left="1800" w:hanging="360"/>
       </w:pPr>
+      <w:rPr/>
     </w:lvl>
     <w:lvl w:ilvl="4">
       <w:start w:val="1"/>
@@ -8249,6 +10145,7 @@
         </w:tabs>
         <w:ind w:left="2160" w:hanging="360"/>
       </w:pPr>
+      <w:rPr/>
     </w:lvl>
     <w:lvl w:ilvl="5">
       <w:start w:val="1"/>
@@ -8261,6 +10158,7 @@
         </w:tabs>
         <w:ind w:left="2520" w:hanging="360"/>
       </w:pPr>
+      <w:rPr/>
     </w:lvl>
     <w:lvl w:ilvl="6">
       <w:start w:val="1"/>
@@ -8273,6 +10171,7 @@
         </w:tabs>
         <w:ind w:left="2880" w:hanging="360"/>
       </w:pPr>
+      <w:rPr/>
     </w:lvl>
     <w:lvl w:ilvl="7">
       <w:start w:val="1"/>
@@ -8285,6 +10184,7 @@
         </w:tabs>
         <w:ind w:left="3240" w:hanging="360"/>
       </w:pPr>
+      <w:rPr/>
     </w:lvl>
     <w:lvl w:ilvl="8">
       <w:start w:val="1"/>
@@ -8297,9 +10197,3551 @@
         </w:tabs>
         <w:ind w:left="3600" w:hanging="360"/>
       </w:pPr>
+      <w:rPr/>
     </w:lvl>
   </w:abstractNum>
   <w:abstractNum w:abstractNumId="2">
+    <w:lvl w:ilvl="0">
+      <w:start w:val="1"/>
+      <w:numFmt w:val="bullet"/>
+      <w:lvlText w:val=""/>
+      <w:lvlJc w:val="left"/>
+      <w:pPr>
+        <w:tabs>
+          <w:tab w:val="num" w:pos="720"/>
+        </w:tabs>
+        <w:ind w:left="720" w:hanging="360"/>
+      </w:pPr>
+      <w:rPr>
+        <w:rFonts w:ascii="Symbol" w:hAnsi="Symbol" w:cs="Symbol" w:hint="default"/>
+      </w:rPr>
+    </w:lvl>
+    <w:lvl w:ilvl="1">
+      <w:start w:val="1"/>
+      <w:numFmt w:val="bullet"/>
+      <w:lvlText w:val=""/>
+      <w:lvlJc w:val="left"/>
+      <w:pPr>
+        <w:tabs>
+          <w:tab w:val="num" w:pos="1080"/>
+        </w:tabs>
+        <w:ind w:left="1080" w:hanging="360"/>
+      </w:pPr>
+      <w:rPr>
+        <w:rFonts w:ascii="Symbol" w:hAnsi="Symbol" w:cs="Symbol" w:hint="default"/>
+      </w:rPr>
+    </w:lvl>
+    <w:lvl w:ilvl="2">
+      <w:start w:val="1"/>
+      <w:numFmt w:val="bullet"/>
+      <w:lvlText w:val=""/>
+      <w:lvlJc w:val="left"/>
+      <w:pPr>
+        <w:tabs>
+          <w:tab w:val="num" w:pos="1440"/>
+        </w:tabs>
+        <w:ind w:left="1440" w:hanging="360"/>
+      </w:pPr>
+      <w:rPr>
+        <w:rFonts w:ascii="Symbol" w:hAnsi="Symbol" w:cs="Symbol" w:hint="default"/>
+      </w:rPr>
+    </w:lvl>
+    <w:lvl w:ilvl="3">
+      <w:start w:val="1"/>
+      <w:numFmt w:val="bullet"/>
+      <w:lvlText w:val=""/>
+      <w:lvlJc w:val="left"/>
+      <w:pPr>
+        <w:tabs>
+          <w:tab w:val="num" w:pos="1800"/>
+        </w:tabs>
+        <w:ind w:left="1800" w:hanging="360"/>
+      </w:pPr>
+      <w:rPr>
+        <w:rFonts w:ascii="Symbol" w:hAnsi="Symbol" w:cs="Symbol" w:hint="default"/>
+      </w:rPr>
+    </w:lvl>
+    <w:lvl w:ilvl="4">
+      <w:start w:val="1"/>
+      <w:numFmt w:val="bullet"/>
+      <w:lvlText w:val=""/>
+      <w:lvlJc w:val="left"/>
+      <w:pPr>
+        <w:tabs>
+          <w:tab w:val="num" w:pos="2160"/>
+        </w:tabs>
+        <w:ind w:left="2160" w:hanging="360"/>
+      </w:pPr>
+      <w:rPr>
+        <w:rFonts w:ascii="Symbol" w:hAnsi="Symbol" w:cs="Symbol" w:hint="default"/>
+      </w:rPr>
+    </w:lvl>
+    <w:lvl w:ilvl="5">
+      <w:start w:val="1"/>
+      <w:numFmt w:val="bullet"/>
+      <w:lvlText w:val=""/>
+      <w:lvlJc w:val="left"/>
+      <w:pPr>
+        <w:tabs>
+          <w:tab w:val="num" w:pos="2520"/>
+        </w:tabs>
+        <w:ind w:left="2520" w:hanging="360"/>
+      </w:pPr>
+      <w:rPr>
+        <w:rFonts w:ascii="Symbol" w:hAnsi="Symbol" w:cs="Symbol" w:hint="default"/>
+      </w:rPr>
+    </w:lvl>
+    <w:lvl w:ilvl="6">
+      <w:start w:val="1"/>
+      <w:numFmt w:val="bullet"/>
+      <w:lvlText w:val=""/>
+      <w:lvlJc w:val="left"/>
+      <w:pPr>
+        <w:tabs>
+          <w:tab w:val="num" w:pos="2880"/>
+        </w:tabs>
+        <w:ind w:left="2880" w:hanging="360"/>
+      </w:pPr>
+      <w:rPr>
+        <w:rFonts w:ascii="Symbol" w:hAnsi="Symbol" w:cs="Symbol" w:hint="default"/>
+      </w:rPr>
+    </w:lvl>
+    <w:lvl w:ilvl="7">
+      <w:start w:val="1"/>
+      <w:numFmt w:val="bullet"/>
+      <w:lvlText w:val=""/>
+      <w:lvlJc w:val="left"/>
+      <w:pPr>
+        <w:tabs>
+          <w:tab w:val="num" w:pos="3240"/>
+        </w:tabs>
+        <w:ind w:left="3240" w:hanging="360"/>
+      </w:pPr>
+      <w:rPr>
+        <w:rFonts w:ascii="Symbol" w:hAnsi="Symbol" w:cs="Symbol" w:hint="default"/>
+      </w:rPr>
+    </w:lvl>
+    <w:lvl w:ilvl="8">
+      <w:start w:val="1"/>
+      <w:numFmt w:val="bullet"/>
+      <w:lvlText w:val=""/>
+      <w:lvlJc w:val="left"/>
+      <w:pPr>
+        <w:tabs>
+          <w:tab w:val="num" w:pos="3600"/>
+        </w:tabs>
+        <w:ind w:left="3600" w:hanging="360"/>
+      </w:pPr>
+      <w:rPr>
+        <w:rFonts w:ascii="Symbol" w:hAnsi="Symbol" w:cs="Symbol" w:hint="default"/>
+      </w:rPr>
+    </w:lvl>
+  </w:abstractNum>
+  <w:abstractNum w:abstractNumId="3">
+    <w:lvl w:ilvl="0">
+      <w:start w:val="1"/>
+      <w:numFmt w:val="bullet"/>
+      <w:lvlText w:val=""/>
+      <w:lvlJc w:val="left"/>
+      <w:pPr>
+        <w:tabs>
+          <w:tab w:val="num" w:pos="720"/>
+        </w:tabs>
+        <w:ind w:left="720" w:hanging="360"/>
+      </w:pPr>
+      <w:rPr>
+        <w:rFonts w:ascii="Symbol" w:hAnsi="Symbol" w:cs="Symbol" w:hint="default"/>
+      </w:rPr>
+    </w:lvl>
+    <w:lvl w:ilvl="1">
+      <w:start w:val="1"/>
+      <w:numFmt w:val="bullet"/>
+      <w:lvlText w:val=""/>
+      <w:lvlJc w:val="left"/>
+      <w:pPr>
+        <w:tabs>
+          <w:tab w:val="num" w:pos="1080"/>
+        </w:tabs>
+        <w:ind w:left="1080" w:hanging="360"/>
+      </w:pPr>
+      <w:rPr>
+        <w:rFonts w:ascii="Symbol" w:hAnsi="Symbol" w:cs="Symbol" w:hint="default"/>
+      </w:rPr>
+    </w:lvl>
+    <w:lvl w:ilvl="2">
+      <w:start w:val="1"/>
+      <w:numFmt w:val="bullet"/>
+      <w:lvlText w:val=""/>
+      <w:lvlJc w:val="left"/>
+      <w:pPr>
+        <w:tabs>
+          <w:tab w:val="num" w:pos="1440"/>
+        </w:tabs>
+        <w:ind w:left="1440" w:hanging="360"/>
+      </w:pPr>
+      <w:rPr>
+        <w:rFonts w:ascii="Symbol" w:hAnsi="Symbol" w:cs="Symbol" w:hint="default"/>
+      </w:rPr>
+    </w:lvl>
+    <w:lvl w:ilvl="3">
+      <w:start w:val="1"/>
+      <w:numFmt w:val="bullet"/>
+      <w:lvlText w:val=""/>
+      <w:lvlJc w:val="left"/>
+      <w:pPr>
+        <w:tabs>
+          <w:tab w:val="num" w:pos="1800"/>
+        </w:tabs>
+        <w:ind w:left="1800" w:hanging="360"/>
+      </w:pPr>
+      <w:rPr>
+        <w:rFonts w:ascii="Symbol" w:hAnsi="Symbol" w:cs="Symbol" w:hint="default"/>
+      </w:rPr>
+    </w:lvl>
+    <w:lvl w:ilvl="4">
+      <w:start w:val="1"/>
+      <w:numFmt w:val="bullet"/>
+      <w:lvlText w:val=""/>
+      <w:lvlJc w:val="left"/>
+      <w:pPr>
+        <w:tabs>
+          <w:tab w:val="num" w:pos="2160"/>
+        </w:tabs>
+        <w:ind w:left="2160" w:hanging="360"/>
+      </w:pPr>
+      <w:rPr>
+        <w:rFonts w:ascii="Symbol" w:hAnsi="Symbol" w:cs="Symbol" w:hint="default"/>
+      </w:rPr>
+    </w:lvl>
+    <w:lvl w:ilvl="5">
+      <w:start w:val="1"/>
+      <w:numFmt w:val="bullet"/>
+      <w:lvlText w:val=""/>
+      <w:lvlJc w:val="left"/>
+      <w:pPr>
+        <w:tabs>
+          <w:tab w:val="num" w:pos="2520"/>
+        </w:tabs>
+        <w:ind w:left="2520" w:hanging="360"/>
+      </w:pPr>
+      <w:rPr>
+        <w:rFonts w:ascii="Symbol" w:hAnsi="Symbol" w:cs="Symbol" w:hint="default"/>
+      </w:rPr>
+    </w:lvl>
+    <w:lvl w:ilvl="6">
+      <w:start w:val="1"/>
+      <w:numFmt w:val="bullet"/>
+      <w:lvlText w:val=""/>
+      <w:lvlJc w:val="left"/>
+      <w:pPr>
+        <w:tabs>
+          <w:tab w:val="num" w:pos="2880"/>
+        </w:tabs>
+        <w:ind w:left="2880" w:hanging="360"/>
+      </w:pPr>
+      <w:rPr>
+        <w:rFonts w:ascii="Symbol" w:hAnsi="Symbol" w:cs="Symbol" w:hint="default"/>
+      </w:rPr>
+    </w:lvl>
+    <w:lvl w:ilvl="7">
+      <w:start w:val="1"/>
+      <w:numFmt w:val="bullet"/>
+      <w:lvlText w:val=""/>
+      <w:lvlJc w:val="left"/>
+      <w:pPr>
+        <w:tabs>
+          <w:tab w:val="num" w:pos="3240"/>
+        </w:tabs>
+        <w:ind w:left="3240" w:hanging="360"/>
+      </w:pPr>
+      <w:rPr>
+        <w:rFonts w:ascii="Symbol" w:hAnsi="Symbol" w:cs="Symbol" w:hint="default"/>
+      </w:rPr>
+    </w:lvl>
+    <w:lvl w:ilvl="8">
+      <w:start w:val="1"/>
+      <w:numFmt w:val="bullet"/>
+      <w:lvlText w:val=""/>
+      <w:lvlJc w:val="left"/>
+      <w:pPr>
+        <w:tabs>
+          <w:tab w:val="num" w:pos="3600"/>
+        </w:tabs>
+        <w:ind w:left="3600" w:hanging="360"/>
+      </w:pPr>
+      <w:rPr>
+        <w:rFonts w:ascii="Symbol" w:hAnsi="Symbol" w:cs="Symbol" w:hint="default"/>
+      </w:rPr>
+    </w:lvl>
+  </w:abstractNum>
+  <w:abstractNum w:abstractNumId="4">
+    <w:lvl w:ilvl="0">
+      <w:start w:val="1"/>
+      <w:numFmt w:val="bullet"/>
+      <w:lvlText w:val=""/>
+      <w:lvlJc w:val="left"/>
+      <w:pPr>
+        <w:tabs>
+          <w:tab w:val="num" w:pos="0"/>
+        </w:tabs>
+        <w:ind w:left="720" w:hanging="360"/>
+      </w:pPr>
+      <w:rPr>
+        <w:rFonts w:ascii="Symbol" w:hAnsi="Symbol" w:cs="Symbol" w:hint="default"/>
+      </w:rPr>
+    </w:lvl>
+    <w:lvl w:ilvl="1">
+      <w:start w:val="1"/>
+      <w:numFmt w:val="decimal"/>
+      <w:lvlText w:val="%2."/>
+      <w:lvlJc w:val="left"/>
+      <w:pPr>
+        <w:tabs>
+          <w:tab w:val="num" w:pos="1080"/>
+        </w:tabs>
+        <w:ind w:left="1080" w:hanging="360"/>
+      </w:pPr>
+      <w:rPr/>
+    </w:lvl>
+    <w:lvl w:ilvl="2">
+      <w:start w:val="1"/>
+      <w:numFmt w:val="decimal"/>
+      <w:lvlText w:val="%3."/>
+      <w:lvlJc w:val="left"/>
+      <w:pPr>
+        <w:tabs>
+          <w:tab w:val="num" w:pos="1440"/>
+        </w:tabs>
+        <w:ind w:left="1440" w:hanging="360"/>
+      </w:pPr>
+      <w:rPr/>
+    </w:lvl>
+    <w:lvl w:ilvl="3">
+      <w:start w:val="1"/>
+      <w:numFmt w:val="decimal"/>
+      <w:lvlText w:val="%4."/>
+      <w:lvlJc w:val="left"/>
+      <w:pPr>
+        <w:tabs>
+          <w:tab w:val="num" w:pos="1800"/>
+        </w:tabs>
+        <w:ind w:left="1800" w:hanging="360"/>
+      </w:pPr>
+      <w:rPr/>
+    </w:lvl>
+    <w:lvl w:ilvl="4">
+      <w:start w:val="1"/>
+      <w:numFmt w:val="decimal"/>
+      <w:lvlText w:val="%5."/>
+      <w:lvlJc w:val="left"/>
+      <w:pPr>
+        <w:tabs>
+          <w:tab w:val="num" w:pos="2160"/>
+        </w:tabs>
+        <w:ind w:left="2160" w:hanging="360"/>
+      </w:pPr>
+      <w:rPr/>
+    </w:lvl>
+    <w:lvl w:ilvl="5">
+      <w:start w:val="1"/>
+      <w:numFmt w:val="decimal"/>
+      <w:lvlText w:val="%6."/>
+      <w:lvlJc w:val="left"/>
+      <w:pPr>
+        <w:tabs>
+          <w:tab w:val="num" w:pos="2520"/>
+        </w:tabs>
+        <w:ind w:left="2520" w:hanging="360"/>
+      </w:pPr>
+      <w:rPr/>
+    </w:lvl>
+    <w:lvl w:ilvl="6">
+      <w:start w:val="1"/>
+      <w:numFmt w:val="decimal"/>
+      <w:lvlText w:val="%7."/>
+      <w:lvlJc w:val="left"/>
+      <w:pPr>
+        <w:tabs>
+          <w:tab w:val="num" w:pos="2880"/>
+        </w:tabs>
+        <w:ind w:left="2880" w:hanging="360"/>
+      </w:pPr>
+      <w:rPr/>
+    </w:lvl>
+    <w:lvl w:ilvl="7">
+      <w:start w:val="1"/>
+      <w:numFmt w:val="decimal"/>
+      <w:lvlText w:val="%8."/>
+      <w:lvlJc w:val="left"/>
+      <w:pPr>
+        <w:tabs>
+          <w:tab w:val="num" w:pos="3240"/>
+        </w:tabs>
+        <w:ind w:left="3240" w:hanging="360"/>
+      </w:pPr>
+      <w:rPr/>
+    </w:lvl>
+    <w:lvl w:ilvl="8">
+      <w:start w:val="1"/>
+      <w:numFmt w:val="decimal"/>
+      <w:lvlText w:val="%9."/>
+      <w:lvlJc w:val="left"/>
+      <w:pPr>
+        <w:tabs>
+          <w:tab w:val="num" w:pos="3600"/>
+        </w:tabs>
+        <w:ind w:left="3600" w:hanging="360"/>
+      </w:pPr>
+      <w:rPr/>
+    </w:lvl>
+  </w:abstractNum>
+  <w:abstractNum w:abstractNumId="5">
+    <w:lvl w:ilvl="0">
+      <w:start w:val="1"/>
+      <w:numFmt w:val="bullet"/>
+      <w:lvlText w:val=""/>
+      <w:lvlJc w:val="left"/>
+      <w:pPr>
+        <w:tabs>
+          <w:tab w:val="num" w:pos="0"/>
+        </w:tabs>
+        <w:ind w:left="720" w:hanging="360"/>
+      </w:pPr>
+      <w:rPr>
+        <w:rFonts w:ascii="Symbol" w:hAnsi="Symbol" w:cs="Symbol" w:hint="default"/>
+      </w:rPr>
+    </w:lvl>
+    <w:lvl w:ilvl="1">
+      <w:start w:val="1"/>
+      <w:numFmt w:val="decimal"/>
+      <w:lvlText w:val="%2."/>
+      <w:lvlJc w:val="left"/>
+      <w:pPr>
+        <w:tabs>
+          <w:tab w:val="num" w:pos="1080"/>
+        </w:tabs>
+        <w:ind w:left="1080" w:hanging="360"/>
+      </w:pPr>
+      <w:rPr/>
+    </w:lvl>
+    <w:lvl w:ilvl="2">
+      <w:start w:val="1"/>
+      <w:numFmt w:val="decimal"/>
+      <w:lvlText w:val="%3."/>
+      <w:lvlJc w:val="left"/>
+      <w:pPr>
+        <w:tabs>
+          <w:tab w:val="num" w:pos="1440"/>
+        </w:tabs>
+        <w:ind w:left="1440" w:hanging="360"/>
+      </w:pPr>
+      <w:rPr/>
+    </w:lvl>
+    <w:lvl w:ilvl="3">
+      <w:start w:val="1"/>
+      <w:numFmt w:val="decimal"/>
+      <w:lvlText w:val="%4."/>
+      <w:lvlJc w:val="left"/>
+      <w:pPr>
+        <w:tabs>
+          <w:tab w:val="num" w:pos="1800"/>
+        </w:tabs>
+        <w:ind w:left="1800" w:hanging="360"/>
+      </w:pPr>
+      <w:rPr/>
+    </w:lvl>
+    <w:lvl w:ilvl="4">
+      <w:start w:val="1"/>
+      <w:numFmt w:val="decimal"/>
+      <w:lvlText w:val="%5."/>
+      <w:lvlJc w:val="left"/>
+      <w:pPr>
+        <w:tabs>
+          <w:tab w:val="num" w:pos="2160"/>
+        </w:tabs>
+        <w:ind w:left="2160" w:hanging="360"/>
+      </w:pPr>
+      <w:rPr/>
+    </w:lvl>
+    <w:lvl w:ilvl="5">
+      <w:start w:val="1"/>
+      <w:numFmt w:val="decimal"/>
+      <w:lvlText w:val="%6."/>
+      <w:lvlJc w:val="left"/>
+      <w:pPr>
+        <w:tabs>
+          <w:tab w:val="num" w:pos="2520"/>
+        </w:tabs>
+        <w:ind w:left="2520" w:hanging="360"/>
+      </w:pPr>
+      <w:rPr/>
+    </w:lvl>
+    <w:lvl w:ilvl="6">
+      <w:start w:val="1"/>
+      <w:numFmt w:val="decimal"/>
+      <w:lvlText w:val="%7."/>
+      <w:lvlJc w:val="left"/>
+      <w:pPr>
+        <w:tabs>
+          <w:tab w:val="num" w:pos="2880"/>
+        </w:tabs>
+        <w:ind w:left="2880" w:hanging="360"/>
+      </w:pPr>
+      <w:rPr/>
+    </w:lvl>
+    <w:lvl w:ilvl="7">
+      <w:start w:val="1"/>
+      <w:numFmt w:val="decimal"/>
+      <w:lvlText w:val="%8."/>
+      <w:lvlJc w:val="left"/>
+      <w:pPr>
+        <w:tabs>
+          <w:tab w:val="num" w:pos="3240"/>
+        </w:tabs>
+        <w:ind w:left="3240" w:hanging="360"/>
+      </w:pPr>
+      <w:rPr/>
+    </w:lvl>
+    <w:lvl w:ilvl="8">
+      <w:start w:val="1"/>
+      <w:numFmt w:val="decimal"/>
+      <w:lvlText w:val="%9."/>
+      <w:lvlJc w:val="left"/>
+      <w:pPr>
+        <w:tabs>
+          <w:tab w:val="num" w:pos="3600"/>
+        </w:tabs>
+        <w:ind w:left="3600" w:hanging="360"/>
+      </w:pPr>
+      <w:rPr/>
+    </w:lvl>
+  </w:abstractNum>
+  <w:abstractNum w:abstractNumId="6">
+    <w:lvl w:ilvl="0">
+      <w:start w:val="1"/>
+      <w:numFmt w:val="bullet"/>
+      <w:lvlText w:val=""/>
+      <w:lvlJc w:val="left"/>
+      <w:pPr>
+        <w:tabs>
+          <w:tab w:val="num" w:pos="0"/>
+        </w:tabs>
+        <w:ind w:left="720" w:hanging="360"/>
+      </w:pPr>
+      <w:rPr>
+        <w:rFonts w:ascii="Symbol" w:hAnsi="Symbol" w:cs="Symbol" w:hint="default"/>
+      </w:rPr>
+    </w:lvl>
+    <w:lvl w:ilvl="1">
+      <w:start w:val="1"/>
+      <w:numFmt w:val="decimal"/>
+      <w:lvlText w:val="%2."/>
+      <w:lvlJc w:val="left"/>
+      <w:pPr>
+        <w:tabs>
+          <w:tab w:val="num" w:pos="1080"/>
+        </w:tabs>
+        <w:ind w:left="1080" w:hanging="360"/>
+      </w:pPr>
+      <w:rPr/>
+    </w:lvl>
+    <w:lvl w:ilvl="2">
+      <w:start w:val="1"/>
+      <w:numFmt w:val="decimal"/>
+      <w:lvlText w:val="%3."/>
+      <w:lvlJc w:val="left"/>
+      <w:pPr>
+        <w:tabs>
+          <w:tab w:val="num" w:pos="1440"/>
+        </w:tabs>
+        <w:ind w:left="1440" w:hanging="360"/>
+      </w:pPr>
+      <w:rPr/>
+    </w:lvl>
+    <w:lvl w:ilvl="3">
+      <w:start w:val="1"/>
+      <w:numFmt w:val="decimal"/>
+      <w:lvlText w:val="%4."/>
+      <w:lvlJc w:val="left"/>
+      <w:pPr>
+        <w:tabs>
+          <w:tab w:val="num" w:pos="1800"/>
+        </w:tabs>
+        <w:ind w:left="1800" w:hanging="360"/>
+      </w:pPr>
+      <w:rPr/>
+    </w:lvl>
+    <w:lvl w:ilvl="4">
+      <w:start w:val="1"/>
+      <w:numFmt w:val="decimal"/>
+      <w:lvlText w:val="%5."/>
+      <w:lvlJc w:val="left"/>
+      <w:pPr>
+        <w:tabs>
+          <w:tab w:val="num" w:pos="2160"/>
+        </w:tabs>
+        <w:ind w:left="2160" w:hanging="360"/>
+      </w:pPr>
+      <w:rPr/>
+    </w:lvl>
+    <w:lvl w:ilvl="5">
+      <w:start w:val="1"/>
+      <w:numFmt w:val="decimal"/>
+      <w:lvlText w:val="%6."/>
+      <w:lvlJc w:val="left"/>
+      <w:pPr>
+        <w:tabs>
+          <w:tab w:val="num" w:pos="2520"/>
+        </w:tabs>
+        <w:ind w:left="2520" w:hanging="360"/>
+      </w:pPr>
+      <w:rPr/>
+    </w:lvl>
+    <w:lvl w:ilvl="6">
+      <w:start w:val="1"/>
+      <w:numFmt w:val="decimal"/>
+      <w:lvlText w:val="%7."/>
+      <w:lvlJc w:val="left"/>
+      <w:pPr>
+        <w:tabs>
+          <w:tab w:val="num" w:pos="2880"/>
+        </w:tabs>
+        <w:ind w:left="2880" w:hanging="360"/>
+      </w:pPr>
+      <w:rPr/>
+    </w:lvl>
+    <w:lvl w:ilvl="7">
+      <w:start w:val="1"/>
+      <w:numFmt w:val="decimal"/>
+      <w:lvlText w:val="%8."/>
+      <w:lvlJc w:val="left"/>
+      <w:pPr>
+        <w:tabs>
+          <w:tab w:val="num" w:pos="3240"/>
+        </w:tabs>
+        <w:ind w:left="3240" w:hanging="360"/>
+      </w:pPr>
+      <w:rPr/>
+    </w:lvl>
+    <w:lvl w:ilvl="8">
+      <w:start w:val="1"/>
+      <w:numFmt w:val="decimal"/>
+      <w:lvlText w:val="%9."/>
+      <w:lvlJc w:val="left"/>
+      <w:pPr>
+        <w:tabs>
+          <w:tab w:val="num" w:pos="3600"/>
+        </w:tabs>
+        <w:ind w:left="3600" w:hanging="360"/>
+      </w:pPr>
+      <w:rPr/>
+    </w:lvl>
+  </w:abstractNum>
+  <w:abstractNum w:abstractNumId="7">
+    <w:lvl w:ilvl="0">
+      <w:start w:val="1"/>
+      <w:numFmt w:val="bullet"/>
+      <w:lvlText w:val=""/>
+      <w:lvlJc w:val="left"/>
+      <w:pPr>
+        <w:tabs>
+          <w:tab w:val="num" w:pos="0"/>
+        </w:tabs>
+        <w:ind w:left="720" w:hanging="360"/>
+      </w:pPr>
+      <w:rPr>
+        <w:rFonts w:ascii="Symbol" w:hAnsi="Symbol" w:cs="Symbol" w:hint="default"/>
+      </w:rPr>
+    </w:lvl>
+    <w:lvl w:ilvl="1">
+      <w:start w:val="1"/>
+      <w:numFmt w:val="decimal"/>
+      <w:lvlText w:val="%2."/>
+      <w:lvlJc w:val="left"/>
+      <w:pPr>
+        <w:tabs>
+          <w:tab w:val="num" w:pos="1080"/>
+        </w:tabs>
+        <w:ind w:left="1080" w:hanging="360"/>
+      </w:pPr>
+      <w:rPr/>
+    </w:lvl>
+    <w:lvl w:ilvl="2">
+      <w:start w:val="1"/>
+      <w:numFmt w:val="decimal"/>
+      <w:lvlText w:val="%3."/>
+      <w:lvlJc w:val="left"/>
+      <w:pPr>
+        <w:tabs>
+          <w:tab w:val="num" w:pos="1440"/>
+        </w:tabs>
+        <w:ind w:left="1440" w:hanging="360"/>
+      </w:pPr>
+      <w:rPr/>
+    </w:lvl>
+    <w:lvl w:ilvl="3">
+      <w:start w:val="1"/>
+      <w:numFmt w:val="decimal"/>
+      <w:lvlText w:val="%4."/>
+      <w:lvlJc w:val="left"/>
+      <w:pPr>
+        <w:tabs>
+          <w:tab w:val="num" w:pos="1800"/>
+        </w:tabs>
+        <w:ind w:left="1800" w:hanging="360"/>
+      </w:pPr>
+      <w:rPr/>
+    </w:lvl>
+    <w:lvl w:ilvl="4">
+      <w:start w:val="1"/>
+      <w:numFmt w:val="decimal"/>
+      <w:lvlText w:val="%5."/>
+      <w:lvlJc w:val="left"/>
+      <w:pPr>
+        <w:tabs>
+          <w:tab w:val="num" w:pos="2160"/>
+        </w:tabs>
+        <w:ind w:left="2160" w:hanging="360"/>
+      </w:pPr>
+      <w:rPr/>
+    </w:lvl>
+    <w:lvl w:ilvl="5">
+      <w:start w:val="1"/>
+      <w:numFmt w:val="decimal"/>
+      <w:lvlText w:val="%6."/>
+      <w:lvlJc w:val="left"/>
+      <w:pPr>
+        <w:tabs>
+          <w:tab w:val="num" w:pos="2520"/>
+        </w:tabs>
+        <w:ind w:left="2520" w:hanging="360"/>
+      </w:pPr>
+      <w:rPr/>
+    </w:lvl>
+    <w:lvl w:ilvl="6">
+      <w:start w:val="1"/>
+      <w:numFmt w:val="decimal"/>
+      <w:lvlText w:val="%7."/>
+      <w:lvlJc w:val="left"/>
+      <w:pPr>
+        <w:tabs>
+          <w:tab w:val="num" w:pos="2880"/>
+        </w:tabs>
+        <w:ind w:left="2880" w:hanging="360"/>
+      </w:pPr>
+      <w:rPr/>
+    </w:lvl>
+    <w:lvl w:ilvl="7">
+      <w:start w:val="1"/>
+      <w:numFmt w:val="decimal"/>
+      <w:lvlText w:val="%8."/>
+      <w:lvlJc w:val="left"/>
+      <w:pPr>
+        <w:tabs>
+          <w:tab w:val="num" w:pos="3240"/>
+        </w:tabs>
+        <w:ind w:left="3240" w:hanging="360"/>
+      </w:pPr>
+      <w:rPr/>
+    </w:lvl>
+    <w:lvl w:ilvl="8">
+      <w:start w:val="1"/>
+      <w:numFmt w:val="decimal"/>
+      <w:lvlText w:val="%9."/>
+      <w:lvlJc w:val="left"/>
+      <w:pPr>
+        <w:tabs>
+          <w:tab w:val="num" w:pos="3600"/>
+        </w:tabs>
+        <w:ind w:left="3600" w:hanging="360"/>
+      </w:pPr>
+      <w:rPr/>
+    </w:lvl>
+  </w:abstractNum>
+  <w:abstractNum w:abstractNumId="8">
+    <w:lvl w:ilvl="0">
+      <w:start w:val="1"/>
+      <w:numFmt w:val="bullet"/>
+      <w:lvlText w:val=""/>
+      <w:lvlJc w:val="left"/>
+      <w:pPr>
+        <w:tabs>
+          <w:tab w:val="num" w:pos="0"/>
+        </w:tabs>
+        <w:ind w:left="720" w:hanging="360"/>
+      </w:pPr>
+      <w:rPr>
+        <w:rFonts w:ascii="Symbol" w:hAnsi="Symbol" w:cs="Symbol" w:hint="default"/>
+      </w:rPr>
+    </w:lvl>
+    <w:lvl w:ilvl="1">
+      <w:start w:val="1"/>
+      <w:numFmt w:val="decimal"/>
+      <w:lvlText w:val="%2."/>
+      <w:lvlJc w:val="left"/>
+      <w:pPr>
+        <w:tabs>
+          <w:tab w:val="num" w:pos="1080"/>
+        </w:tabs>
+        <w:ind w:left="1080" w:hanging="360"/>
+      </w:pPr>
+      <w:rPr/>
+    </w:lvl>
+    <w:lvl w:ilvl="2">
+      <w:start w:val="1"/>
+      <w:numFmt w:val="decimal"/>
+      <w:lvlText w:val="%3."/>
+      <w:lvlJc w:val="left"/>
+      <w:pPr>
+        <w:tabs>
+          <w:tab w:val="num" w:pos="1440"/>
+        </w:tabs>
+        <w:ind w:left="1440" w:hanging="360"/>
+      </w:pPr>
+      <w:rPr/>
+    </w:lvl>
+    <w:lvl w:ilvl="3">
+      <w:start w:val="1"/>
+      <w:numFmt w:val="decimal"/>
+      <w:lvlText w:val="%4."/>
+      <w:lvlJc w:val="left"/>
+      <w:pPr>
+        <w:tabs>
+          <w:tab w:val="num" w:pos="1800"/>
+        </w:tabs>
+        <w:ind w:left="1800" w:hanging="360"/>
+      </w:pPr>
+      <w:rPr/>
+    </w:lvl>
+    <w:lvl w:ilvl="4">
+      <w:start w:val="1"/>
+      <w:numFmt w:val="decimal"/>
+      <w:lvlText w:val="%5."/>
+      <w:lvlJc w:val="left"/>
+      <w:pPr>
+        <w:tabs>
+          <w:tab w:val="num" w:pos="2160"/>
+        </w:tabs>
+        <w:ind w:left="2160" w:hanging="360"/>
+      </w:pPr>
+      <w:rPr/>
+    </w:lvl>
+    <w:lvl w:ilvl="5">
+      <w:start w:val="1"/>
+      <w:numFmt w:val="decimal"/>
+      <w:lvlText w:val="%6."/>
+      <w:lvlJc w:val="left"/>
+      <w:pPr>
+        <w:tabs>
+          <w:tab w:val="num" w:pos="2520"/>
+        </w:tabs>
+        <w:ind w:left="2520" w:hanging="360"/>
+      </w:pPr>
+      <w:rPr/>
+    </w:lvl>
+    <w:lvl w:ilvl="6">
+      <w:start w:val="1"/>
+      <w:numFmt w:val="decimal"/>
+      <w:lvlText w:val="%7."/>
+      <w:lvlJc w:val="left"/>
+      <w:pPr>
+        <w:tabs>
+          <w:tab w:val="num" w:pos="2880"/>
+        </w:tabs>
+        <w:ind w:left="2880" w:hanging="360"/>
+      </w:pPr>
+      <w:rPr/>
+    </w:lvl>
+    <w:lvl w:ilvl="7">
+      <w:start w:val="1"/>
+      <w:numFmt w:val="decimal"/>
+      <w:lvlText w:val="%8."/>
+      <w:lvlJc w:val="left"/>
+      <w:pPr>
+        <w:tabs>
+          <w:tab w:val="num" w:pos="3240"/>
+        </w:tabs>
+        <w:ind w:left="3240" w:hanging="360"/>
+      </w:pPr>
+      <w:rPr/>
+    </w:lvl>
+    <w:lvl w:ilvl="8">
+      <w:start w:val="1"/>
+      <w:numFmt w:val="decimal"/>
+      <w:lvlText w:val="%9."/>
+      <w:lvlJc w:val="left"/>
+      <w:pPr>
+        <w:tabs>
+          <w:tab w:val="num" w:pos="3600"/>
+        </w:tabs>
+        <w:ind w:left="3600" w:hanging="360"/>
+      </w:pPr>
+      <w:rPr/>
+    </w:lvl>
+  </w:abstractNum>
+  <w:abstractNum w:abstractNumId="9">
+    <w:lvl w:ilvl="0">
+      <w:start w:val="1"/>
+      <w:numFmt w:val="bullet"/>
+      <w:lvlText w:val=""/>
+      <w:lvlJc w:val="left"/>
+      <w:pPr>
+        <w:tabs>
+          <w:tab w:val="num" w:pos="0"/>
+        </w:tabs>
+        <w:ind w:left="720" w:hanging="360"/>
+      </w:pPr>
+      <w:rPr>
+        <w:rFonts w:ascii="Symbol" w:hAnsi="Symbol" w:cs="Symbol" w:hint="default"/>
+      </w:rPr>
+    </w:lvl>
+    <w:lvl w:ilvl="1">
+      <w:start w:val="1"/>
+      <w:numFmt w:val="decimal"/>
+      <w:lvlText w:val="%2."/>
+      <w:lvlJc w:val="left"/>
+      <w:pPr>
+        <w:tabs>
+          <w:tab w:val="num" w:pos="1080"/>
+        </w:tabs>
+        <w:ind w:left="1080" w:hanging="360"/>
+      </w:pPr>
+      <w:rPr/>
+    </w:lvl>
+    <w:lvl w:ilvl="2">
+      <w:start w:val="1"/>
+      <w:numFmt w:val="decimal"/>
+      <w:lvlText w:val="%3."/>
+      <w:lvlJc w:val="left"/>
+      <w:pPr>
+        <w:tabs>
+          <w:tab w:val="num" w:pos="1440"/>
+        </w:tabs>
+        <w:ind w:left="1440" w:hanging="360"/>
+      </w:pPr>
+      <w:rPr/>
+    </w:lvl>
+    <w:lvl w:ilvl="3">
+      <w:start w:val="1"/>
+      <w:numFmt w:val="decimal"/>
+      <w:lvlText w:val="%4."/>
+      <w:lvlJc w:val="left"/>
+      <w:pPr>
+        <w:tabs>
+          <w:tab w:val="num" w:pos="1800"/>
+        </w:tabs>
+        <w:ind w:left="1800" w:hanging="360"/>
+      </w:pPr>
+      <w:rPr/>
+    </w:lvl>
+    <w:lvl w:ilvl="4">
+      <w:start w:val="1"/>
+      <w:numFmt w:val="decimal"/>
+      <w:lvlText w:val="%5."/>
+      <w:lvlJc w:val="left"/>
+      <w:pPr>
+        <w:tabs>
+          <w:tab w:val="num" w:pos="2160"/>
+        </w:tabs>
+        <w:ind w:left="2160" w:hanging="360"/>
+      </w:pPr>
+      <w:rPr/>
+    </w:lvl>
+    <w:lvl w:ilvl="5">
+      <w:start w:val="1"/>
+      <w:numFmt w:val="decimal"/>
+      <w:lvlText w:val="%6."/>
+      <w:lvlJc w:val="left"/>
+      <w:pPr>
+        <w:tabs>
+          <w:tab w:val="num" w:pos="2520"/>
+        </w:tabs>
+        <w:ind w:left="2520" w:hanging="360"/>
+      </w:pPr>
+      <w:rPr/>
+    </w:lvl>
+    <w:lvl w:ilvl="6">
+      <w:start w:val="1"/>
+      <w:numFmt w:val="decimal"/>
+      <w:lvlText w:val="%7."/>
+      <w:lvlJc w:val="left"/>
+      <w:pPr>
+        <w:tabs>
+          <w:tab w:val="num" w:pos="2880"/>
+        </w:tabs>
+        <w:ind w:left="2880" w:hanging="360"/>
+      </w:pPr>
+      <w:rPr/>
+    </w:lvl>
+    <w:lvl w:ilvl="7">
+      <w:start w:val="1"/>
+      <w:numFmt w:val="decimal"/>
+      <w:lvlText w:val="%8."/>
+      <w:lvlJc w:val="left"/>
+      <w:pPr>
+        <w:tabs>
+          <w:tab w:val="num" w:pos="3240"/>
+        </w:tabs>
+        <w:ind w:left="3240" w:hanging="360"/>
+      </w:pPr>
+      <w:rPr/>
+    </w:lvl>
+    <w:lvl w:ilvl="8">
+      <w:start w:val="1"/>
+      <w:numFmt w:val="decimal"/>
+      <w:lvlText w:val="%9."/>
+      <w:lvlJc w:val="left"/>
+      <w:pPr>
+        <w:tabs>
+          <w:tab w:val="num" w:pos="3600"/>
+        </w:tabs>
+        <w:ind w:left="3600" w:hanging="360"/>
+      </w:pPr>
+      <w:rPr/>
+    </w:lvl>
+  </w:abstractNum>
+  <w:abstractNum w:abstractNumId="10">
+    <w:lvl w:ilvl="0">
+      <w:start w:val="1"/>
+      <w:numFmt w:val="bullet"/>
+      <w:lvlText w:val=""/>
+      <w:lvlJc w:val="left"/>
+      <w:pPr>
+        <w:tabs>
+          <w:tab w:val="num" w:pos="0"/>
+        </w:tabs>
+        <w:ind w:left="720" w:hanging="360"/>
+      </w:pPr>
+      <w:rPr>
+        <w:rFonts w:ascii="Symbol" w:hAnsi="Symbol" w:cs="Symbol" w:hint="default"/>
+      </w:rPr>
+    </w:lvl>
+    <w:lvl w:ilvl="1">
+      <w:start w:val="1"/>
+      <w:numFmt w:val="decimal"/>
+      <w:lvlText w:val="%2."/>
+      <w:lvlJc w:val="left"/>
+      <w:pPr>
+        <w:tabs>
+          <w:tab w:val="num" w:pos="1080"/>
+        </w:tabs>
+        <w:ind w:left="1080" w:hanging="360"/>
+      </w:pPr>
+      <w:rPr/>
+    </w:lvl>
+    <w:lvl w:ilvl="2">
+      <w:start w:val="1"/>
+      <w:numFmt w:val="decimal"/>
+      <w:lvlText w:val="%3."/>
+      <w:lvlJc w:val="left"/>
+      <w:pPr>
+        <w:tabs>
+          <w:tab w:val="num" w:pos="1440"/>
+        </w:tabs>
+        <w:ind w:left="1440" w:hanging="360"/>
+      </w:pPr>
+      <w:rPr/>
+    </w:lvl>
+    <w:lvl w:ilvl="3">
+      <w:start w:val="1"/>
+      <w:numFmt w:val="decimal"/>
+      <w:lvlText w:val="%4."/>
+      <w:lvlJc w:val="left"/>
+      <w:pPr>
+        <w:tabs>
+          <w:tab w:val="num" w:pos="1800"/>
+        </w:tabs>
+        <w:ind w:left="1800" w:hanging="360"/>
+      </w:pPr>
+      <w:rPr/>
+    </w:lvl>
+    <w:lvl w:ilvl="4">
+      <w:start w:val="1"/>
+      <w:numFmt w:val="decimal"/>
+      <w:lvlText w:val="%5."/>
+      <w:lvlJc w:val="left"/>
+      <w:pPr>
+        <w:tabs>
+          <w:tab w:val="num" w:pos="2160"/>
+        </w:tabs>
+        <w:ind w:left="2160" w:hanging="360"/>
+      </w:pPr>
+      <w:rPr/>
+    </w:lvl>
+    <w:lvl w:ilvl="5">
+      <w:start w:val="1"/>
+      <w:numFmt w:val="decimal"/>
+      <w:lvlText w:val="%6."/>
+      <w:lvlJc w:val="left"/>
+      <w:pPr>
+        <w:tabs>
+          <w:tab w:val="num" w:pos="2520"/>
+        </w:tabs>
+        <w:ind w:left="2520" w:hanging="360"/>
+      </w:pPr>
+      <w:rPr/>
+    </w:lvl>
+    <w:lvl w:ilvl="6">
+      <w:start w:val="1"/>
+      <w:numFmt w:val="decimal"/>
+      <w:lvlText w:val="%7."/>
+      <w:lvlJc w:val="left"/>
+      <w:pPr>
+        <w:tabs>
+          <w:tab w:val="num" w:pos="2880"/>
+        </w:tabs>
+        <w:ind w:left="2880" w:hanging="360"/>
+      </w:pPr>
+      <w:rPr/>
+    </w:lvl>
+    <w:lvl w:ilvl="7">
+      <w:start w:val="1"/>
+      <w:numFmt w:val="decimal"/>
+      <w:lvlText w:val="%8."/>
+      <w:lvlJc w:val="left"/>
+      <w:pPr>
+        <w:tabs>
+          <w:tab w:val="num" w:pos="3240"/>
+        </w:tabs>
+        <w:ind w:left="3240" w:hanging="360"/>
+      </w:pPr>
+      <w:rPr/>
+    </w:lvl>
+    <w:lvl w:ilvl="8">
+      <w:start w:val="1"/>
+      <w:numFmt w:val="decimal"/>
+      <w:lvlText w:val="%9."/>
+      <w:lvlJc w:val="left"/>
+      <w:pPr>
+        <w:tabs>
+          <w:tab w:val="num" w:pos="3600"/>
+        </w:tabs>
+        <w:ind w:left="3600" w:hanging="360"/>
+      </w:pPr>
+      <w:rPr/>
+    </w:lvl>
+  </w:abstractNum>
+  <w:abstractNum w:abstractNumId="11">
+    <w:lvl w:ilvl="0">
+      <w:start w:val="1"/>
+      <w:numFmt w:val="bullet"/>
+      <w:lvlText w:val=""/>
+      <w:lvlJc w:val="left"/>
+      <w:pPr>
+        <w:tabs>
+          <w:tab w:val="num" w:pos="0"/>
+        </w:tabs>
+        <w:ind w:left="720" w:hanging="360"/>
+      </w:pPr>
+      <w:rPr>
+        <w:rFonts w:ascii="Symbol" w:hAnsi="Symbol" w:cs="Symbol" w:hint="default"/>
+      </w:rPr>
+    </w:lvl>
+    <w:lvl w:ilvl="1">
+      <w:start w:val="1"/>
+      <w:numFmt w:val="decimal"/>
+      <w:lvlText w:val="%2."/>
+      <w:lvlJc w:val="left"/>
+      <w:pPr>
+        <w:tabs>
+          <w:tab w:val="num" w:pos="1080"/>
+        </w:tabs>
+        <w:ind w:left="1080" w:hanging="360"/>
+      </w:pPr>
+      <w:rPr/>
+    </w:lvl>
+    <w:lvl w:ilvl="2">
+      <w:start w:val="1"/>
+      <w:numFmt w:val="decimal"/>
+      <w:lvlText w:val="%3."/>
+      <w:lvlJc w:val="left"/>
+      <w:pPr>
+        <w:tabs>
+          <w:tab w:val="num" w:pos="1440"/>
+        </w:tabs>
+        <w:ind w:left="1440" w:hanging="360"/>
+      </w:pPr>
+      <w:rPr/>
+    </w:lvl>
+    <w:lvl w:ilvl="3">
+      <w:start w:val="1"/>
+      <w:numFmt w:val="decimal"/>
+      <w:lvlText w:val="%4."/>
+      <w:lvlJc w:val="left"/>
+      <w:pPr>
+        <w:tabs>
+          <w:tab w:val="num" w:pos="1800"/>
+        </w:tabs>
+        <w:ind w:left="1800" w:hanging="360"/>
+      </w:pPr>
+      <w:rPr/>
+    </w:lvl>
+    <w:lvl w:ilvl="4">
+      <w:start w:val="1"/>
+      <w:numFmt w:val="decimal"/>
+      <w:lvlText w:val="%5."/>
+      <w:lvlJc w:val="left"/>
+      <w:pPr>
+        <w:tabs>
+          <w:tab w:val="num" w:pos="2160"/>
+        </w:tabs>
+        <w:ind w:left="2160" w:hanging="360"/>
+      </w:pPr>
+      <w:rPr/>
+    </w:lvl>
+    <w:lvl w:ilvl="5">
+      <w:start w:val="1"/>
+      <w:numFmt w:val="decimal"/>
+      <w:lvlText w:val="%6."/>
+      <w:lvlJc w:val="left"/>
+      <w:pPr>
+        <w:tabs>
+          <w:tab w:val="num" w:pos="2520"/>
+        </w:tabs>
+        <w:ind w:left="2520" w:hanging="360"/>
+      </w:pPr>
+      <w:rPr/>
+    </w:lvl>
+    <w:lvl w:ilvl="6">
+      <w:start w:val="1"/>
+      <w:numFmt w:val="decimal"/>
+      <w:lvlText w:val="%7."/>
+      <w:lvlJc w:val="left"/>
+      <w:pPr>
+        <w:tabs>
+          <w:tab w:val="num" w:pos="2880"/>
+        </w:tabs>
+        <w:ind w:left="2880" w:hanging="360"/>
+      </w:pPr>
+      <w:rPr/>
+    </w:lvl>
+    <w:lvl w:ilvl="7">
+      <w:start w:val="1"/>
+      <w:numFmt w:val="decimal"/>
+      <w:lvlText w:val="%8."/>
+      <w:lvlJc w:val="left"/>
+      <w:pPr>
+        <w:tabs>
+          <w:tab w:val="num" w:pos="3240"/>
+        </w:tabs>
+        <w:ind w:left="3240" w:hanging="360"/>
+      </w:pPr>
+      <w:rPr/>
+    </w:lvl>
+    <w:lvl w:ilvl="8">
+      <w:start w:val="1"/>
+      <w:numFmt w:val="decimal"/>
+      <w:lvlText w:val="%9."/>
+      <w:lvlJc w:val="left"/>
+      <w:pPr>
+        <w:tabs>
+          <w:tab w:val="num" w:pos="3600"/>
+        </w:tabs>
+        <w:ind w:left="3600" w:hanging="360"/>
+      </w:pPr>
+      <w:rPr/>
+    </w:lvl>
+  </w:abstractNum>
+  <w:abstractNum w:abstractNumId="12">
+    <w:lvl w:ilvl="0">
+      <w:start w:val="1"/>
+      <w:numFmt w:val="bullet"/>
+      <w:lvlText w:val=""/>
+      <w:lvlJc w:val="left"/>
+      <w:pPr>
+        <w:tabs>
+          <w:tab w:val="num" w:pos="0"/>
+        </w:tabs>
+        <w:ind w:left="720" w:hanging="360"/>
+      </w:pPr>
+      <w:rPr>
+        <w:rFonts w:ascii="Symbol" w:hAnsi="Symbol" w:cs="Symbol" w:hint="default"/>
+      </w:rPr>
+    </w:lvl>
+    <w:lvl w:ilvl="1">
+      <w:start w:val="1"/>
+      <w:numFmt w:val="decimal"/>
+      <w:lvlText w:val="%2."/>
+      <w:lvlJc w:val="left"/>
+      <w:pPr>
+        <w:tabs>
+          <w:tab w:val="num" w:pos="1080"/>
+        </w:tabs>
+        <w:ind w:left="1080" w:hanging="360"/>
+      </w:pPr>
+      <w:rPr/>
+    </w:lvl>
+    <w:lvl w:ilvl="2">
+      <w:start w:val="1"/>
+      <w:numFmt w:val="decimal"/>
+      <w:lvlText w:val="%3."/>
+      <w:lvlJc w:val="left"/>
+      <w:pPr>
+        <w:tabs>
+          <w:tab w:val="num" w:pos="1440"/>
+        </w:tabs>
+        <w:ind w:left="1440" w:hanging="360"/>
+      </w:pPr>
+      <w:rPr/>
+    </w:lvl>
+    <w:lvl w:ilvl="3">
+      <w:start w:val="1"/>
+      <w:numFmt w:val="decimal"/>
+      <w:lvlText w:val="%4."/>
+      <w:lvlJc w:val="left"/>
+      <w:pPr>
+        <w:tabs>
+          <w:tab w:val="num" w:pos="1800"/>
+        </w:tabs>
+        <w:ind w:left="1800" w:hanging="360"/>
+      </w:pPr>
+      <w:rPr/>
+    </w:lvl>
+    <w:lvl w:ilvl="4">
+      <w:start w:val="1"/>
+      <w:numFmt w:val="decimal"/>
+      <w:lvlText w:val="%5."/>
+      <w:lvlJc w:val="left"/>
+      <w:pPr>
+        <w:tabs>
+          <w:tab w:val="num" w:pos="2160"/>
+        </w:tabs>
+        <w:ind w:left="2160" w:hanging="360"/>
+      </w:pPr>
+      <w:rPr/>
+    </w:lvl>
+    <w:lvl w:ilvl="5">
+      <w:start w:val="1"/>
+      <w:numFmt w:val="decimal"/>
+      <w:lvlText w:val="%6."/>
+      <w:lvlJc w:val="left"/>
+      <w:pPr>
+        <w:tabs>
+          <w:tab w:val="num" w:pos="2520"/>
+        </w:tabs>
+        <w:ind w:left="2520" w:hanging="360"/>
+      </w:pPr>
+      <w:rPr/>
+    </w:lvl>
+    <w:lvl w:ilvl="6">
+      <w:start w:val="1"/>
+      <w:numFmt w:val="decimal"/>
+      <w:lvlText w:val="%7."/>
+      <w:lvlJc w:val="left"/>
+      <w:pPr>
+        <w:tabs>
+          <w:tab w:val="num" w:pos="2880"/>
+        </w:tabs>
+        <w:ind w:left="2880" w:hanging="360"/>
+      </w:pPr>
+      <w:rPr/>
+    </w:lvl>
+    <w:lvl w:ilvl="7">
+      <w:start w:val="1"/>
+      <w:numFmt w:val="decimal"/>
+      <w:lvlText w:val="%8."/>
+      <w:lvlJc w:val="left"/>
+      <w:pPr>
+        <w:tabs>
+          <w:tab w:val="num" w:pos="3240"/>
+        </w:tabs>
+        <w:ind w:left="3240" w:hanging="360"/>
+      </w:pPr>
+      <w:rPr/>
+    </w:lvl>
+    <w:lvl w:ilvl="8">
+      <w:start w:val="1"/>
+      <w:numFmt w:val="decimal"/>
+      <w:lvlText w:val="%9."/>
+      <w:lvlJc w:val="left"/>
+      <w:pPr>
+        <w:tabs>
+          <w:tab w:val="num" w:pos="3600"/>
+        </w:tabs>
+        <w:ind w:left="3600" w:hanging="360"/>
+      </w:pPr>
+      <w:rPr/>
+    </w:lvl>
+  </w:abstractNum>
+  <w:abstractNum w:abstractNumId="13">
+    <w:lvl w:ilvl="0">
+      <w:start w:val="1"/>
+      <w:numFmt w:val="bullet"/>
+      <w:lvlText w:val=""/>
+      <w:lvlJc w:val="left"/>
+      <w:pPr>
+        <w:tabs>
+          <w:tab w:val="num" w:pos="0"/>
+        </w:tabs>
+        <w:ind w:left="720" w:hanging="360"/>
+      </w:pPr>
+      <w:rPr>
+        <w:rFonts w:ascii="Symbol" w:hAnsi="Symbol" w:cs="Symbol" w:hint="default"/>
+      </w:rPr>
+    </w:lvl>
+    <w:lvl w:ilvl="1">
+      <w:start w:val="1"/>
+      <w:numFmt w:val="decimal"/>
+      <w:lvlText w:val="%2."/>
+      <w:lvlJc w:val="left"/>
+      <w:pPr>
+        <w:tabs>
+          <w:tab w:val="num" w:pos="1080"/>
+        </w:tabs>
+        <w:ind w:left="1080" w:hanging="360"/>
+      </w:pPr>
+      <w:rPr/>
+    </w:lvl>
+    <w:lvl w:ilvl="2">
+      <w:start w:val="1"/>
+      <w:numFmt w:val="decimal"/>
+      <w:lvlText w:val="%3."/>
+      <w:lvlJc w:val="left"/>
+      <w:pPr>
+        <w:tabs>
+          <w:tab w:val="num" w:pos="1440"/>
+        </w:tabs>
+        <w:ind w:left="1440" w:hanging="360"/>
+      </w:pPr>
+      <w:rPr/>
+    </w:lvl>
+    <w:lvl w:ilvl="3">
+      <w:start w:val="1"/>
+      <w:numFmt w:val="decimal"/>
+      <w:lvlText w:val="%4."/>
+      <w:lvlJc w:val="left"/>
+      <w:pPr>
+        <w:tabs>
+          <w:tab w:val="num" w:pos="1800"/>
+        </w:tabs>
+        <w:ind w:left="1800" w:hanging="360"/>
+      </w:pPr>
+      <w:rPr/>
+    </w:lvl>
+    <w:lvl w:ilvl="4">
+      <w:start w:val="1"/>
+      <w:numFmt w:val="decimal"/>
+      <w:lvlText w:val="%5."/>
+      <w:lvlJc w:val="left"/>
+      <w:pPr>
+        <w:tabs>
+          <w:tab w:val="num" w:pos="2160"/>
+        </w:tabs>
+        <w:ind w:left="2160" w:hanging="360"/>
+      </w:pPr>
+      <w:rPr/>
+    </w:lvl>
+    <w:lvl w:ilvl="5">
+      <w:start w:val="1"/>
+      <w:numFmt w:val="decimal"/>
+      <w:lvlText w:val="%6."/>
+      <w:lvlJc w:val="left"/>
+      <w:pPr>
+        <w:tabs>
+          <w:tab w:val="num" w:pos="2520"/>
+        </w:tabs>
+        <w:ind w:left="2520" w:hanging="360"/>
+      </w:pPr>
+      <w:rPr/>
+    </w:lvl>
+    <w:lvl w:ilvl="6">
+      <w:start w:val="1"/>
+      <w:numFmt w:val="decimal"/>
+      <w:lvlText w:val="%7."/>
+      <w:lvlJc w:val="left"/>
+      <w:pPr>
+        <w:tabs>
+          <w:tab w:val="num" w:pos="2880"/>
+        </w:tabs>
+        <w:ind w:left="2880" w:hanging="360"/>
+      </w:pPr>
+      <w:rPr/>
+    </w:lvl>
+    <w:lvl w:ilvl="7">
+      <w:start w:val="1"/>
+      <w:numFmt w:val="decimal"/>
+      <w:lvlText w:val="%8."/>
+      <w:lvlJc w:val="left"/>
+      <w:pPr>
+        <w:tabs>
+          <w:tab w:val="num" w:pos="3240"/>
+        </w:tabs>
+        <w:ind w:left="3240" w:hanging="360"/>
+      </w:pPr>
+      <w:rPr/>
+    </w:lvl>
+    <w:lvl w:ilvl="8">
+      <w:start w:val="1"/>
+      <w:numFmt w:val="decimal"/>
+      <w:lvlText w:val="%9."/>
+      <w:lvlJc w:val="left"/>
+      <w:pPr>
+        <w:tabs>
+          <w:tab w:val="num" w:pos="3600"/>
+        </w:tabs>
+        <w:ind w:left="3600" w:hanging="360"/>
+      </w:pPr>
+      <w:rPr/>
+    </w:lvl>
+  </w:abstractNum>
+  <w:abstractNum w:abstractNumId="14">
+    <w:lvl w:ilvl="0">
+      <w:start w:val="1"/>
+      <w:numFmt w:val="bullet"/>
+      <w:lvlText w:val=""/>
+      <w:lvlJc w:val="left"/>
+      <w:pPr>
+        <w:tabs>
+          <w:tab w:val="num" w:pos="0"/>
+        </w:tabs>
+        <w:ind w:left="720" w:hanging="360"/>
+      </w:pPr>
+      <w:rPr>
+        <w:rFonts w:ascii="Symbol" w:hAnsi="Symbol" w:cs="Symbol" w:hint="default"/>
+      </w:rPr>
+    </w:lvl>
+    <w:lvl w:ilvl="1">
+      <w:start w:val="1"/>
+      <w:numFmt w:val="decimal"/>
+      <w:lvlText w:val="%2."/>
+      <w:lvlJc w:val="left"/>
+      <w:pPr>
+        <w:tabs>
+          <w:tab w:val="num" w:pos="1080"/>
+        </w:tabs>
+        <w:ind w:left="1080" w:hanging="360"/>
+      </w:pPr>
+      <w:rPr/>
+    </w:lvl>
+    <w:lvl w:ilvl="2">
+      <w:start w:val="1"/>
+      <w:numFmt w:val="decimal"/>
+      <w:lvlText w:val="%3."/>
+      <w:lvlJc w:val="left"/>
+      <w:pPr>
+        <w:tabs>
+          <w:tab w:val="num" w:pos="1440"/>
+        </w:tabs>
+        <w:ind w:left="1440" w:hanging="360"/>
+      </w:pPr>
+      <w:rPr/>
+    </w:lvl>
+    <w:lvl w:ilvl="3">
+      <w:start w:val="1"/>
+      <w:numFmt w:val="decimal"/>
+      <w:lvlText w:val="%4."/>
+      <w:lvlJc w:val="left"/>
+      <w:pPr>
+        <w:tabs>
+          <w:tab w:val="num" w:pos="1800"/>
+        </w:tabs>
+        <w:ind w:left="1800" w:hanging="360"/>
+      </w:pPr>
+      <w:rPr/>
+    </w:lvl>
+    <w:lvl w:ilvl="4">
+      <w:start w:val="1"/>
+      <w:numFmt w:val="decimal"/>
+      <w:lvlText w:val="%5."/>
+      <w:lvlJc w:val="left"/>
+      <w:pPr>
+        <w:tabs>
+          <w:tab w:val="num" w:pos="2160"/>
+        </w:tabs>
+        <w:ind w:left="2160" w:hanging="360"/>
+      </w:pPr>
+      <w:rPr/>
+    </w:lvl>
+    <w:lvl w:ilvl="5">
+      <w:start w:val="1"/>
+      <w:numFmt w:val="decimal"/>
+      <w:lvlText w:val="%6."/>
+      <w:lvlJc w:val="left"/>
+      <w:pPr>
+        <w:tabs>
+          <w:tab w:val="num" w:pos="2520"/>
+        </w:tabs>
+        <w:ind w:left="2520" w:hanging="360"/>
+      </w:pPr>
+      <w:rPr/>
+    </w:lvl>
+    <w:lvl w:ilvl="6">
+      <w:start w:val="1"/>
+      <w:numFmt w:val="decimal"/>
+      <w:lvlText w:val="%7."/>
+      <w:lvlJc w:val="left"/>
+      <w:pPr>
+        <w:tabs>
+          <w:tab w:val="num" w:pos="2880"/>
+        </w:tabs>
+        <w:ind w:left="2880" w:hanging="360"/>
+      </w:pPr>
+      <w:rPr/>
+    </w:lvl>
+    <w:lvl w:ilvl="7">
+      <w:start w:val="1"/>
+      <w:numFmt w:val="decimal"/>
+      <w:lvlText w:val="%8."/>
+      <w:lvlJc w:val="left"/>
+      <w:pPr>
+        <w:tabs>
+          <w:tab w:val="num" w:pos="3240"/>
+        </w:tabs>
+        <w:ind w:left="3240" w:hanging="360"/>
+      </w:pPr>
+      <w:rPr/>
+    </w:lvl>
+    <w:lvl w:ilvl="8">
+      <w:start w:val="1"/>
+      <w:numFmt w:val="decimal"/>
+      <w:lvlText w:val="%9."/>
+      <w:lvlJc w:val="left"/>
+      <w:pPr>
+        <w:tabs>
+          <w:tab w:val="num" w:pos="3600"/>
+        </w:tabs>
+        <w:ind w:left="3600" w:hanging="360"/>
+      </w:pPr>
+      <w:rPr/>
+    </w:lvl>
+  </w:abstractNum>
+  <w:abstractNum w:abstractNumId="15">
+    <w:lvl w:ilvl="0">
+      <w:start w:val="1"/>
+      <w:numFmt w:val="bullet"/>
+      <w:lvlText w:val=""/>
+      <w:lvlJc w:val="left"/>
+      <w:pPr>
+        <w:tabs>
+          <w:tab w:val="num" w:pos="0"/>
+        </w:tabs>
+        <w:ind w:left="720" w:hanging="360"/>
+      </w:pPr>
+      <w:rPr>
+        <w:rFonts w:ascii="Symbol" w:hAnsi="Symbol" w:cs="Symbol" w:hint="default"/>
+      </w:rPr>
+    </w:lvl>
+    <w:lvl w:ilvl="1">
+      <w:start w:val="1"/>
+      <w:numFmt w:val="decimal"/>
+      <w:lvlText w:val="%2."/>
+      <w:lvlJc w:val="left"/>
+      <w:pPr>
+        <w:tabs>
+          <w:tab w:val="num" w:pos="1080"/>
+        </w:tabs>
+        <w:ind w:left="1080" w:hanging="360"/>
+      </w:pPr>
+      <w:rPr/>
+    </w:lvl>
+    <w:lvl w:ilvl="2">
+      <w:start w:val="1"/>
+      <w:numFmt w:val="decimal"/>
+      <w:lvlText w:val="%3."/>
+      <w:lvlJc w:val="left"/>
+      <w:pPr>
+        <w:tabs>
+          <w:tab w:val="num" w:pos="1440"/>
+        </w:tabs>
+        <w:ind w:left="1440" w:hanging="360"/>
+      </w:pPr>
+      <w:rPr/>
+    </w:lvl>
+    <w:lvl w:ilvl="3">
+      <w:start w:val="1"/>
+      <w:numFmt w:val="decimal"/>
+      <w:lvlText w:val="%4."/>
+      <w:lvlJc w:val="left"/>
+      <w:pPr>
+        <w:tabs>
+          <w:tab w:val="num" w:pos="1800"/>
+        </w:tabs>
+        <w:ind w:left="1800" w:hanging="360"/>
+      </w:pPr>
+      <w:rPr/>
+    </w:lvl>
+    <w:lvl w:ilvl="4">
+      <w:start w:val="1"/>
+      <w:numFmt w:val="decimal"/>
+      <w:lvlText w:val="%5."/>
+      <w:lvlJc w:val="left"/>
+      <w:pPr>
+        <w:tabs>
+          <w:tab w:val="num" w:pos="2160"/>
+        </w:tabs>
+        <w:ind w:left="2160" w:hanging="360"/>
+      </w:pPr>
+      <w:rPr/>
+    </w:lvl>
+    <w:lvl w:ilvl="5">
+      <w:start w:val="1"/>
+      <w:numFmt w:val="decimal"/>
+      <w:lvlText w:val="%6."/>
+      <w:lvlJc w:val="left"/>
+      <w:pPr>
+        <w:tabs>
+          <w:tab w:val="num" w:pos="2520"/>
+        </w:tabs>
+        <w:ind w:left="2520" w:hanging="360"/>
+      </w:pPr>
+      <w:rPr/>
+    </w:lvl>
+    <w:lvl w:ilvl="6">
+      <w:start w:val="1"/>
+      <w:numFmt w:val="decimal"/>
+      <w:lvlText w:val="%7."/>
+      <w:lvlJc w:val="left"/>
+      <w:pPr>
+        <w:tabs>
+          <w:tab w:val="num" w:pos="2880"/>
+        </w:tabs>
+        <w:ind w:left="2880" w:hanging="360"/>
+      </w:pPr>
+      <w:rPr/>
+    </w:lvl>
+    <w:lvl w:ilvl="7">
+      <w:start w:val="1"/>
+      <w:numFmt w:val="decimal"/>
+      <w:lvlText w:val="%8."/>
+      <w:lvlJc w:val="left"/>
+      <w:pPr>
+        <w:tabs>
+          <w:tab w:val="num" w:pos="3240"/>
+        </w:tabs>
+        <w:ind w:left="3240" w:hanging="360"/>
+      </w:pPr>
+      <w:rPr/>
+    </w:lvl>
+    <w:lvl w:ilvl="8">
+      <w:start w:val="1"/>
+      <w:numFmt w:val="decimal"/>
+      <w:lvlText w:val="%9."/>
+      <w:lvlJc w:val="left"/>
+      <w:pPr>
+        <w:tabs>
+          <w:tab w:val="num" w:pos="3600"/>
+        </w:tabs>
+        <w:ind w:left="3600" w:hanging="360"/>
+      </w:pPr>
+      <w:rPr/>
+    </w:lvl>
+  </w:abstractNum>
+  <w:abstractNum w:abstractNumId="16">
+    <w:lvl w:ilvl="0">
+      <w:start w:val="1"/>
+      <w:numFmt w:val="bullet"/>
+      <w:lvlText w:val=""/>
+      <w:lvlJc w:val="left"/>
+      <w:pPr>
+        <w:tabs>
+          <w:tab w:val="num" w:pos="0"/>
+        </w:tabs>
+        <w:ind w:left="720" w:hanging="360"/>
+      </w:pPr>
+      <w:rPr>
+        <w:rFonts w:ascii="Symbol" w:hAnsi="Symbol" w:cs="Symbol" w:hint="default"/>
+      </w:rPr>
+    </w:lvl>
+    <w:lvl w:ilvl="1">
+      <w:start w:val="1"/>
+      <w:numFmt w:val="decimal"/>
+      <w:lvlText w:val="%2."/>
+      <w:lvlJc w:val="left"/>
+      <w:pPr>
+        <w:tabs>
+          <w:tab w:val="num" w:pos="1080"/>
+        </w:tabs>
+        <w:ind w:left="1080" w:hanging="360"/>
+      </w:pPr>
+      <w:rPr/>
+    </w:lvl>
+    <w:lvl w:ilvl="2">
+      <w:start w:val="1"/>
+      <w:numFmt w:val="decimal"/>
+      <w:lvlText w:val="%3."/>
+      <w:lvlJc w:val="left"/>
+      <w:pPr>
+        <w:tabs>
+          <w:tab w:val="num" w:pos="1440"/>
+        </w:tabs>
+        <w:ind w:left="1440" w:hanging="360"/>
+      </w:pPr>
+      <w:rPr/>
+    </w:lvl>
+    <w:lvl w:ilvl="3">
+      <w:start w:val="1"/>
+      <w:numFmt w:val="decimal"/>
+      <w:lvlText w:val="%4."/>
+      <w:lvlJc w:val="left"/>
+      <w:pPr>
+        <w:tabs>
+          <w:tab w:val="num" w:pos="1800"/>
+        </w:tabs>
+        <w:ind w:left="1800" w:hanging="360"/>
+      </w:pPr>
+      <w:rPr/>
+    </w:lvl>
+    <w:lvl w:ilvl="4">
+      <w:start w:val="1"/>
+      <w:numFmt w:val="decimal"/>
+      <w:lvlText w:val="%5."/>
+      <w:lvlJc w:val="left"/>
+      <w:pPr>
+        <w:tabs>
+          <w:tab w:val="num" w:pos="2160"/>
+        </w:tabs>
+        <w:ind w:left="2160" w:hanging="360"/>
+      </w:pPr>
+      <w:rPr/>
+    </w:lvl>
+    <w:lvl w:ilvl="5">
+      <w:start w:val="1"/>
+      <w:numFmt w:val="decimal"/>
+      <w:lvlText w:val="%6."/>
+      <w:lvlJc w:val="left"/>
+      <w:pPr>
+        <w:tabs>
+          <w:tab w:val="num" w:pos="2520"/>
+        </w:tabs>
+        <w:ind w:left="2520" w:hanging="360"/>
+      </w:pPr>
+      <w:rPr/>
+    </w:lvl>
+    <w:lvl w:ilvl="6">
+      <w:start w:val="1"/>
+      <w:numFmt w:val="decimal"/>
+      <w:lvlText w:val="%7."/>
+      <w:lvlJc w:val="left"/>
+      <w:pPr>
+        <w:tabs>
+          <w:tab w:val="num" w:pos="2880"/>
+        </w:tabs>
+        <w:ind w:left="2880" w:hanging="360"/>
+      </w:pPr>
+      <w:rPr/>
+    </w:lvl>
+    <w:lvl w:ilvl="7">
+      <w:start w:val="1"/>
+      <w:numFmt w:val="decimal"/>
+      <w:lvlText w:val="%8."/>
+      <w:lvlJc w:val="left"/>
+      <w:pPr>
+        <w:tabs>
+          <w:tab w:val="num" w:pos="3240"/>
+        </w:tabs>
+        <w:ind w:left="3240" w:hanging="360"/>
+      </w:pPr>
+      <w:rPr/>
+    </w:lvl>
+    <w:lvl w:ilvl="8">
+      <w:start w:val="1"/>
+      <w:numFmt w:val="decimal"/>
+      <w:lvlText w:val="%9."/>
+      <w:lvlJc w:val="left"/>
+      <w:pPr>
+        <w:tabs>
+          <w:tab w:val="num" w:pos="3600"/>
+        </w:tabs>
+        <w:ind w:left="3600" w:hanging="360"/>
+      </w:pPr>
+      <w:rPr/>
+    </w:lvl>
+  </w:abstractNum>
+  <w:abstractNum w:abstractNumId="17">
+    <w:lvl w:ilvl="0">
+      <w:start w:val="1"/>
+      <w:numFmt w:val="bullet"/>
+      <w:lvlText w:val=""/>
+      <w:lvlJc w:val="left"/>
+      <w:pPr>
+        <w:tabs>
+          <w:tab w:val="num" w:pos="0"/>
+        </w:tabs>
+        <w:ind w:left="720" w:hanging="360"/>
+      </w:pPr>
+      <w:rPr>
+        <w:rFonts w:ascii="Symbol" w:hAnsi="Symbol" w:cs="Symbol" w:hint="default"/>
+      </w:rPr>
+    </w:lvl>
+    <w:lvl w:ilvl="1">
+      <w:start w:val="1"/>
+      <w:numFmt w:val="decimal"/>
+      <w:lvlText w:val="%2."/>
+      <w:lvlJc w:val="left"/>
+      <w:pPr>
+        <w:tabs>
+          <w:tab w:val="num" w:pos="1080"/>
+        </w:tabs>
+        <w:ind w:left="1080" w:hanging="360"/>
+      </w:pPr>
+      <w:rPr/>
+    </w:lvl>
+    <w:lvl w:ilvl="2">
+      <w:start w:val="1"/>
+      <w:numFmt w:val="decimal"/>
+      <w:lvlText w:val="%3."/>
+      <w:lvlJc w:val="left"/>
+      <w:pPr>
+        <w:tabs>
+          <w:tab w:val="num" w:pos="1440"/>
+        </w:tabs>
+        <w:ind w:left="1440" w:hanging="360"/>
+      </w:pPr>
+      <w:rPr/>
+    </w:lvl>
+    <w:lvl w:ilvl="3">
+      <w:start w:val="1"/>
+      <w:numFmt w:val="decimal"/>
+      <w:lvlText w:val="%4."/>
+      <w:lvlJc w:val="left"/>
+      <w:pPr>
+        <w:tabs>
+          <w:tab w:val="num" w:pos="1800"/>
+        </w:tabs>
+        <w:ind w:left="1800" w:hanging="360"/>
+      </w:pPr>
+      <w:rPr/>
+    </w:lvl>
+    <w:lvl w:ilvl="4">
+      <w:start w:val="1"/>
+      <w:numFmt w:val="decimal"/>
+      <w:lvlText w:val="%5."/>
+      <w:lvlJc w:val="left"/>
+      <w:pPr>
+        <w:tabs>
+          <w:tab w:val="num" w:pos="2160"/>
+        </w:tabs>
+        <w:ind w:left="2160" w:hanging="360"/>
+      </w:pPr>
+      <w:rPr/>
+    </w:lvl>
+    <w:lvl w:ilvl="5">
+      <w:start w:val="1"/>
+      <w:numFmt w:val="decimal"/>
+      <w:lvlText w:val="%6."/>
+      <w:lvlJc w:val="left"/>
+      <w:pPr>
+        <w:tabs>
+          <w:tab w:val="num" w:pos="2520"/>
+        </w:tabs>
+        <w:ind w:left="2520" w:hanging="360"/>
+      </w:pPr>
+      <w:rPr/>
+    </w:lvl>
+    <w:lvl w:ilvl="6">
+      <w:start w:val="1"/>
+      <w:numFmt w:val="decimal"/>
+      <w:lvlText w:val="%7."/>
+      <w:lvlJc w:val="left"/>
+      <w:pPr>
+        <w:tabs>
+          <w:tab w:val="num" w:pos="2880"/>
+        </w:tabs>
+        <w:ind w:left="2880" w:hanging="360"/>
+      </w:pPr>
+      <w:rPr/>
+    </w:lvl>
+    <w:lvl w:ilvl="7">
+      <w:start w:val="1"/>
+      <w:numFmt w:val="decimal"/>
+      <w:lvlText w:val="%8."/>
+      <w:lvlJc w:val="left"/>
+      <w:pPr>
+        <w:tabs>
+          <w:tab w:val="num" w:pos="3240"/>
+        </w:tabs>
+        <w:ind w:left="3240" w:hanging="360"/>
+      </w:pPr>
+      <w:rPr/>
+    </w:lvl>
+    <w:lvl w:ilvl="8">
+      <w:start w:val="1"/>
+      <w:numFmt w:val="decimal"/>
+      <w:lvlText w:val="%9."/>
+      <w:lvlJc w:val="left"/>
+      <w:pPr>
+        <w:tabs>
+          <w:tab w:val="num" w:pos="3600"/>
+        </w:tabs>
+        <w:ind w:left="3600" w:hanging="360"/>
+      </w:pPr>
+      <w:rPr/>
+    </w:lvl>
+  </w:abstractNum>
+  <w:abstractNum w:abstractNumId="18">
+    <w:lvl w:ilvl="0">
+      <w:start w:val="1"/>
+      <w:numFmt w:val="bullet"/>
+      <w:lvlText w:val=""/>
+      <w:lvlJc w:val="left"/>
+      <w:pPr>
+        <w:tabs>
+          <w:tab w:val="num" w:pos="0"/>
+        </w:tabs>
+        <w:ind w:left="720" w:hanging="360"/>
+      </w:pPr>
+      <w:rPr>
+        <w:rFonts w:ascii="Symbol" w:hAnsi="Symbol" w:cs="Symbol" w:hint="default"/>
+      </w:rPr>
+    </w:lvl>
+    <w:lvl w:ilvl="1">
+      <w:start w:val="1"/>
+      <w:numFmt w:val="decimal"/>
+      <w:lvlText w:val="%2."/>
+      <w:lvlJc w:val="left"/>
+      <w:pPr>
+        <w:tabs>
+          <w:tab w:val="num" w:pos="1080"/>
+        </w:tabs>
+        <w:ind w:left="1080" w:hanging="360"/>
+      </w:pPr>
+      <w:rPr/>
+    </w:lvl>
+    <w:lvl w:ilvl="2">
+      <w:start w:val="1"/>
+      <w:numFmt w:val="decimal"/>
+      <w:lvlText w:val="%3."/>
+      <w:lvlJc w:val="left"/>
+      <w:pPr>
+        <w:tabs>
+          <w:tab w:val="num" w:pos="1440"/>
+        </w:tabs>
+        <w:ind w:left="1440" w:hanging="360"/>
+      </w:pPr>
+      <w:rPr/>
+    </w:lvl>
+    <w:lvl w:ilvl="3">
+      <w:start w:val="1"/>
+      <w:numFmt w:val="decimal"/>
+      <w:lvlText w:val="%4."/>
+      <w:lvlJc w:val="left"/>
+      <w:pPr>
+        <w:tabs>
+          <w:tab w:val="num" w:pos="1800"/>
+        </w:tabs>
+        <w:ind w:left="1800" w:hanging="360"/>
+      </w:pPr>
+      <w:rPr/>
+    </w:lvl>
+    <w:lvl w:ilvl="4">
+      <w:start w:val="1"/>
+      <w:numFmt w:val="decimal"/>
+      <w:lvlText w:val="%5."/>
+      <w:lvlJc w:val="left"/>
+      <w:pPr>
+        <w:tabs>
+          <w:tab w:val="num" w:pos="2160"/>
+        </w:tabs>
+        <w:ind w:left="2160" w:hanging="360"/>
+      </w:pPr>
+      <w:rPr/>
+    </w:lvl>
+    <w:lvl w:ilvl="5">
+      <w:start w:val="1"/>
+      <w:numFmt w:val="decimal"/>
+      <w:lvlText w:val="%6."/>
+      <w:lvlJc w:val="left"/>
+      <w:pPr>
+        <w:tabs>
+          <w:tab w:val="num" w:pos="2520"/>
+        </w:tabs>
+        <w:ind w:left="2520" w:hanging="360"/>
+      </w:pPr>
+      <w:rPr/>
+    </w:lvl>
+    <w:lvl w:ilvl="6">
+      <w:start w:val="1"/>
+      <w:numFmt w:val="decimal"/>
+      <w:lvlText w:val="%7."/>
+      <w:lvlJc w:val="left"/>
+      <w:pPr>
+        <w:tabs>
+          <w:tab w:val="num" w:pos="2880"/>
+        </w:tabs>
+        <w:ind w:left="2880" w:hanging="360"/>
+      </w:pPr>
+      <w:rPr/>
+    </w:lvl>
+    <w:lvl w:ilvl="7">
+      <w:start w:val="1"/>
+      <w:numFmt w:val="decimal"/>
+      <w:lvlText w:val="%8."/>
+      <w:lvlJc w:val="left"/>
+      <w:pPr>
+        <w:tabs>
+          <w:tab w:val="num" w:pos="3240"/>
+        </w:tabs>
+        <w:ind w:left="3240" w:hanging="360"/>
+      </w:pPr>
+      <w:rPr/>
+    </w:lvl>
+    <w:lvl w:ilvl="8">
+      <w:start w:val="1"/>
+      <w:numFmt w:val="decimal"/>
+      <w:lvlText w:val="%9."/>
+      <w:lvlJc w:val="left"/>
+      <w:pPr>
+        <w:tabs>
+          <w:tab w:val="num" w:pos="3600"/>
+        </w:tabs>
+        <w:ind w:left="3600" w:hanging="360"/>
+      </w:pPr>
+      <w:rPr/>
+    </w:lvl>
+  </w:abstractNum>
+  <w:abstractNum w:abstractNumId="19">
+    <w:lvl w:ilvl="0">
+      <w:start w:val="1"/>
+      <w:numFmt w:val="bullet"/>
+      <w:lvlText w:val=""/>
+      <w:lvlJc w:val="left"/>
+      <w:pPr>
+        <w:tabs>
+          <w:tab w:val="num" w:pos="0"/>
+        </w:tabs>
+        <w:ind w:left="720" w:hanging="360"/>
+      </w:pPr>
+      <w:rPr>
+        <w:rFonts w:ascii="Symbol" w:hAnsi="Symbol" w:cs="Symbol" w:hint="default"/>
+      </w:rPr>
+    </w:lvl>
+    <w:lvl w:ilvl="1">
+      <w:start w:val="1"/>
+      <w:numFmt w:val="decimal"/>
+      <w:lvlText w:val="%2."/>
+      <w:lvlJc w:val="left"/>
+      <w:pPr>
+        <w:tabs>
+          <w:tab w:val="num" w:pos="1080"/>
+        </w:tabs>
+        <w:ind w:left="1080" w:hanging="360"/>
+      </w:pPr>
+      <w:rPr/>
+    </w:lvl>
+    <w:lvl w:ilvl="2">
+      <w:start w:val="1"/>
+      <w:numFmt w:val="decimal"/>
+      <w:lvlText w:val="%3."/>
+      <w:lvlJc w:val="left"/>
+      <w:pPr>
+        <w:tabs>
+          <w:tab w:val="num" w:pos="1440"/>
+        </w:tabs>
+        <w:ind w:left="1440" w:hanging="360"/>
+      </w:pPr>
+      <w:rPr/>
+    </w:lvl>
+    <w:lvl w:ilvl="3">
+      <w:start w:val="1"/>
+      <w:numFmt w:val="decimal"/>
+      <w:lvlText w:val="%4."/>
+      <w:lvlJc w:val="left"/>
+      <w:pPr>
+        <w:tabs>
+          <w:tab w:val="num" w:pos="1800"/>
+        </w:tabs>
+        <w:ind w:left="1800" w:hanging="360"/>
+      </w:pPr>
+      <w:rPr/>
+    </w:lvl>
+    <w:lvl w:ilvl="4">
+      <w:start w:val="1"/>
+      <w:numFmt w:val="decimal"/>
+      <w:lvlText w:val="%5."/>
+      <w:lvlJc w:val="left"/>
+      <w:pPr>
+        <w:tabs>
+          <w:tab w:val="num" w:pos="2160"/>
+        </w:tabs>
+        <w:ind w:left="2160" w:hanging="360"/>
+      </w:pPr>
+      <w:rPr/>
+    </w:lvl>
+    <w:lvl w:ilvl="5">
+      <w:start w:val="1"/>
+      <w:numFmt w:val="decimal"/>
+      <w:lvlText w:val="%6."/>
+      <w:lvlJc w:val="left"/>
+      <w:pPr>
+        <w:tabs>
+          <w:tab w:val="num" w:pos="2520"/>
+        </w:tabs>
+        <w:ind w:left="2520" w:hanging="360"/>
+      </w:pPr>
+      <w:rPr/>
+    </w:lvl>
+    <w:lvl w:ilvl="6">
+      <w:start w:val="1"/>
+      <w:numFmt w:val="decimal"/>
+      <w:lvlText w:val="%7."/>
+      <w:lvlJc w:val="left"/>
+      <w:pPr>
+        <w:tabs>
+          <w:tab w:val="num" w:pos="2880"/>
+        </w:tabs>
+        <w:ind w:left="2880" w:hanging="360"/>
+      </w:pPr>
+      <w:rPr/>
+    </w:lvl>
+    <w:lvl w:ilvl="7">
+      <w:start w:val="1"/>
+      <w:numFmt w:val="decimal"/>
+      <w:lvlText w:val="%8."/>
+      <w:lvlJc w:val="left"/>
+      <w:pPr>
+        <w:tabs>
+          <w:tab w:val="num" w:pos="3240"/>
+        </w:tabs>
+        <w:ind w:left="3240" w:hanging="360"/>
+      </w:pPr>
+      <w:rPr/>
+    </w:lvl>
+    <w:lvl w:ilvl="8">
+      <w:start w:val="1"/>
+      <w:numFmt w:val="decimal"/>
+      <w:lvlText w:val="%9."/>
+      <w:lvlJc w:val="left"/>
+      <w:pPr>
+        <w:tabs>
+          <w:tab w:val="num" w:pos="3600"/>
+        </w:tabs>
+        <w:ind w:left="3600" w:hanging="360"/>
+      </w:pPr>
+      <w:rPr/>
+    </w:lvl>
+  </w:abstractNum>
+  <w:abstractNum w:abstractNumId="20">
+    <w:lvl w:ilvl="0">
+      <w:start w:val="1"/>
+      <w:numFmt w:val="bullet"/>
+      <w:lvlText w:val=""/>
+      <w:lvlJc w:val="left"/>
+      <w:pPr>
+        <w:tabs>
+          <w:tab w:val="num" w:pos="0"/>
+        </w:tabs>
+        <w:ind w:left="720" w:hanging="360"/>
+      </w:pPr>
+      <w:rPr>
+        <w:rFonts w:ascii="Symbol" w:hAnsi="Symbol" w:cs="Symbol" w:hint="default"/>
+      </w:rPr>
+    </w:lvl>
+    <w:lvl w:ilvl="1">
+      <w:start w:val="1"/>
+      <w:numFmt w:val="decimal"/>
+      <w:lvlText w:val="%2."/>
+      <w:lvlJc w:val="left"/>
+      <w:pPr>
+        <w:tabs>
+          <w:tab w:val="num" w:pos="1080"/>
+        </w:tabs>
+        <w:ind w:left="1080" w:hanging="360"/>
+      </w:pPr>
+      <w:rPr/>
+    </w:lvl>
+    <w:lvl w:ilvl="2">
+      <w:start w:val="1"/>
+      <w:numFmt w:val="decimal"/>
+      <w:lvlText w:val="%3."/>
+      <w:lvlJc w:val="left"/>
+      <w:pPr>
+        <w:tabs>
+          <w:tab w:val="num" w:pos="1440"/>
+        </w:tabs>
+        <w:ind w:left="1440" w:hanging="360"/>
+      </w:pPr>
+      <w:rPr/>
+    </w:lvl>
+    <w:lvl w:ilvl="3">
+      <w:start w:val="1"/>
+      <w:numFmt w:val="decimal"/>
+      <w:lvlText w:val="%4."/>
+      <w:lvlJc w:val="left"/>
+      <w:pPr>
+        <w:tabs>
+          <w:tab w:val="num" w:pos="1800"/>
+        </w:tabs>
+        <w:ind w:left="1800" w:hanging="360"/>
+      </w:pPr>
+      <w:rPr/>
+    </w:lvl>
+    <w:lvl w:ilvl="4">
+      <w:start w:val="1"/>
+      <w:numFmt w:val="decimal"/>
+      <w:lvlText w:val="%5."/>
+      <w:lvlJc w:val="left"/>
+      <w:pPr>
+        <w:tabs>
+          <w:tab w:val="num" w:pos="2160"/>
+        </w:tabs>
+        <w:ind w:left="2160" w:hanging="360"/>
+      </w:pPr>
+      <w:rPr/>
+    </w:lvl>
+    <w:lvl w:ilvl="5">
+      <w:start w:val="1"/>
+      <w:numFmt w:val="decimal"/>
+      <w:lvlText w:val="%6."/>
+      <w:lvlJc w:val="left"/>
+      <w:pPr>
+        <w:tabs>
+          <w:tab w:val="num" w:pos="2520"/>
+        </w:tabs>
+        <w:ind w:left="2520" w:hanging="360"/>
+      </w:pPr>
+      <w:rPr/>
+    </w:lvl>
+    <w:lvl w:ilvl="6">
+      <w:start w:val="1"/>
+      <w:numFmt w:val="decimal"/>
+      <w:lvlText w:val="%7."/>
+      <w:lvlJc w:val="left"/>
+      <w:pPr>
+        <w:tabs>
+          <w:tab w:val="num" w:pos="2880"/>
+        </w:tabs>
+        <w:ind w:left="2880" w:hanging="360"/>
+      </w:pPr>
+      <w:rPr/>
+    </w:lvl>
+    <w:lvl w:ilvl="7">
+      <w:start w:val="1"/>
+      <w:numFmt w:val="decimal"/>
+      <w:lvlText w:val="%8."/>
+      <w:lvlJc w:val="left"/>
+      <w:pPr>
+        <w:tabs>
+          <w:tab w:val="num" w:pos="3240"/>
+        </w:tabs>
+        <w:ind w:left="3240" w:hanging="360"/>
+      </w:pPr>
+      <w:rPr/>
+    </w:lvl>
+    <w:lvl w:ilvl="8">
+      <w:start w:val="1"/>
+      <w:numFmt w:val="decimal"/>
+      <w:lvlText w:val="%9."/>
+      <w:lvlJc w:val="left"/>
+      <w:pPr>
+        <w:tabs>
+          <w:tab w:val="num" w:pos="3600"/>
+        </w:tabs>
+        <w:ind w:left="3600" w:hanging="360"/>
+      </w:pPr>
+      <w:rPr/>
+    </w:lvl>
+  </w:abstractNum>
+  <w:abstractNum w:abstractNumId="21">
+    <w:lvl w:ilvl="0">
+      <w:start w:val="1"/>
+      <w:numFmt w:val="bullet"/>
+      <w:lvlText w:val=""/>
+      <w:lvlJc w:val="left"/>
+      <w:pPr>
+        <w:tabs>
+          <w:tab w:val="num" w:pos="0"/>
+        </w:tabs>
+        <w:ind w:left="720" w:hanging="360"/>
+      </w:pPr>
+      <w:rPr>
+        <w:rFonts w:ascii="Symbol" w:hAnsi="Symbol" w:cs="Symbol" w:hint="default"/>
+      </w:rPr>
+    </w:lvl>
+    <w:lvl w:ilvl="1">
+      <w:start w:val="1"/>
+      <w:numFmt w:val="decimal"/>
+      <w:lvlText w:val="%2."/>
+      <w:lvlJc w:val="left"/>
+      <w:pPr>
+        <w:tabs>
+          <w:tab w:val="num" w:pos="1080"/>
+        </w:tabs>
+        <w:ind w:left="1080" w:hanging="360"/>
+      </w:pPr>
+      <w:rPr/>
+    </w:lvl>
+    <w:lvl w:ilvl="2">
+      <w:start w:val="1"/>
+      <w:numFmt w:val="decimal"/>
+      <w:lvlText w:val="%3."/>
+      <w:lvlJc w:val="left"/>
+      <w:pPr>
+        <w:tabs>
+          <w:tab w:val="num" w:pos="1440"/>
+        </w:tabs>
+        <w:ind w:left="1440" w:hanging="360"/>
+      </w:pPr>
+      <w:rPr/>
+    </w:lvl>
+    <w:lvl w:ilvl="3">
+      <w:start w:val="1"/>
+      <w:numFmt w:val="decimal"/>
+      <w:lvlText w:val="%4."/>
+      <w:lvlJc w:val="left"/>
+      <w:pPr>
+        <w:tabs>
+          <w:tab w:val="num" w:pos="1800"/>
+        </w:tabs>
+        <w:ind w:left="1800" w:hanging="360"/>
+      </w:pPr>
+      <w:rPr/>
+    </w:lvl>
+    <w:lvl w:ilvl="4">
+      <w:start w:val="1"/>
+      <w:numFmt w:val="decimal"/>
+      <w:lvlText w:val="%5."/>
+      <w:lvlJc w:val="left"/>
+      <w:pPr>
+        <w:tabs>
+          <w:tab w:val="num" w:pos="2160"/>
+        </w:tabs>
+        <w:ind w:left="2160" w:hanging="360"/>
+      </w:pPr>
+      <w:rPr/>
+    </w:lvl>
+    <w:lvl w:ilvl="5">
+      <w:start w:val="1"/>
+      <w:numFmt w:val="decimal"/>
+      <w:lvlText w:val="%6."/>
+      <w:lvlJc w:val="left"/>
+      <w:pPr>
+        <w:tabs>
+          <w:tab w:val="num" w:pos="2520"/>
+        </w:tabs>
+        <w:ind w:left="2520" w:hanging="360"/>
+      </w:pPr>
+      <w:rPr/>
+    </w:lvl>
+    <w:lvl w:ilvl="6">
+      <w:start w:val="1"/>
+      <w:numFmt w:val="decimal"/>
+      <w:lvlText w:val="%7."/>
+      <w:lvlJc w:val="left"/>
+      <w:pPr>
+        <w:tabs>
+          <w:tab w:val="num" w:pos="2880"/>
+        </w:tabs>
+        <w:ind w:left="2880" w:hanging="360"/>
+      </w:pPr>
+      <w:rPr/>
+    </w:lvl>
+    <w:lvl w:ilvl="7">
+      <w:start w:val="1"/>
+      <w:numFmt w:val="decimal"/>
+      <w:lvlText w:val="%8."/>
+      <w:lvlJc w:val="left"/>
+      <w:pPr>
+        <w:tabs>
+          <w:tab w:val="num" w:pos="3240"/>
+        </w:tabs>
+        <w:ind w:left="3240" w:hanging="360"/>
+      </w:pPr>
+      <w:rPr/>
+    </w:lvl>
+    <w:lvl w:ilvl="8">
+      <w:start w:val="1"/>
+      <w:numFmt w:val="decimal"/>
+      <w:lvlText w:val="%9."/>
+      <w:lvlJc w:val="left"/>
+      <w:pPr>
+        <w:tabs>
+          <w:tab w:val="num" w:pos="3600"/>
+        </w:tabs>
+        <w:ind w:left="3600" w:hanging="360"/>
+      </w:pPr>
+      <w:rPr/>
+    </w:lvl>
+  </w:abstractNum>
+  <w:abstractNum w:abstractNumId="22">
+    <w:lvl w:ilvl="0">
+      <w:start w:val="1"/>
+      <w:numFmt w:val="bullet"/>
+      <w:lvlText w:val=""/>
+      <w:lvlJc w:val="left"/>
+      <w:pPr>
+        <w:tabs>
+          <w:tab w:val="num" w:pos="0"/>
+        </w:tabs>
+        <w:ind w:left="720" w:hanging="360"/>
+      </w:pPr>
+      <w:rPr>
+        <w:rFonts w:ascii="Symbol" w:hAnsi="Symbol" w:cs="Symbol" w:hint="default"/>
+      </w:rPr>
+    </w:lvl>
+    <w:lvl w:ilvl="1">
+      <w:start w:val="1"/>
+      <w:numFmt w:val="decimal"/>
+      <w:lvlText w:val="%2."/>
+      <w:lvlJc w:val="left"/>
+      <w:pPr>
+        <w:tabs>
+          <w:tab w:val="num" w:pos="1080"/>
+        </w:tabs>
+        <w:ind w:left="1080" w:hanging="360"/>
+      </w:pPr>
+      <w:rPr/>
+    </w:lvl>
+    <w:lvl w:ilvl="2">
+      <w:start w:val="1"/>
+      <w:numFmt w:val="decimal"/>
+      <w:lvlText w:val="%3."/>
+      <w:lvlJc w:val="left"/>
+      <w:pPr>
+        <w:tabs>
+          <w:tab w:val="num" w:pos="1440"/>
+        </w:tabs>
+        <w:ind w:left="1440" w:hanging="360"/>
+      </w:pPr>
+      <w:rPr/>
+    </w:lvl>
+    <w:lvl w:ilvl="3">
+      <w:start w:val="1"/>
+      <w:numFmt w:val="decimal"/>
+      <w:lvlText w:val="%4."/>
+      <w:lvlJc w:val="left"/>
+      <w:pPr>
+        <w:tabs>
+          <w:tab w:val="num" w:pos="1800"/>
+        </w:tabs>
+        <w:ind w:left="1800" w:hanging="360"/>
+      </w:pPr>
+      <w:rPr/>
+    </w:lvl>
+    <w:lvl w:ilvl="4">
+      <w:start w:val="1"/>
+      <w:numFmt w:val="decimal"/>
+      <w:lvlText w:val="%5."/>
+      <w:lvlJc w:val="left"/>
+      <w:pPr>
+        <w:tabs>
+          <w:tab w:val="num" w:pos="2160"/>
+        </w:tabs>
+        <w:ind w:left="2160" w:hanging="360"/>
+      </w:pPr>
+      <w:rPr/>
+    </w:lvl>
+    <w:lvl w:ilvl="5">
+      <w:start w:val="1"/>
+      <w:numFmt w:val="decimal"/>
+      <w:lvlText w:val="%6."/>
+      <w:lvlJc w:val="left"/>
+      <w:pPr>
+        <w:tabs>
+          <w:tab w:val="num" w:pos="2520"/>
+        </w:tabs>
+        <w:ind w:left="2520" w:hanging="360"/>
+      </w:pPr>
+      <w:rPr/>
+    </w:lvl>
+    <w:lvl w:ilvl="6">
+      <w:start w:val="1"/>
+      <w:numFmt w:val="decimal"/>
+      <w:lvlText w:val="%7."/>
+      <w:lvlJc w:val="left"/>
+      <w:pPr>
+        <w:tabs>
+          <w:tab w:val="num" w:pos="2880"/>
+        </w:tabs>
+        <w:ind w:left="2880" w:hanging="360"/>
+      </w:pPr>
+      <w:rPr/>
+    </w:lvl>
+    <w:lvl w:ilvl="7">
+      <w:start w:val="1"/>
+      <w:numFmt w:val="decimal"/>
+      <w:lvlText w:val="%8."/>
+      <w:lvlJc w:val="left"/>
+      <w:pPr>
+        <w:tabs>
+          <w:tab w:val="num" w:pos="3240"/>
+        </w:tabs>
+        <w:ind w:left="3240" w:hanging="360"/>
+      </w:pPr>
+      <w:rPr/>
+    </w:lvl>
+    <w:lvl w:ilvl="8">
+      <w:start w:val="1"/>
+      <w:numFmt w:val="decimal"/>
+      <w:lvlText w:val="%9."/>
+      <w:lvlJc w:val="left"/>
+      <w:pPr>
+        <w:tabs>
+          <w:tab w:val="num" w:pos="3600"/>
+        </w:tabs>
+        <w:ind w:left="3600" w:hanging="360"/>
+      </w:pPr>
+      <w:rPr/>
+    </w:lvl>
+  </w:abstractNum>
+  <w:abstractNum w:abstractNumId="23">
+    <w:lvl w:ilvl="0">
+      <w:start w:val="1"/>
+      <w:numFmt w:val="bullet"/>
+      <w:lvlText w:val=""/>
+      <w:lvlJc w:val="left"/>
+      <w:pPr>
+        <w:tabs>
+          <w:tab w:val="num" w:pos="0"/>
+        </w:tabs>
+        <w:ind w:left="720" w:hanging="360"/>
+      </w:pPr>
+      <w:rPr>
+        <w:rFonts w:ascii="Symbol" w:hAnsi="Symbol" w:cs="Symbol" w:hint="default"/>
+      </w:rPr>
+    </w:lvl>
+    <w:lvl w:ilvl="1">
+      <w:start w:val="1"/>
+      <w:numFmt w:val="decimal"/>
+      <w:lvlText w:val="%2."/>
+      <w:lvlJc w:val="left"/>
+      <w:pPr>
+        <w:tabs>
+          <w:tab w:val="num" w:pos="1080"/>
+        </w:tabs>
+        <w:ind w:left="1080" w:hanging="360"/>
+      </w:pPr>
+      <w:rPr/>
+    </w:lvl>
+    <w:lvl w:ilvl="2">
+      <w:start w:val="1"/>
+      <w:numFmt w:val="decimal"/>
+      <w:lvlText w:val="%3."/>
+      <w:lvlJc w:val="left"/>
+      <w:pPr>
+        <w:tabs>
+          <w:tab w:val="num" w:pos="1440"/>
+        </w:tabs>
+        <w:ind w:left="1440" w:hanging="360"/>
+      </w:pPr>
+      <w:rPr/>
+    </w:lvl>
+    <w:lvl w:ilvl="3">
+      <w:start w:val="1"/>
+      <w:numFmt w:val="decimal"/>
+      <w:lvlText w:val="%4."/>
+      <w:lvlJc w:val="left"/>
+      <w:pPr>
+        <w:tabs>
+          <w:tab w:val="num" w:pos="1800"/>
+        </w:tabs>
+        <w:ind w:left="1800" w:hanging="360"/>
+      </w:pPr>
+      <w:rPr/>
+    </w:lvl>
+    <w:lvl w:ilvl="4">
+      <w:start w:val="1"/>
+      <w:numFmt w:val="decimal"/>
+      <w:lvlText w:val="%5."/>
+      <w:lvlJc w:val="left"/>
+      <w:pPr>
+        <w:tabs>
+          <w:tab w:val="num" w:pos="2160"/>
+        </w:tabs>
+        <w:ind w:left="2160" w:hanging="360"/>
+      </w:pPr>
+      <w:rPr/>
+    </w:lvl>
+    <w:lvl w:ilvl="5">
+      <w:start w:val="1"/>
+      <w:numFmt w:val="decimal"/>
+      <w:lvlText w:val="%6."/>
+      <w:lvlJc w:val="left"/>
+      <w:pPr>
+        <w:tabs>
+          <w:tab w:val="num" w:pos="2520"/>
+        </w:tabs>
+        <w:ind w:left="2520" w:hanging="360"/>
+      </w:pPr>
+      <w:rPr/>
+    </w:lvl>
+    <w:lvl w:ilvl="6">
+      <w:start w:val="1"/>
+      <w:numFmt w:val="decimal"/>
+      <w:lvlText w:val="%7."/>
+      <w:lvlJc w:val="left"/>
+      <w:pPr>
+        <w:tabs>
+          <w:tab w:val="num" w:pos="2880"/>
+        </w:tabs>
+        <w:ind w:left="2880" w:hanging="360"/>
+      </w:pPr>
+      <w:rPr/>
+    </w:lvl>
+    <w:lvl w:ilvl="7">
+      <w:start w:val="1"/>
+      <w:numFmt w:val="decimal"/>
+      <w:lvlText w:val="%8."/>
+      <w:lvlJc w:val="left"/>
+      <w:pPr>
+        <w:tabs>
+          <w:tab w:val="num" w:pos="3240"/>
+        </w:tabs>
+        <w:ind w:left="3240" w:hanging="360"/>
+      </w:pPr>
+      <w:rPr/>
+    </w:lvl>
+    <w:lvl w:ilvl="8">
+      <w:start w:val="1"/>
+      <w:numFmt w:val="decimal"/>
+      <w:lvlText w:val="%9."/>
+      <w:lvlJc w:val="left"/>
+      <w:pPr>
+        <w:tabs>
+          <w:tab w:val="num" w:pos="3600"/>
+        </w:tabs>
+        <w:ind w:left="3600" w:hanging="360"/>
+      </w:pPr>
+      <w:rPr/>
+    </w:lvl>
+  </w:abstractNum>
+  <w:abstractNum w:abstractNumId="24">
+    <w:lvl w:ilvl="0">
+      <w:start w:val="1"/>
+      <w:numFmt w:val="bullet"/>
+      <w:lvlText w:val=""/>
+      <w:lvlJc w:val="left"/>
+      <w:pPr>
+        <w:tabs>
+          <w:tab w:val="num" w:pos="0"/>
+        </w:tabs>
+        <w:ind w:left="720" w:hanging="360"/>
+      </w:pPr>
+      <w:rPr>
+        <w:rFonts w:ascii="Symbol" w:hAnsi="Symbol" w:cs="Symbol" w:hint="default"/>
+      </w:rPr>
+    </w:lvl>
+    <w:lvl w:ilvl="1">
+      <w:start w:val="1"/>
+      <w:numFmt w:val="decimal"/>
+      <w:lvlText w:val="%2."/>
+      <w:lvlJc w:val="left"/>
+      <w:pPr>
+        <w:tabs>
+          <w:tab w:val="num" w:pos="1080"/>
+        </w:tabs>
+        <w:ind w:left="1080" w:hanging="360"/>
+      </w:pPr>
+      <w:rPr/>
+    </w:lvl>
+    <w:lvl w:ilvl="2">
+      <w:start w:val="1"/>
+      <w:numFmt w:val="decimal"/>
+      <w:lvlText w:val="%3."/>
+      <w:lvlJc w:val="left"/>
+      <w:pPr>
+        <w:tabs>
+          <w:tab w:val="num" w:pos="1440"/>
+        </w:tabs>
+        <w:ind w:left="1440" w:hanging="360"/>
+      </w:pPr>
+      <w:rPr/>
+    </w:lvl>
+    <w:lvl w:ilvl="3">
+      <w:start w:val="1"/>
+      <w:numFmt w:val="decimal"/>
+      <w:lvlText w:val="%4."/>
+      <w:lvlJc w:val="left"/>
+      <w:pPr>
+        <w:tabs>
+          <w:tab w:val="num" w:pos="1800"/>
+        </w:tabs>
+        <w:ind w:left="1800" w:hanging="360"/>
+      </w:pPr>
+      <w:rPr/>
+    </w:lvl>
+    <w:lvl w:ilvl="4">
+      <w:start w:val="1"/>
+      <w:numFmt w:val="decimal"/>
+      <w:lvlText w:val="%5."/>
+      <w:lvlJc w:val="left"/>
+      <w:pPr>
+        <w:tabs>
+          <w:tab w:val="num" w:pos="2160"/>
+        </w:tabs>
+        <w:ind w:left="2160" w:hanging="360"/>
+      </w:pPr>
+      <w:rPr/>
+    </w:lvl>
+    <w:lvl w:ilvl="5">
+      <w:start w:val="1"/>
+      <w:numFmt w:val="decimal"/>
+      <w:lvlText w:val="%6."/>
+      <w:lvlJc w:val="left"/>
+      <w:pPr>
+        <w:tabs>
+          <w:tab w:val="num" w:pos="2520"/>
+        </w:tabs>
+        <w:ind w:left="2520" w:hanging="360"/>
+      </w:pPr>
+      <w:rPr/>
+    </w:lvl>
+    <w:lvl w:ilvl="6">
+      <w:start w:val="1"/>
+      <w:numFmt w:val="decimal"/>
+      <w:lvlText w:val="%7."/>
+      <w:lvlJc w:val="left"/>
+      <w:pPr>
+        <w:tabs>
+          <w:tab w:val="num" w:pos="2880"/>
+        </w:tabs>
+        <w:ind w:left="2880" w:hanging="360"/>
+      </w:pPr>
+      <w:rPr/>
+    </w:lvl>
+    <w:lvl w:ilvl="7">
+      <w:start w:val="1"/>
+      <w:numFmt w:val="decimal"/>
+      <w:lvlText w:val="%8."/>
+      <w:lvlJc w:val="left"/>
+      <w:pPr>
+        <w:tabs>
+          <w:tab w:val="num" w:pos="3240"/>
+        </w:tabs>
+        <w:ind w:left="3240" w:hanging="360"/>
+      </w:pPr>
+      <w:rPr/>
+    </w:lvl>
+    <w:lvl w:ilvl="8">
+      <w:start w:val="1"/>
+      <w:numFmt w:val="decimal"/>
+      <w:lvlText w:val="%9."/>
+      <w:lvlJc w:val="left"/>
+      <w:pPr>
+        <w:tabs>
+          <w:tab w:val="num" w:pos="3600"/>
+        </w:tabs>
+        <w:ind w:left="3600" w:hanging="360"/>
+      </w:pPr>
+      <w:rPr/>
+    </w:lvl>
+  </w:abstractNum>
+  <w:abstractNum w:abstractNumId="25">
+    <w:lvl w:ilvl="0">
+      <w:start w:val="1"/>
+      <w:numFmt w:val="bullet"/>
+      <w:lvlText w:val=""/>
+      <w:lvlJc w:val="left"/>
+      <w:pPr>
+        <w:tabs>
+          <w:tab w:val="num" w:pos="0"/>
+        </w:tabs>
+        <w:ind w:left="720" w:hanging="360"/>
+      </w:pPr>
+      <w:rPr>
+        <w:rFonts w:ascii="Symbol" w:hAnsi="Symbol" w:cs="Symbol" w:hint="default"/>
+      </w:rPr>
+    </w:lvl>
+    <w:lvl w:ilvl="1">
+      <w:start w:val="1"/>
+      <w:numFmt w:val="decimal"/>
+      <w:lvlText w:val="%2."/>
+      <w:lvlJc w:val="left"/>
+      <w:pPr>
+        <w:tabs>
+          <w:tab w:val="num" w:pos="1080"/>
+        </w:tabs>
+        <w:ind w:left="1080" w:hanging="360"/>
+      </w:pPr>
+      <w:rPr/>
+    </w:lvl>
+    <w:lvl w:ilvl="2">
+      <w:start w:val="1"/>
+      <w:numFmt w:val="decimal"/>
+      <w:lvlText w:val="%3."/>
+      <w:lvlJc w:val="left"/>
+      <w:pPr>
+        <w:tabs>
+          <w:tab w:val="num" w:pos="1440"/>
+        </w:tabs>
+        <w:ind w:left="1440" w:hanging="360"/>
+      </w:pPr>
+      <w:rPr/>
+    </w:lvl>
+    <w:lvl w:ilvl="3">
+      <w:start w:val="1"/>
+      <w:numFmt w:val="decimal"/>
+      <w:lvlText w:val="%4."/>
+      <w:lvlJc w:val="left"/>
+      <w:pPr>
+        <w:tabs>
+          <w:tab w:val="num" w:pos="1800"/>
+        </w:tabs>
+        <w:ind w:left="1800" w:hanging="360"/>
+      </w:pPr>
+      <w:rPr/>
+    </w:lvl>
+    <w:lvl w:ilvl="4">
+      <w:start w:val="1"/>
+      <w:numFmt w:val="decimal"/>
+      <w:lvlText w:val="%5."/>
+      <w:lvlJc w:val="left"/>
+      <w:pPr>
+        <w:tabs>
+          <w:tab w:val="num" w:pos="2160"/>
+        </w:tabs>
+        <w:ind w:left="2160" w:hanging="360"/>
+      </w:pPr>
+      <w:rPr/>
+    </w:lvl>
+    <w:lvl w:ilvl="5">
+      <w:start w:val="1"/>
+      <w:numFmt w:val="decimal"/>
+      <w:lvlText w:val="%6."/>
+      <w:lvlJc w:val="left"/>
+      <w:pPr>
+        <w:tabs>
+          <w:tab w:val="num" w:pos="2520"/>
+        </w:tabs>
+        <w:ind w:left="2520" w:hanging="360"/>
+      </w:pPr>
+      <w:rPr/>
+    </w:lvl>
+    <w:lvl w:ilvl="6">
+      <w:start w:val="1"/>
+      <w:numFmt w:val="decimal"/>
+      <w:lvlText w:val="%7."/>
+      <w:lvlJc w:val="left"/>
+      <w:pPr>
+        <w:tabs>
+          <w:tab w:val="num" w:pos="2880"/>
+        </w:tabs>
+        <w:ind w:left="2880" w:hanging="360"/>
+      </w:pPr>
+      <w:rPr/>
+    </w:lvl>
+    <w:lvl w:ilvl="7">
+      <w:start w:val="1"/>
+      <w:numFmt w:val="decimal"/>
+      <w:lvlText w:val="%8."/>
+      <w:lvlJc w:val="left"/>
+      <w:pPr>
+        <w:tabs>
+          <w:tab w:val="num" w:pos="3240"/>
+        </w:tabs>
+        <w:ind w:left="3240" w:hanging="360"/>
+      </w:pPr>
+      <w:rPr/>
+    </w:lvl>
+    <w:lvl w:ilvl="8">
+      <w:start w:val="1"/>
+      <w:numFmt w:val="decimal"/>
+      <w:lvlText w:val="%9."/>
+      <w:lvlJc w:val="left"/>
+      <w:pPr>
+        <w:tabs>
+          <w:tab w:val="num" w:pos="3600"/>
+        </w:tabs>
+        <w:ind w:left="3600" w:hanging="360"/>
+      </w:pPr>
+      <w:rPr/>
+    </w:lvl>
+  </w:abstractNum>
+  <w:abstractNum w:abstractNumId="26">
+    <w:lvl w:ilvl="0">
+      <w:start w:val="1"/>
+      <w:numFmt w:val="bullet"/>
+      <w:lvlText w:val=""/>
+      <w:lvlJc w:val="left"/>
+      <w:pPr>
+        <w:tabs>
+          <w:tab w:val="num" w:pos="0"/>
+        </w:tabs>
+        <w:ind w:left="720" w:hanging="360"/>
+      </w:pPr>
+      <w:rPr>
+        <w:rFonts w:ascii="Symbol" w:hAnsi="Symbol" w:cs="Symbol" w:hint="default"/>
+      </w:rPr>
+    </w:lvl>
+    <w:lvl w:ilvl="1">
+      <w:start w:val="1"/>
+      <w:numFmt w:val="decimal"/>
+      <w:lvlText w:val="%2."/>
+      <w:lvlJc w:val="left"/>
+      <w:pPr>
+        <w:tabs>
+          <w:tab w:val="num" w:pos="1080"/>
+        </w:tabs>
+        <w:ind w:left="1080" w:hanging="360"/>
+      </w:pPr>
+      <w:rPr/>
+    </w:lvl>
+    <w:lvl w:ilvl="2">
+      <w:start w:val="1"/>
+      <w:numFmt w:val="decimal"/>
+      <w:lvlText w:val="%3."/>
+      <w:lvlJc w:val="left"/>
+      <w:pPr>
+        <w:tabs>
+          <w:tab w:val="num" w:pos="1440"/>
+        </w:tabs>
+        <w:ind w:left="1440" w:hanging="360"/>
+      </w:pPr>
+      <w:rPr/>
+    </w:lvl>
+    <w:lvl w:ilvl="3">
+      <w:start w:val="1"/>
+      <w:numFmt w:val="decimal"/>
+      <w:lvlText w:val="%4."/>
+      <w:lvlJc w:val="left"/>
+      <w:pPr>
+        <w:tabs>
+          <w:tab w:val="num" w:pos="1800"/>
+        </w:tabs>
+        <w:ind w:left="1800" w:hanging="360"/>
+      </w:pPr>
+      <w:rPr/>
+    </w:lvl>
+    <w:lvl w:ilvl="4">
+      <w:start w:val="1"/>
+      <w:numFmt w:val="decimal"/>
+      <w:lvlText w:val="%5."/>
+      <w:lvlJc w:val="left"/>
+      <w:pPr>
+        <w:tabs>
+          <w:tab w:val="num" w:pos="2160"/>
+        </w:tabs>
+        <w:ind w:left="2160" w:hanging="360"/>
+      </w:pPr>
+      <w:rPr/>
+    </w:lvl>
+    <w:lvl w:ilvl="5">
+      <w:start w:val="1"/>
+      <w:numFmt w:val="decimal"/>
+      <w:lvlText w:val="%6."/>
+      <w:lvlJc w:val="left"/>
+      <w:pPr>
+        <w:tabs>
+          <w:tab w:val="num" w:pos="2520"/>
+        </w:tabs>
+        <w:ind w:left="2520" w:hanging="360"/>
+      </w:pPr>
+      <w:rPr/>
+    </w:lvl>
+    <w:lvl w:ilvl="6">
+      <w:start w:val="1"/>
+      <w:numFmt w:val="decimal"/>
+      <w:lvlText w:val="%7."/>
+      <w:lvlJc w:val="left"/>
+      <w:pPr>
+        <w:tabs>
+          <w:tab w:val="num" w:pos="2880"/>
+        </w:tabs>
+        <w:ind w:left="2880" w:hanging="360"/>
+      </w:pPr>
+      <w:rPr/>
+    </w:lvl>
+    <w:lvl w:ilvl="7">
+      <w:start w:val="1"/>
+      <w:numFmt w:val="decimal"/>
+      <w:lvlText w:val="%8."/>
+      <w:lvlJc w:val="left"/>
+      <w:pPr>
+        <w:tabs>
+          <w:tab w:val="num" w:pos="3240"/>
+        </w:tabs>
+        <w:ind w:left="3240" w:hanging="360"/>
+      </w:pPr>
+      <w:rPr/>
+    </w:lvl>
+    <w:lvl w:ilvl="8">
+      <w:start w:val="1"/>
+      <w:numFmt w:val="decimal"/>
+      <w:lvlText w:val="%9."/>
+      <w:lvlJc w:val="left"/>
+      <w:pPr>
+        <w:tabs>
+          <w:tab w:val="num" w:pos="3600"/>
+        </w:tabs>
+        <w:ind w:left="3600" w:hanging="360"/>
+      </w:pPr>
+      <w:rPr/>
+    </w:lvl>
+  </w:abstractNum>
+  <w:abstractNum w:abstractNumId="27">
+    <w:lvl w:ilvl="0">
+      <w:start w:val="1"/>
+      <w:numFmt w:val="bullet"/>
+      <w:lvlText w:val=""/>
+      <w:lvlJc w:val="left"/>
+      <w:pPr>
+        <w:tabs>
+          <w:tab w:val="num" w:pos="0"/>
+        </w:tabs>
+        <w:ind w:left="720" w:hanging="360"/>
+      </w:pPr>
+      <w:rPr>
+        <w:rFonts w:ascii="Symbol" w:hAnsi="Symbol" w:cs="Symbol" w:hint="default"/>
+      </w:rPr>
+    </w:lvl>
+    <w:lvl w:ilvl="1">
+      <w:start w:val="1"/>
+      <w:numFmt w:val="decimal"/>
+      <w:lvlText w:val="%2."/>
+      <w:lvlJc w:val="left"/>
+      <w:pPr>
+        <w:tabs>
+          <w:tab w:val="num" w:pos="1080"/>
+        </w:tabs>
+        <w:ind w:left="1080" w:hanging="360"/>
+      </w:pPr>
+      <w:rPr/>
+    </w:lvl>
+    <w:lvl w:ilvl="2">
+      <w:start w:val="1"/>
+      <w:numFmt w:val="decimal"/>
+      <w:lvlText w:val="%3."/>
+      <w:lvlJc w:val="left"/>
+      <w:pPr>
+        <w:tabs>
+          <w:tab w:val="num" w:pos="1440"/>
+        </w:tabs>
+        <w:ind w:left="1440" w:hanging="360"/>
+      </w:pPr>
+      <w:rPr/>
+    </w:lvl>
+    <w:lvl w:ilvl="3">
+      <w:start w:val="1"/>
+      <w:numFmt w:val="decimal"/>
+      <w:lvlText w:val="%4."/>
+      <w:lvlJc w:val="left"/>
+      <w:pPr>
+        <w:tabs>
+          <w:tab w:val="num" w:pos="1800"/>
+        </w:tabs>
+        <w:ind w:left="1800" w:hanging="360"/>
+      </w:pPr>
+      <w:rPr/>
+    </w:lvl>
+    <w:lvl w:ilvl="4">
+      <w:start w:val="1"/>
+      <w:numFmt w:val="decimal"/>
+      <w:lvlText w:val="%5."/>
+      <w:lvlJc w:val="left"/>
+      <w:pPr>
+        <w:tabs>
+          <w:tab w:val="num" w:pos="2160"/>
+        </w:tabs>
+        <w:ind w:left="2160" w:hanging="360"/>
+      </w:pPr>
+      <w:rPr/>
+    </w:lvl>
+    <w:lvl w:ilvl="5">
+      <w:start w:val="1"/>
+      <w:numFmt w:val="decimal"/>
+      <w:lvlText w:val="%6."/>
+      <w:lvlJc w:val="left"/>
+      <w:pPr>
+        <w:tabs>
+          <w:tab w:val="num" w:pos="2520"/>
+        </w:tabs>
+        <w:ind w:left="2520" w:hanging="360"/>
+      </w:pPr>
+      <w:rPr/>
+    </w:lvl>
+    <w:lvl w:ilvl="6">
+      <w:start w:val="1"/>
+      <w:numFmt w:val="decimal"/>
+      <w:lvlText w:val="%7."/>
+      <w:lvlJc w:val="left"/>
+      <w:pPr>
+        <w:tabs>
+          <w:tab w:val="num" w:pos="2880"/>
+        </w:tabs>
+        <w:ind w:left="2880" w:hanging="360"/>
+      </w:pPr>
+      <w:rPr/>
+    </w:lvl>
+    <w:lvl w:ilvl="7">
+      <w:start w:val="1"/>
+      <w:numFmt w:val="decimal"/>
+      <w:lvlText w:val="%8."/>
+      <w:lvlJc w:val="left"/>
+      <w:pPr>
+        <w:tabs>
+          <w:tab w:val="num" w:pos="3240"/>
+        </w:tabs>
+        <w:ind w:left="3240" w:hanging="360"/>
+      </w:pPr>
+      <w:rPr/>
+    </w:lvl>
+    <w:lvl w:ilvl="8">
+      <w:start w:val="1"/>
+      <w:numFmt w:val="decimal"/>
+      <w:lvlText w:val="%9."/>
+      <w:lvlJc w:val="left"/>
+      <w:pPr>
+        <w:tabs>
+          <w:tab w:val="num" w:pos="3600"/>
+        </w:tabs>
+        <w:ind w:left="3600" w:hanging="360"/>
+      </w:pPr>
+      <w:rPr/>
+    </w:lvl>
+  </w:abstractNum>
+  <w:abstractNum w:abstractNumId="28">
+    <w:lvl w:ilvl="0">
+      <w:start w:val="1"/>
+      <w:numFmt w:val="bullet"/>
+      <w:lvlText w:val=""/>
+      <w:lvlJc w:val="left"/>
+      <w:pPr>
+        <w:tabs>
+          <w:tab w:val="num" w:pos="0"/>
+        </w:tabs>
+        <w:ind w:left="720" w:hanging="360"/>
+      </w:pPr>
+      <w:rPr>
+        <w:rFonts w:ascii="Symbol" w:hAnsi="Symbol" w:cs="Symbol" w:hint="default"/>
+      </w:rPr>
+    </w:lvl>
+    <w:lvl w:ilvl="1">
+      <w:start w:val="1"/>
+      <w:numFmt w:val="decimal"/>
+      <w:lvlText w:val="%2."/>
+      <w:lvlJc w:val="left"/>
+      <w:pPr>
+        <w:tabs>
+          <w:tab w:val="num" w:pos="1080"/>
+        </w:tabs>
+        <w:ind w:left="1080" w:hanging="360"/>
+      </w:pPr>
+      <w:rPr/>
+    </w:lvl>
+    <w:lvl w:ilvl="2">
+      <w:start w:val="1"/>
+      <w:numFmt w:val="decimal"/>
+      <w:lvlText w:val="%3."/>
+      <w:lvlJc w:val="left"/>
+      <w:pPr>
+        <w:tabs>
+          <w:tab w:val="num" w:pos="1440"/>
+        </w:tabs>
+        <w:ind w:left="1440" w:hanging="360"/>
+      </w:pPr>
+      <w:rPr/>
+    </w:lvl>
+    <w:lvl w:ilvl="3">
+      <w:start w:val="1"/>
+      <w:numFmt w:val="decimal"/>
+      <w:lvlText w:val="%4."/>
+      <w:lvlJc w:val="left"/>
+      <w:pPr>
+        <w:tabs>
+          <w:tab w:val="num" w:pos="1800"/>
+        </w:tabs>
+        <w:ind w:left="1800" w:hanging="360"/>
+      </w:pPr>
+      <w:rPr/>
+    </w:lvl>
+    <w:lvl w:ilvl="4">
+      <w:start w:val="1"/>
+      <w:numFmt w:val="decimal"/>
+      <w:lvlText w:val="%5."/>
+      <w:lvlJc w:val="left"/>
+      <w:pPr>
+        <w:tabs>
+          <w:tab w:val="num" w:pos="2160"/>
+        </w:tabs>
+        <w:ind w:left="2160" w:hanging="360"/>
+      </w:pPr>
+      <w:rPr/>
+    </w:lvl>
+    <w:lvl w:ilvl="5">
+      <w:start w:val="1"/>
+      <w:numFmt w:val="decimal"/>
+      <w:lvlText w:val="%6."/>
+      <w:lvlJc w:val="left"/>
+      <w:pPr>
+        <w:tabs>
+          <w:tab w:val="num" w:pos="2520"/>
+        </w:tabs>
+        <w:ind w:left="2520" w:hanging="360"/>
+      </w:pPr>
+      <w:rPr/>
+    </w:lvl>
+    <w:lvl w:ilvl="6">
+      <w:start w:val="1"/>
+      <w:numFmt w:val="decimal"/>
+      <w:lvlText w:val="%7."/>
+      <w:lvlJc w:val="left"/>
+      <w:pPr>
+        <w:tabs>
+          <w:tab w:val="num" w:pos="2880"/>
+        </w:tabs>
+        <w:ind w:left="2880" w:hanging="360"/>
+      </w:pPr>
+      <w:rPr/>
+    </w:lvl>
+    <w:lvl w:ilvl="7">
+      <w:start w:val="1"/>
+      <w:numFmt w:val="decimal"/>
+      <w:lvlText w:val="%8."/>
+      <w:lvlJc w:val="left"/>
+      <w:pPr>
+        <w:tabs>
+          <w:tab w:val="num" w:pos="3240"/>
+        </w:tabs>
+        <w:ind w:left="3240" w:hanging="360"/>
+      </w:pPr>
+      <w:rPr/>
+    </w:lvl>
+    <w:lvl w:ilvl="8">
+      <w:start w:val="1"/>
+      <w:numFmt w:val="decimal"/>
+      <w:lvlText w:val="%9."/>
+      <w:lvlJc w:val="left"/>
+      <w:pPr>
+        <w:tabs>
+          <w:tab w:val="num" w:pos="3600"/>
+        </w:tabs>
+        <w:ind w:left="3600" w:hanging="360"/>
+      </w:pPr>
+      <w:rPr/>
+    </w:lvl>
+  </w:abstractNum>
+  <w:abstractNum w:abstractNumId="29">
+    <w:lvl w:ilvl="0">
+      <w:start w:val="1"/>
+      <w:numFmt w:val="bullet"/>
+      <w:lvlText w:val=""/>
+      <w:lvlJc w:val="left"/>
+      <w:pPr>
+        <w:tabs>
+          <w:tab w:val="num" w:pos="0"/>
+        </w:tabs>
+        <w:ind w:left="720" w:hanging="360"/>
+      </w:pPr>
+      <w:rPr>
+        <w:rFonts w:ascii="Symbol" w:hAnsi="Symbol" w:cs="Symbol" w:hint="default"/>
+      </w:rPr>
+    </w:lvl>
+    <w:lvl w:ilvl="1">
+      <w:start w:val="1"/>
+      <w:numFmt w:val="decimal"/>
+      <w:lvlText w:val="%2."/>
+      <w:lvlJc w:val="left"/>
+      <w:pPr>
+        <w:tabs>
+          <w:tab w:val="num" w:pos="1080"/>
+        </w:tabs>
+        <w:ind w:left="1080" w:hanging="360"/>
+      </w:pPr>
+      <w:rPr/>
+    </w:lvl>
+    <w:lvl w:ilvl="2">
+      <w:start w:val="1"/>
+      <w:numFmt w:val="decimal"/>
+      <w:lvlText w:val="%3."/>
+      <w:lvlJc w:val="left"/>
+      <w:pPr>
+        <w:tabs>
+          <w:tab w:val="num" w:pos="1440"/>
+        </w:tabs>
+        <w:ind w:left="1440" w:hanging="360"/>
+      </w:pPr>
+      <w:rPr/>
+    </w:lvl>
+    <w:lvl w:ilvl="3">
+      <w:start w:val="1"/>
+      <w:numFmt w:val="decimal"/>
+      <w:lvlText w:val="%4."/>
+      <w:lvlJc w:val="left"/>
+      <w:pPr>
+        <w:tabs>
+          <w:tab w:val="num" w:pos="1800"/>
+        </w:tabs>
+        <w:ind w:left="1800" w:hanging="360"/>
+      </w:pPr>
+      <w:rPr/>
+    </w:lvl>
+    <w:lvl w:ilvl="4">
+      <w:start w:val="1"/>
+      <w:numFmt w:val="decimal"/>
+      <w:lvlText w:val="%5."/>
+      <w:lvlJc w:val="left"/>
+      <w:pPr>
+        <w:tabs>
+          <w:tab w:val="num" w:pos="2160"/>
+        </w:tabs>
+        <w:ind w:left="2160" w:hanging="360"/>
+      </w:pPr>
+      <w:rPr/>
+    </w:lvl>
+    <w:lvl w:ilvl="5">
+      <w:start w:val="1"/>
+      <w:numFmt w:val="decimal"/>
+      <w:lvlText w:val="%6."/>
+      <w:lvlJc w:val="left"/>
+      <w:pPr>
+        <w:tabs>
+          <w:tab w:val="num" w:pos="2520"/>
+        </w:tabs>
+        <w:ind w:left="2520" w:hanging="360"/>
+      </w:pPr>
+      <w:rPr/>
+    </w:lvl>
+    <w:lvl w:ilvl="6">
+      <w:start w:val="1"/>
+      <w:numFmt w:val="decimal"/>
+      <w:lvlText w:val="%7."/>
+      <w:lvlJc w:val="left"/>
+      <w:pPr>
+        <w:tabs>
+          <w:tab w:val="num" w:pos="2880"/>
+        </w:tabs>
+        <w:ind w:left="2880" w:hanging="360"/>
+      </w:pPr>
+      <w:rPr/>
+    </w:lvl>
+    <w:lvl w:ilvl="7">
+      <w:start w:val="1"/>
+      <w:numFmt w:val="decimal"/>
+      <w:lvlText w:val="%8."/>
+      <w:lvlJc w:val="left"/>
+      <w:pPr>
+        <w:tabs>
+          <w:tab w:val="num" w:pos="3240"/>
+        </w:tabs>
+        <w:ind w:left="3240" w:hanging="360"/>
+      </w:pPr>
+      <w:rPr/>
+    </w:lvl>
+    <w:lvl w:ilvl="8">
+      <w:start w:val="1"/>
+      <w:numFmt w:val="decimal"/>
+      <w:lvlText w:val="%9."/>
+      <w:lvlJc w:val="left"/>
+      <w:pPr>
+        <w:tabs>
+          <w:tab w:val="num" w:pos="3600"/>
+        </w:tabs>
+        <w:ind w:left="3600" w:hanging="360"/>
+      </w:pPr>
+      <w:rPr/>
+    </w:lvl>
+  </w:abstractNum>
+  <w:abstractNum w:abstractNumId="30">
+    <w:lvl w:ilvl="0">
+      <w:start w:val="1"/>
+      <w:numFmt w:val="bullet"/>
+      <w:lvlText w:val=""/>
+      <w:lvlJc w:val="left"/>
+      <w:pPr>
+        <w:tabs>
+          <w:tab w:val="num" w:pos="0"/>
+        </w:tabs>
+        <w:ind w:left="720" w:hanging="360"/>
+      </w:pPr>
+      <w:rPr>
+        <w:rFonts w:ascii="Symbol" w:hAnsi="Symbol" w:cs="Symbol" w:hint="default"/>
+      </w:rPr>
+    </w:lvl>
+    <w:lvl w:ilvl="1">
+      <w:start w:val="1"/>
+      <w:numFmt w:val="decimal"/>
+      <w:lvlText w:val="%2."/>
+      <w:lvlJc w:val="left"/>
+      <w:pPr>
+        <w:tabs>
+          <w:tab w:val="num" w:pos="1080"/>
+        </w:tabs>
+        <w:ind w:left="1080" w:hanging="360"/>
+      </w:pPr>
+      <w:rPr/>
+    </w:lvl>
+    <w:lvl w:ilvl="2">
+      <w:start w:val="1"/>
+      <w:numFmt w:val="decimal"/>
+      <w:lvlText w:val="%3."/>
+      <w:lvlJc w:val="left"/>
+      <w:pPr>
+        <w:tabs>
+          <w:tab w:val="num" w:pos="1440"/>
+        </w:tabs>
+        <w:ind w:left="1440" w:hanging="360"/>
+      </w:pPr>
+      <w:rPr/>
+    </w:lvl>
+    <w:lvl w:ilvl="3">
+      <w:start w:val="1"/>
+      <w:numFmt w:val="decimal"/>
+      <w:lvlText w:val="%4."/>
+      <w:lvlJc w:val="left"/>
+      <w:pPr>
+        <w:tabs>
+          <w:tab w:val="num" w:pos="1800"/>
+        </w:tabs>
+        <w:ind w:left="1800" w:hanging="360"/>
+      </w:pPr>
+      <w:rPr/>
+    </w:lvl>
+    <w:lvl w:ilvl="4">
+      <w:start w:val="1"/>
+      <w:numFmt w:val="decimal"/>
+      <w:lvlText w:val="%5."/>
+      <w:lvlJc w:val="left"/>
+      <w:pPr>
+        <w:tabs>
+          <w:tab w:val="num" w:pos="2160"/>
+        </w:tabs>
+        <w:ind w:left="2160" w:hanging="360"/>
+      </w:pPr>
+      <w:rPr/>
+    </w:lvl>
+    <w:lvl w:ilvl="5">
+      <w:start w:val="1"/>
+      <w:numFmt w:val="decimal"/>
+      <w:lvlText w:val="%6."/>
+      <w:lvlJc w:val="left"/>
+      <w:pPr>
+        <w:tabs>
+          <w:tab w:val="num" w:pos="2520"/>
+        </w:tabs>
+        <w:ind w:left="2520" w:hanging="360"/>
+      </w:pPr>
+      <w:rPr/>
+    </w:lvl>
+    <w:lvl w:ilvl="6">
+      <w:start w:val="1"/>
+      <w:numFmt w:val="decimal"/>
+      <w:lvlText w:val="%7."/>
+      <w:lvlJc w:val="left"/>
+      <w:pPr>
+        <w:tabs>
+          <w:tab w:val="num" w:pos="2880"/>
+        </w:tabs>
+        <w:ind w:left="2880" w:hanging="360"/>
+      </w:pPr>
+      <w:rPr/>
+    </w:lvl>
+    <w:lvl w:ilvl="7">
+      <w:start w:val="1"/>
+      <w:numFmt w:val="decimal"/>
+      <w:lvlText w:val="%8."/>
+      <w:lvlJc w:val="left"/>
+      <w:pPr>
+        <w:tabs>
+          <w:tab w:val="num" w:pos="3240"/>
+        </w:tabs>
+        <w:ind w:left="3240" w:hanging="360"/>
+      </w:pPr>
+      <w:rPr/>
+    </w:lvl>
+    <w:lvl w:ilvl="8">
+      <w:start w:val="1"/>
+      <w:numFmt w:val="decimal"/>
+      <w:lvlText w:val="%9."/>
+      <w:lvlJc w:val="left"/>
+      <w:pPr>
+        <w:tabs>
+          <w:tab w:val="num" w:pos="3600"/>
+        </w:tabs>
+        <w:ind w:left="3600" w:hanging="360"/>
+      </w:pPr>
+      <w:rPr/>
+    </w:lvl>
+  </w:abstractNum>
+  <w:abstractNum w:abstractNumId="31">
     <w:lvl w:ilvl="0">
       <w:start w:val="1"/>
       <w:numFmt w:val="none"/>
@@ -8425,10 +13867,184 @@
     <w:abstractNumId w:val="2"/>
   </w:num>
   <w:num w:numId="3">
-    <w:abstractNumId w:val="1"/>
+    <w:abstractNumId w:val="3"/>
+  </w:num>
+  <w:num w:numId="4">
+    <w:abstractNumId w:val="4"/>
+  </w:num>
+  <w:num w:numId="5">
+    <w:abstractNumId w:val="5"/>
+  </w:num>
+  <w:num w:numId="6">
+    <w:abstractNumId w:val="6"/>
+  </w:num>
+  <w:num w:numId="7">
+    <w:abstractNumId w:val="7"/>
+  </w:num>
+  <w:num w:numId="8">
+    <w:abstractNumId w:val="8"/>
+  </w:num>
+  <w:num w:numId="9">
+    <w:abstractNumId w:val="9"/>
+  </w:num>
+  <w:num w:numId="10">
+    <w:abstractNumId w:val="10"/>
+  </w:num>
+  <w:num w:numId="11">
+    <w:abstractNumId w:val="11"/>
+  </w:num>
+  <w:num w:numId="12">
+    <w:abstractNumId w:val="12"/>
+  </w:num>
+  <w:num w:numId="13">
+    <w:abstractNumId w:val="13"/>
+  </w:num>
+  <w:num w:numId="14">
+    <w:abstractNumId w:val="14"/>
+  </w:num>
+  <w:num w:numId="15">
+    <w:abstractNumId w:val="15"/>
+  </w:num>
+  <w:num w:numId="16">
+    <w:abstractNumId w:val="16"/>
+  </w:num>
+  <w:num w:numId="17">
+    <w:abstractNumId w:val="17"/>
+  </w:num>
+  <w:num w:numId="18">
+    <w:abstractNumId w:val="18"/>
+  </w:num>
+  <w:num w:numId="19">
+    <w:abstractNumId w:val="19"/>
+  </w:num>
+  <w:num w:numId="20">
+    <w:abstractNumId w:val="20"/>
+  </w:num>
+  <w:num w:numId="21">
+    <w:abstractNumId w:val="21"/>
+  </w:num>
+  <w:num w:numId="22">
+    <w:abstractNumId w:val="22"/>
+  </w:num>
+  <w:num w:numId="23">
+    <w:abstractNumId w:val="23"/>
+  </w:num>
+  <w:num w:numId="24">
+    <w:abstractNumId w:val="24"/>
+  </w:num>
+  <w:num w:numId="25">
+    <w:abstractNumId w:val="25"/>
+  </w:num>
+  <w:num w:numId="26">
+    <w:abstractNumId w:val="26"/>
+  </w:num>
+  <w:num w:numId="27">
+    <w:abstractNumId w:val="27"/>
+  </w:num>
+  <w:num w:numId="28">
+    <w:abstractNumId w:val="28"/>
+  </w:num>
+  <w:num w:numId="29">
+    <w:abstractNumId w:val="29"/>
+  </w:num>
+  <w:num w:numId="30">
+    <w:abstractNumId w:val="30"/>
+  </w:num>
+  <w:num w:numId="31">
+    <w:abstractNumId w:val="31"/>
+  </w:num>
+  <w:num w:numId="32">
+    <w:abstractNumId w:val="4"/>
     <w:lvlOverride w:ilvl="0">
       <w:startOverride w:val="1"/>
     </w:lvlOverride>
+  </w:num>
+  <w:num w:numId="33">
+    <w:abstractNumId w:val="4"/>
+  </w:num>
+  <w:num w:numId="34">
+    <w:abstractNumId w:val="4"/>
+  </w:num>
+  <w:num w:numId="35">
+    <w:abstractNumId w:val="4"/>
+  </w:num>
+  <w:num w:numId="36">
+    <w:abstractNumId w:val="4"/>
+  </w:num>
+  <w:num w:numId="37">
+    <w:abstractNumId w:val="4"/>
+  </w:num>
+  <w:num w:numId="38">
+    <w:abstractNumId w:val="4"/>
+  </w:num>
+  <w:num w:numId="39">
+    <w:abstractNumId w:val="4"/>
+  </w:num>
+  <w:num w:numId="40">
+    <w:abstractNumId w:val="4"/>
+  </w:num>
+  <w:num w:numId="41">
+    <w:abstractNumId w:val="4"/>
+  </w:num>
+  <w:num w:numId="42">
+    <w:abstractNumId w:val="4"/>
+  </w:num>
+  <w:num w:numId="43">
+    <w:abstractNumId w:val="4"/>
+  </w:num>
+  <w:num w:numId="44">
+    <w:abstractNumId w:val="4"/>
+  </w:num>
+  <w:num w:numId="45">
+    <w:abstractNumId w:val="4"/>
+  </w:num>
+  <w:num w:numId="46">
+    <w:abstractNumId w:val="4"/>
+  </w:num>
+  <w:num w:numId="47">
+    <w:abstractNumId w:val="4"/>
+  </w:num>
+  <w:num w:numId="48">
+    <w:abstractNumId w:val="4"/>
+  </w:num>
+  <w:num w:numId="49">
+    <w:abstractNumId w:val="4"/>
+  </w:num>
+  <w:num w:numId="50">
+    <w:abstractNumId w:val="4"/>
+  </w:num>
+  <w:num w:numId="51">
+    <w:abstractNumId w:val="4"/>
+  </w:num>
+  <w:num w:numId="52">
+    <w:abstractNumId w:val="4"/>
+  </w:num>
+  <w:num w:numId="53">
+    <w:abstractNumId w:val="4"/>
+  </w:num>
+  <w:num w:numId="54">
+    <w:abstractNumId w:val="4"/>
+  </w:num>
+  <w:num w:numId="55">
+    <w:abstractNumId w:val="4"/>
+  </w:num>
+  <w:num w:numId="56">
+    <w:abstractNumId w:val="4"/>
+  </w:num>
+  <w:num w:numId="57">
+    <w:abstractNumId w:val="4"/>
+  </w:num>
+  <w:num w:numId="58">
+    <w:abstractNumId w:val="4"/>
+  </w:num>
+  <w:num w:numId="59">
+    <w:abstractNumId w:val="4"/>
+  </w:num>
+  <w:num w:numId="60">
+    <w:abstractNumId w:val="4"/>
+  </w:num>
+  <w:num w:numId="61">
+    <w:abstractNumId w:val="4"/>
   </w:num>
 </w:numbering>
 </file>
@@ -8455,6 +14071,7 @@
     <w:qFormat/>
     <w:pPr>
       <w:widowControl/>
+      <w:suppressAutoHyphens w:val="true"/>
       <w:bidi w:val="0"/>
       <w:spacing w:before="0" w:after="0"/>
       <w:jc w:val="left"/>
@@ -8567,6 +14184,13 @@
       <w:vertAlign w:val="superscript"/>
     </w:rPr>
   </w:style>
+  <w:style w:type="character" w:styleId="FootnoteCharactersuser">
+    <w:name w:val="Footnote Characters (user)"/>
+    <w:qFormat/>
+    <w:rPr>
+      <w:vertAlign w:val="superscript"/>
+    </w:rPr>
+  </w:style>
   <w:style w:type="character" w:styleId="FootnoteReference">
     <w:name w:val="footnote reference"/>
     <w:rPr>
@@ -8595,6 +14219,13 @@
       <w:vertAlign w:val="superscript"/>
     </w:rPr>
   </w:style>
+  <w:style w:type="character" w:styleId="EndnoteCharactersuser">
+    <w:name w:val="Endnote Characters (user)"/>
+    <w:qFormat/>
+    <w:rPr>
+      <w:vertAlign w:val="superscript"/>
+    </w:rPr>
+  </w:style>
   <w:style w:type="character" w:styleId="EndnoteReference">
     <w:name w:val="endnote reference"/>
     <w:rPr>
@@ -8612,6 +14243,18 @@
       <w:sz w:val="20"/>
       <w:szCs w:val="20"/>
     </w:rPr>
+  </w:style>
+  <w:style w:type="character" w:styleId="Bulletsuser">
+    <w:name w:val="Bullets (user)"/>
+    <w:qFormat/>
+    <w:rPr>
+      <w:rFonts w:ascii="OpenSymbol" w:hAnsi="OpenSymbol" w:eastAsia="OpenSymbol" w:cs="OpenSymbol"/>
+    </w:rPr>
+  </w:style>
+  <w:style w:type="character" w:styleId="NumberingSymbols">
+    <w:name w:val="Numbering Symbols"/>
+    <w:qFormat/>
+    <w:rPr/>
   </w:style>
   <w:style w:type="paragraph" w:styleId="Heading">
     <w:name w:val="Heading"/>
@@ -8686,6 +14329,7 @@
     <w:qFormat/>
     <w:pPr>
       <w:widowControl/>
+      <w:suppressAutoHyphens w:val="true"/>
       <w:bidi w:val="0"/>
       <w:spacing w:before="0" w:after="0"/>
       <w:jc w:val="left"/>
@@ -8706,6 +14350,7 @@
     <w:qFormat/>
     <w:pPr>
       <w:widowControl/>
+      <w:suppressAutoHyphens w:val="true"/>
       <w:bidi w:val="0"/>
       <w:spacing w:before="0" w:after="0"/>
       <w:jc w:val="left"/>
